--- a/sprawozdanie.docx
+++ b/sprawozdanie.docx
@@ -57,12 +57,6 @@
           <w:lang w:val="pl-PL"/>
         </w:rPr>
         <w:t>Błażej Kuliszak 166435</w:t>
-      </w:r>
-      <w:r>
-        <w:rPr>
-          <w:rFonts w:cs="Arial" w:ascii="Arial" w:hAnsi="Arial"/>
-          <w:lang w:val="pl-PL"/>
-        </w:rPr>
         <w:tab/>
       </w:r>
     </w:p>
@@ -75,30 +69,6 @@
         </w:tabs>
         <w:rPr>
           <w:rFonts w:ascii="Arial" w:hAnsi="Arial" w:cs="Arial"/>
-          <w:lang w:val="pl-PL"/>
-        </w:rPr>
-      </w:pPr>
-      <w:r>
-        <w:rPr>
-          <w:rFonts w:cs="Arial" w:ascii="Arial" w:hAnsi="Arial"/>
-          <w:lang w:val="pl-PL"/>
-        </w:rPr>
-        <w:t>Jakub Okupniczak</w:t>
-      </w:r>
-      <w:r>
-        <w:rPr>
-          <w:rFonts w:cs="Arial" w:ascii="Arial" w:hAnsi="Arial"/>
-          <w:lang w:val="pl-PL"/>
-        </w:rPr>
-        <w:t xml:space="preserve"> Indeks</w:t>
-        <w:tab/>
-      </w:r>
-    </w:p>
-    <w:p>
-      <w:pPr>
-        <w:pStyle w:val="Normal"/>
-        <w:rPr>
-          <w:rFonts w:ascii="Arial" w:hAnsi="Arial" w:cs="Arial"/>
           <w:b/>
           <w:sz w:val="32"/>
           <w:szCs w:val="32"/>
@@ -109,41 +79,54 @@
       <w:r>
         <w:rPr>
           <w:rFonts w:cs="Arial" w:ascii="Arial" w:hAnsi="Arial"/>
+          <w:lang w:val="pl-PL"/>
+        </w:rPr>
+        <w:t>Jakub Okupniczak Indeks</w:t>
+        <w:tab/>
+      </w:r>
+    </w:p>
+    <w:p>
+      <w:pPr>
+        <w:pStyle w:val="Normal"/>
+        <w:rPr>
+          <w:rFonts w:ascii="Arial" w:hAnsi="Arial" w:cs="Arial"/>
           <w:b/>
           <w:sz w:val="32"/>
           <w:szCs w:val="32"/>
           <w:u w:val="single"/>
           <w:lang w:val="pl-PL"/>
         </w:rPr>
-      </w:r>
-    </w:p>
-    <w:p>
-      <w:pPr>
-        <w:pStyle w:val="Normal"/>
-        <w:rPr>
-          <w:rFonts w:ascii="Arial" w:hAnsi="Arial" w:cs="Arial"/>
+      </w:pPr>
+      <w:r>
+        <w:rPr>
+          <w:rFonts w:cs="Arial" w:ascii="Arial" w:hAnsi="Arial"/>
+          <w:b/>
+          <w:sz w:val="32"/>
+          <w:szCs w:val="32"/>
+          <w:u w:val="single"/>
+          <w:lang w:val="pl-PL"/>
+        </w:rPr>
+      </w:r>
+    </w:p>
+    <w:p>
+      <w:pPr>
+        <w:pStyle w:val="Normal"/>
+        <w:rPr>
+          <w:rFonts w:ascii="Arial" w:hAnsi="Arial" w:cs="Arial"/>
+          <w:b/>
+          <w:sz w:val="26"/>
+          <w:szCs w:val="26"/>
+          <w:lang w:val="pl-PL"/>
+        </w:rPr>
+      </w:pPr>
+      <w:r>
+        <w:rPr>
+          <w:rFonts w:cs="Arial" w:ascii="Arial" w:hAnsi="Arial"/>
           <w:b/>
           <w:sz w:val="28"/>
           <w:szCs w:val="28"/>
         </w:rPr>
-      </w:pPr>
-      <w:r>
-        <w:rPr>
-          <w:rFonts w:cs="Arial" w:ascii="Arial" w:hAnsi="Arial"/>
-          <w:b/>
-          <w:sz w:val="28"/>
-          <w:szCs w:val="28"/>
-        </w:rPr>
-        <w:t xml:space="preserve">Algorytm </w:t>
-      </w:r>
-      <w:r>
-        <w:rPr>
-          <w:rFonts w:cs="Arial" w:ascii="Arial" w:hAnsi="Arial"/>
-          <w:b/>
-          <w:sz w:val="28"/>
-          <w:szCs w:val="28"/>
-        </w:rPr>
-        <w:t>genetyczny</w:t>
+        <w:t>Algorytm genetyczny</w:t>
       </w:r>
     </w:p>
     <w:p>
@@ -154,7 +137,12 @@
           <w:numId w:val="2"/>
         </w:numPr>
         <w:spacing w:before="227" w:after="0"/>
-        <w:rPr/>
+        <w:rPr>
+          <w:rFonts w:ascii="Arial" w:hAnsi="Arial" w:cs="Arial"/>
+          <w:sz w:val="20"/>
+          <w:szCs w:val="20"/>
+          <w:lang w:val="pl-PL"/>
+        </w:rPr>
       </w:pPr>
       <w:r>
         <w:rPr>
@@ -170,22 +158,377 @@
     <w:p>
       <w:pPr>
         <w:pStyle w:val="Normal"/>
-        <w:jc w:val="center"/>
-        <w:rPr>
-          <w:rFonts w:ascii="Arial" w:hAnsi="Arial" w:cs="Arial"/>
-          <w:sz w:val="20"/>
-          <w:szCs w:val="20"/>
-          <w:lang w:val="pl-PL"/>
-        </w:rPr>
-      </w:pPr>
-      <w:r>
-        <w:rPr>
-          <w:rFonts w:cs="Arial" w:ascii="Arial" w:hAnsi="Arial"/>
-          <w:sz w:val="20"/>
-          <w:szCs w:val="20"/>
-          <w:lang w:val="pl-PL"/>
-        </w:rPr>
-        <w:t>[rysunek z instancją początkową]</w:t>
+        <w:spacing w:before="227" w:after="0"/>
+        <w:rPr>
+          <w:rFonts w:ascii="Arial" w:hAnsi="Arial" w:cs="Arial"/>
+          <w:sz w:val="20"/>
+          <w:szCs w:val="20"/>
+          <w:lang w:val="pl-PL"/>
+        </w:rPr>
+      </w:pPr>
+      <w:r>
+        <w:rPr>
+          <w:rFonts w:cs="Arial" w:ascii="Arial" w:hAnsi="Arial"/>
+          <w:b/>
+          <w:sz w:val="26"/>
+          <w:szCs w:val="26"/>
+          <w:lang w:val="pl-PL"/>
+        </w:rPr>
+        <w:drawing>
+          <wp:anchor distT="0" distB="0" distL="0" distR="0" simplePos="0" relativeHeight="4" behindDoc="0" locked="0" layoutInCell="0" allowOverlap="1">
+            <wp:simplePos x="0" y="0"/>
+            <wp:positionH relativeFrom="column">
+              <wp:posOffset>1952625</wp:posOffset>
+            </wp:positionH>
+            <wp:positionV relativeFrom="paragraph">
+              <wp:posOffset>8255</wp:posOffset>
+            </wp:positionV>
+            <wp:extent cx="3308350" cy="495300"/>
+            <wp:effectExtent l="0" t="0" r="0" b="0"/>
+            <wp:wrapSquare wrapText="largest"/>
+            <wp:docPr id="1" name="Obraz1 kopia 1"/>
+            <wp:cNvGraphicFramePr>
+              <a:graphicFrameLocks xmlns:a="http://schemas.openxmlformats.org/drawingml/2006/main" noChangeAspect="1"/>
+            </wp:cNvGraphicFramePr>
+            <a:graphic xmlns:a="http://schemas.openxmlformats.org/drawingml/2006/main">
+              <a:graphicData uri="http://schemas.openxmlformats.org/drawingml/2006/picture">
+                <pic:pic xmlns:pic="http://schemas.openxmlformats.org/drawingml/2006/picture">
+                  <pic:nvPicPr>
+                    <pic:cNvPr id="1" name="Obraz1 kopia 1"/>
+                    <pic:cNvPicPr>
+                      <a:picLocks noChangeAspect="1" noChangeArrowheads="1"/>
+                    </pic:cNvPicPr>
+                  </pic:nvPicPr>
+                  <pic:blipFill>
+                    <a:blip r:embed="rId2"/>
+                    <a:srcRect l="19221" t="0" r="0" b="0"/>
+                    <a:stretch>
+                      <a:fillRect/>
+                    </a:stretch>
+                  </pic:blipFill>
+                  <pic:spPr bwMode="auto">
+                    <a:xfrm>
+                      <a:off x="0" y="0"/>
+                      <a:ext cx="3308350" cy="495300"/>
+                    </a:xfrm>
+                    <a:prstGeom prst="rect">
+                      <a:avLst/>
+                    </a:prstGeom>
+                    <a:noFill/>
+                  </pic:spPr>
+                </pic:pic>
+              </a:graphicData>
+            </a:graphic>
+          </wp:anchor>
+        </w:drawing>
+      </w:r>
+      <w:r>
+        <w:rPr>
+          <w:rFonts w:cs="Arial" w:ascii="Arial" w:hAnsi="Arial"/>
+          <w:b/>
+          <w:sz w:val="26"/>
+          <w:szCs w:val="26"/>
+          <w:lang w:val="pl-PL"/>
+        </w:rPr>
+        <w:t xml:space="preserve">Lista czasów dla zadań </w:t>
+      </w:r>
+    </w:p>
+    <w:p>
+      <w:pPr>
+        <w:pStyle w:val="Normal"/>
+        <w:spacing w:before="227" w:after="0"/>
+        <w:rPr>
+          <w:rFonts w:ascii="Arial" w:hAnsi="Arial" w:cs="Arial"/>
+          <w:sz w:val="20"/>
+          <w:szCs w:val="20"/>
+          <w:lang w:val="pl-PL"/>
+        </w:rPr>
+      </w:pPr>
+      <w:r>
+        <w:rPr>
+          <w:rFonts w:cs="Arial" w:ascii="Arial" w:hAnsi="Arial"/>
+          <w:b/>
+          <w:sz w:val="26"/>
+          <w:szCs w:val="26"/>
+          <w:lang w:val="pl-PL"/>
+        </w:rPr>
+        <w:drawing>
+          <wp:anchor distT="0" distB="0" distL="0" distR="0" simplePos="0" relativeHeight="3" behindDoc="0" locked="0" layoutInCell="0" allowOverlap="1">
+            <wp:simplePos x="0" y="0"/>
+            <wp:positionH relativeFrom="column">
+              <wp:posOffset>240665</wp:posOffset>
+            </wp:positionH>
+            <wp:positionV relativeFrom="paragraph">
+              <wp:posOffset>219710</wp:posOffset>
+            </wp:positionV>
+            <wp:extent cx="4096385" cy="495300"/>
+            <wp:effectExtent l="0" t="0" r="0" b="0"/>
+            <wp:wrapSquare wrapText="largest"/>
+            <wp:docPr id="2" name="Obraz1"/>
+            <wp:cNvGraphicFramePr>
+              <a:graphicFrameLocks xmlns:a="http://schemas.openxmlformats.org/drawingml/2006/main" noChangeAspect="1"/>
+            </wp:cNvGraphicFramePr>
+            <a:graphic xmlns:a="http://schemas.openxmlformats.org/drawingml/2006/main">
+              <a:graphicData uri="http://schemas.openxmlformats.org/drawingml/2006/picture">
+                <pic:pic xmlns:pic="http://schemas.openxmlformats.org/drawingml/2006/picture">
+                  <pic:nvPicPr>
+                    <pic:cNvPr id="2" name="Obraz1"/>
+                    <pic:cNvPicPr>
+                      <a:picLocks noChangeAspect="1" noChangeArrowheads="1"/>
+                    </pic:cNvPicPr>
+                  </pic:nvPicPr>
+                  <pic:blipFill>
+                    <a:blip r:embed="rId3"/>
+                    <a:stretch>
+                      <a:fillRect/>
+                    </a:stretch>
+                  </pic:blipFill>
+                  <pic:spPr bwMode="auto">
+                    <a:xfrm>
+                      <a:off x="0" y="0"/>
+                      <a:ext cx="4096385" cy="495300"/>
+                    </a:xfrm>
+                    <a:prstGeom prst="rect">
+                      <a:avLst/>
+                    </a:prstGeom>
+                    <a:noFill/>
+                  </pic:spPr>
+                </pic:pic>
+              </a:graphicData>
+            </a:graphic>
+          </wp:anchor>
+        </w:drawing>
+      </w:r>
+    </w:p>
+    <w:p>
+      <w:pPr>
+        <w:pStyle w:val="Normal"/>
+        <w:rPr>
+          <w:rFonts w:ascii="Arial" w:hAnsi="Arial" w:cs="Arial"/>
+          <w:sz w:val="20"/>
+          <w:szCs w:val="20"/>
+          <w:lang w:val="pl-PL"/>
+        </w:rPr>
+      </w:pPr>
+      <w:r>
+        <w:rPr>
+          <w:rFonts w:cs="Arial" w:ascii="Arial" w:hAnsi="Arial"/>
+          <w:b/>
+          <w:sz w:val="26"/>
+          <w:szCs w:val="26"/>
+          <w:lang w:val="pl-PL"/>
+        </w:rPr>
+        <w:t xml:space="preserve">   </w:t>
+      </w:r>
+      <w:r>
+        <w:rPr>
+          <w:rFonts w:cs="Arial" w:ascii="Arial" w:hAnsi="Arial"/>
+          <w:b/>
+          <w:sz w:val="26"/>
+          <w:szCs w:val="26"/>
+          <w:lang w:val="pl-PL"/>
+        </w:rPr>
+        <w:t>Tmax = 20</w:t>
+      </w:r>
+    </w:p>
+    <w:p>
+      <w:pPr>
+        <w:pStyle w:val="Normal"/>
+        <w:spacing w:before="227" w:after="0"/>
+        <w:rPr>
+          <w:rFonts w:ascii="Arial" w:hAnsi="Arial" w:cs="Arial"/>
+          <w:sz w:val="20"/>
+          <w:szCs w:val="20"/>
+          <w:lang w:val="pl-PL"/>
+        </w:rPr>
+      </w:pPr>
+      <w:r>
+        <w:rPr>
+          <w:rFonts w:cs="Arial" w:ascii="Arial" w:hAnsi="Arial"/>
+          <w:b/>
+          <w:sz w:val="26"/>
+          <w:szCs w:val="26"/>
+          <w:lang w:val="pl-PL"/>
+        </w:rPr>
+      </w:r>
+    </w:p>
+    <w:p>
+      <w:pPr>
+        <w:pStyle w:val="Normal"/>
+        <w:rPr>
+          <w:rFonts w:ascii="Arial" w:hAnsi="Arial" w:cs="Arial"/>
+          <w:sz w:val="20"/>
+          <w:szCs w:val="20"/>
+          <w:lang w:val="pl-PL"/>
+        </w:rPr>
+      </w:pPr>
+      <w:r>
+        <w:rPr>
+          <w:rFonts w:cs="Arial" w:ascii="Arial" w:hAnsi="Arial"/>
+          <w:b/>
+          <w:sz w:val="26"/>
+          <w:szCs w:val="26"/>
+          <w:lang w:val="pl-PL"/>
+        </w:rPr>
+        <w:drawing>
+          <wp:anchor distT="0" distB="0" distL="0" distR="0" simplePos="0" relativeHeight="5" behindDoc="0" locked="0" layoutInCell="0" allowOverlap="1">
+            <wp:simplePos x="0" y="0"/>
+            <wp:positionH relativeFrom="column">
+              <wp:align>center</wp:align>
+            </wp:positionH>
+            <wp:positionV relativeFrom="paragraph">
+              <wp:posOffset>635</wp:posOffset>
+            </wp:positionV>
+            <wp:extent cx="5486400" cy="1183640"/>
+            <wp:effectExtent l="0" t="0" r="0" b="0"/>
+            <wp:wrapSquare wrapText="largest"/>
+            <wp:docPr id="3" name="Obraz2"/>
+            <wp:cNvGraphicFramePr>
+              <a:graphicFrameLocks xmlns:a="http://schemas.openxmlformats.org/drawingml/2006/main" noChangeAspect="1"/>
+            </wp:cNvGraphicFramePr>
+            <a:graphic xmlns:a="http://schemas.openxmlformats.org/drawingml/2006/main">
+              <a:graphicData uri="http://schemas.openxmlformats.org/drawingml/2006/picture">
+                <pic:pic xmlns:pic="http://schemas.openxmlformats.org/drawingml/2006/picture">
+                  <pic:nvPicPr>
+                    <pic:cNvPr id="3" name="Obraz2"/>
+                    <pic:cNvPicPr>
+                      <a:picLocks noChangeAspect="1" noChangeArrowheads="1"/>
+                    </pic:cNvPicPr>
+                  </pic:nvPicPr>
+                  <pic:blipFill>
+                    <a:blip r:embed="rId4"/>
+                    <a:stretch>
+                      <a:fillRect/>
+                    </a:stretch>
+                  </pic:blipFill>
+                  <pic:spPr bwMode="auto">
+                    <a:xfrm>
+                      <a:off x="0" y="0"/>
+                      <a:ext cx="5486400" cy="1183640"/>
+                    </a:xfrm>
+                    <a:prstGeom prst="rect">
+                      <a:avLst/>
+                    </a:prstGeom>
+                    <a:noFill/>
+                  </pic:spPr>
+                </pic:pic>
+              </a:graphicData>
+            </a:graphic>
+          </wp:anchor>
+        </w:drawing>
+      </w:r>
+    </w:p>
+    <w:p>
+      <w:pPr>
+        <w:pStyle w:val="Normal"/>
+        <w:rPr>
+          <w:rFonts w:ascii="Arial" w:hAnsi="Arial" w:cs="Arial"/>
+          <w:sz w:val="20"/>
+          <w:szCs w:val="20"/>
+          <w:lang w:val="pl-PL"/>
+        </w:rPr>
+      </w:pPr>
+      <w:r>
+        <w:rPr>
+          <w:rFonts w:cs="Arial" w:ascii="Arial" w:hAnsi="Arial"/>
+          <w:b/>
+          <w:sz w:val="26"/>
+          <w:szCs w:val="26"/>
+          <w:lang w:val="pl-PL"/>
+        </w:rPr>
+      </w:r>
+    </w:p>
+    <w:p>
+      <w:pPr>
+        <w:pStyle w:val="Normal"/>
+        <w:rPr>
+          <w:rFonts w:ascii="Arial" w:hAnsi="Arial" w:cs="Arial"/>
+          <w:sz w:val="20"/>
+          <w:szCs w:val="20"/>
+          <w:lang w:val="pl-PL"/>
+        </w:rPr>
+      </w:pPr>
+      <w:r>
+        <w:rPr>
+          <w:rFonts w:cs="Arial" w:ascii="Arial" w:hAnsi="Arial"/>
+          <w:b w:val="false"/>
+          <w:bCs w:val="false"/>
+          <w:sz w:val="20"/>
+          <w:szCs w:val="20"/>
+          <w:lang w:val="pl-PL"/>
+        </w:rPr>
+        <w:t xml:space="preserve">Rysunek 1. Algorytm zachłanny dla osobnika </w:t>
+      </w:r>
+      <w:r>
+        <w:rPr>
+          <w:rFonts w:cs="Arial" w:ascii="Arial" w:hAnsi="Arial"/>
+          <w:b w:val="false"/>
+          <w:bCs w:val="false"/>
+          <w:sz w:val="20"/>
+          <w:szCs w:val="20"/>
+          <w:lang w:val="pl-PL"/>
+        </w:rPr>
+        <w:t>O1</w:t>
+      </w:r>
+    </w:p>
+    <w:p>
+      <w:pPr>
+        <w:pStyle w:val="Normal"/>
+        <w:rPr>
+          <w:rFonts w:ascii="Arial" w:hAnsi="Arial" w:cs="Arial"/>
+          <w:sz w:val="20"/>
+          <w:szCs w:val="20"/>
+          <w:lang w:val="pl-PL"/>
+        </w:rPr>
+      </w:pPr>
+      <w:r>
+        <w:rPr>
+          <w:rFonts w:cs="Arial" w:ascii="Arial" w:hAnsi="Arial"/>
+          <w:b/>
+          <w:sz w:val="26"/>
+          <w:szCs w:val="26"/>
+          <w:lang w:val="pl-PL"/>
+        </w:rPr>
+      </w:r>
+    </w:p>
+    <w:p>
+      <w:pPr>
+        <w:pStyle w:val="Normal"/>
+        <w:rPr>
+          <w:rFonts w:ascii="Arial" w:hAnsi="Arial" w:cs="Arial"/>
+          <w:sz w:val="20"/>
+          <w:szCs w:val="20"/>
+          <w:lang w:val="pl-PL"/>
+        </w:rPr>
+      </w:pPr>
+      <w:r>
+        <w:rPr>
+          <w:rFonts w:cs="Arial" w:ascii="Arial" w:hAnsi="Arial"/>
+          <w:b/>
+          <w:sz w:val="26"/>
+          <w:szCs w:val="26"/>
+          <w:lang w:val="pl-PL"/>
+        </w:rPr>
+      </w:r>
+    </w:p>
+    <w:p>
+      <w:pPr>
+        <w:pStyle w:val="Normal"/>
+        <w:rPr>
+          <w:rFonts w:ascii="Arial" w:hAnsi="Arial" w:cs="Arial"/>
+          <w:sz w:val="20"/>
+          <w:szCs w:val="20"/>
+          <w:lang w:val="pl-PL"/>
+        </w:rPr>
+      </w:pPr>
+      <w:r>
+        <w:rPr>
+          <w:rFonts w:cs="Arial" w:ascii="Arial" w:hAnsi="Arial"/>
+          <w:b/>
+          <w:sz w:val="26"/>
+          <w:szCs w:val="26"/>
+          <w:lang w:val="pl-PL"/>
+        </w:rPr>
       </w:r>
     </w:p>
     <w:p>
@@ -195,7 +538,12 @@
           <w:ilvl w:val="0"/>
           <w:numId w:val="2"/>
         </w:numPr>
-        <w:rPr/>
+        <w:rPr>
+          <w:rFonts w:ascii="Arial" w:hAnsi="Arial" w:cs="Arial"/>
+          <w:sz w:val="20"/>
+          <w:szCs w:val="20"/>
+          <w:lang w:val="pl-PL"/>
+        </w:rPr>
       </w:pPr>
       <w:r>
         <w:rPr>
@@ -211,22 +559,165 @@
     <w:p>
       <w:pPr>
         <w:pStyle w:val="Normal"/>
-        <w:jc w:val="center"/>
-        <w:rPr>
-          <w:rFonts w:ascii="Arial" w:hAnsi="Arial" w:cs="Arial"/>
-          <w:sz w:val="20"/>
-          <w:szCs w:val="20"/>
-          <w:lang w:val="pl-PL"/>
-        </w:rPr>
-      </w:pPr>
-      <w:r>
-        <w:rPr>
-          <w:rFonts w:cs="Arial" w:ascii="Arial" w:hAnsi="Arial"/>
-          <w:sz w:val="20"/>
-          <w:szCs w:val="20"/>
-          <w:lang w:val="pl-PL"/>
-        </w:rPr>
-        <w:t xml:space="preserve">Kilka zdań (max. pół strony) </w:t>
+        <w:numPr>
+          <w:ilvl w:val="0"/>
+          <w:numId w:val="0"/>
+        </w:numPr>
+        <w:ind w:hanging="0" w:start="720"/>
+        <w:rPr>
+          <w:rFonts w:ascii="Arial" w:hAnsi="Arial" w:cs="Arial"/>
+          <w:b w:val="false"/>
+          <w:bCs w:val="false"/>
+          <w:sz w:val="20"/>
+          <w:szCs w:val="20"/>
+          <w:lang w:val="pl-PL"/>
+        </w:rPr>
+      </w:pPr>
+      <w:r>
+        <w:rPr>
+          <w:rFonts w:cs="Arial" w:ascii="Arial" w:hAnsi="Arial"/>
+          <w:b w:val="false"/>
+          <w:bCs w:val="false"/>
+          <w:sz w:val="20"/>
+          <w:szCs w:val="20"/>
+          <w:lang w:val="pl-PL"/>
+        </w:rPr>
+        <w:t xml:space="preserve">Algorytm genetyczny przypomina w działaniu zjawisko ewolucji biologicznej. W celu uzyskania wyniku tworzymy w sposób losowy populację początkową. Każdy z tych osobników posiada swój genotyp., którym jest pewna permutacja czasów wykonywania zadań. Stosując algorytm zachłanny na osobnikach otrzymujemy fenotyp – czas potrzebny do zakończenia wszystkich zadań. </w:t>
+      </w:r>
+      <w:r>
+        <w:rPr>
+          <w:rFonts w:cs="Arial" w:ascii="Arial" w:hAnsi="Arial"/>
+          <w:b w:val="false"/>
+          <w:bCs w:val="false"/>
+          <w:sz w:val="20"/>
+          <w:szCs w:val="20"/>
+          <w:lang w:val="pl-PL"/>
+        </w:rPr>
+        <w:t xml:space="preserve">W myśl strategii Elityzmu osobnik/i o najlepszym czasie przechodzą do nowego pokolenia bez zmian. Reszta osobników w nowym pokoleniu powstaje z krzyżowania osobników ze starego pokolenia ze sobą strategią turniejową </w:t>
+      </w:r>
+      <w:r>
+        <w:rPr>
+          <w:rFonts w:cs="Arial" w:ascii="Arial" w:hAnsi="Arial"/>
+          <w:b w:val="false"/>
+          <w:bCs w:val="false"/>
+          <w:sz w:val="20"/>
+          <w:szCs w:val="20"/>
+          <w:lang w:val="pl-PL"/>
+        </w:rPr>
+        <w:t xml:space="preserve">(losujemy </w:t>
+      </w:r>
+      <w:r>
+        <w:rPr>
+          <w:rFonts w:cs="Arial" w:ascii="Arial" w:hAnsi="Arial"/>
+          <w:b w:val="false"/>
+          <w:bCs w:val="false"/>
+          <w:sz w:val="20"/>
+          <w:szCs w:val="20"/>
+          <w:lang w:val="pl-PL"/>
+        </w:rPr>
+        <w:t xml:space="preserve">2 razy </w:t>
+      </w:r>
+      <w:r>
+        <w:rPr>
+          <w:rFonts w:cs="Arial" w:ascii="Arial" w:hAnsi="Arial"/>
+          <w:b w:val="false"/>
+          <w:bCs w:val="false"/>
+          <w:sz w:val="20"/>
+          <w:szCs w:val="20"/>
+          <w:lang w:val="pl-PL"/>
+        </w:rPr>
+        <w:t xml:space="preserve">3 osobniki i </w:t>
+      </w:r>
+      <w:r>
+        <w:rPr>
+          <w:rFonts w:cs="Arial" w:ascii="Arial" w:hAnsi="Arial"/>
+          <w:b w:val="false"/>
+          <w:bCs w:val="false"/>
+          <w:sz w:val="20"/>
+          <w:szCs w:val="20"/>
+          <w:lang w:val="pl-PL"/>
+        </w:rPr>
+        <w:t xml:space="preserve">te z </w:t>
+      </w:r>
+      <w:r>
+        <w:rPr>
+          <w:rFonts w:cs="Arial" w:ascii="Arial" w:hAnsi="Arial"/>
+          <w:b w:val="false"/>
+          <w:bCs w:val="false"/>
+          <w:sz w:val="20"/>
+          <w:szCs w:val="20"/>
+          <w:lang w:val="pl-PL"/>
+        </w:rPr>
+        <w:t>najlepszym czasem zostają rodzicem) metodą OX1 (Order Crossover). Następnie każde dziecko ma pewien procent szansy na zmutowanie, czyli zamianę ze sobą dwóch czasów.</w:t>
+      </w:r>
+    </w:p>
+    <w:p>
+      <w:pPr>
+        <w:pStyle w:val="Normal"/>
+        <w:rPr>
+          <w:rFonts w:ascii="Arial" w:hAnsi="Arial" w:cs="Arial"/>
+          <w:b w:val="false"/>
+          <w:bCs w:val="false"/>
+          <w:sz w:val="20"/>
+          <w:szCs w:val="20"/>
+          <w:lang w:val="pl-PL"/>
+        </w:rPr>
+      </w:pPr>
+      <w:r>
+        <w:rPr>
+          <w:rFonts w:cs="Arial" w:ascii="Arial" w:hAnsi="Arial"/>
+          <w:b w:val="false"/>
+          <w:bCs w:val="false"/>
+          <w:sz w:val="20"/>
+          <w:szCs w:val="20"/>
+          <w:lang w:val="pl-PL"/>
+        </w:rPr>
+      </w:r>
+    </w:p>
+    <w:p>
+      <w:pPr>
+        <w:pStyle w:val="Normal"/>
+        <w:rPr>
+          <w:rFonts w:ascii="Arial" w:hAnsi="Arial" w:cs="Arial"/>
+          <w:b w:val="false"/>
+          <w:bCs w:val="false"/>
+          <w:sz w:val="20"/>
+          <w:szCs w:val="20"/>
+          <w:lang w:val="pl-PL"/>
+        </w:rPr>
+      </w:pPr>
+      <w:r>
+        <w:rPr>
+          <w:rFonts w:cs="Arial" w:ascii="Arial" w:hAnsi="Arial"/>
+          <w:b w:val="false"/>
+          <w:bCs w:val="false"/>
+          <w:sz w:val="20"/>
+          <w:szCs w:val="20"/>
+          <w:lang w:val="pl-PL"/>
+        </w:rPr>
+      </w:r>
+    </w:p>
+    <w:p>
+      <w:pPr>
+        <w:pStyle w:val="Normal"/>
+        <w:rPr>
+          <w:rFonts w:ascii="Arial" w:hAnsi="Arial" w:cs="Arial"/>
+          <w:b w:val="false"/>
+          <w:bCs w:val="false"/>
+          <w:sz w:val="20"/>
+          <w:szCs w:val="20"/>
+          <w:lang w:val="pl-PL"/>
+        </w:rPr>
+      </w:pPr>
+      <w:r>
+        <w:rPr>
+          <w:rFonts w:cs="Arial" w:ascii="Arial" w:hAnsi="Arial"/>
+          <w:b w:val="false"/>
+          <w:bCs w:val="false"/>
+          <w:sz w:val="20"/>
+          <w:szCs w:val="20"/>
+          <w:lang w:val="pl-PL"/>
+        </w:rPr>
       </w:r>
     </w:p>
     <w:p>
@@ -237,17 +728,301 @@
           <w:numId w:val="2"/>
         </w:numPr>
         <w:ind w:hanging="357" w:start="714" w:end="0"/>
-        <w:rPr/>
-      </w:pPr>
-      <w:r>
-        <w:rPr>
-          <w:rFonts w:cs="Arial" w:ascii="Arial" w:hAnsi="Arial"/>
+        <w:rPr>
+          <w:rFonts w:ascii="Arial" w:hAnsi="Arial" w:cs="Arial"/>
           <w:b/>
           <w:sz w:val="26"/>
           <w:szCs w:val="26"/>
           <w:lang w:val="pl-PL"/>
         </w:rPr>
+      </w:pPr>
+      <w:r>
+        <w:rPr>
+          <w:rFonts w:cs="Arial" w:ascii="Arial" w:hAnsi="Arial"/>
+          <w:b/>
+          <w:sz w:val="26"/>
+          <w:szCs w:val="26"/>
+          <w:lang w:val="pl-PL"/>
+        </w:rPr>
         <w:t>Pseudokod</w:t>
+      </w:r>
+    </w:p>
+    <w:p>
+      <w:pPr>
+        <w:pStyle w:val="Normal"/>
+        <w:ind w:hanging="357" w:start="714" w:end="0"/>
+        <w:rPr>
+          <w:rFonts w:ascii="Arial" w:hAnsi="Arial" w:cs="Arial"/>
+          <w:b w:val="false"/>
+          <w:bCs w:val="false"/>
+          <w:sz w:val="20"/>
+          <w:szCs w:val="20"/>
+          <w:lang w:val="pl-PL"/>
+        </w:rPr>
+      </w:pPr>
+      <w:r>
+        <w:rPr>
+          <w:rFonts w:cs="Arial" w:ascii="Arial" w:hAnsi="Arial"/>
+          <w:b w:val="false"/>
+          <w:bCs w:val="false"/>
+          <w:sz w:val="20"/>
+          <w:szCs w:val="20"/>
+          <w:lang w:val="pl-PL"/>
+        </w:rPr>
+        <w:t>-</w:t>
+      </w:r>
+      <w:r>
+        <w:rPr>
+          <w:rFonts w:cs="Arial" w:ascii="Arial" w:hAnsi="Arial"/>
+          <w:b w:val="false"/>
+          <w:bCs w:val="false"/>
+          <w:sz w:val="20"/>
+          <w:szCs w:val="20"/>
+          <w:lang w:val="pl-PL"/>
+        </w:rPr>
+        <w:t>tworzenie nowej populacji</w:t>
+      </w:r>
+    </w:p>
+    <w:p>
+      <w:pPr>
+        <w:pStyle w:val="Normal"/>
+        <w:ind w:hanging="357" w:start="714" w:end="0"/>
+        <w:rPr>
+          <w:rFonts w:ascii="Arial" w:hAnsi="Arial" w:cs="Arial"/>
+          <w:b w:val="false"/>
+          <w:bCs w:val="false"/>
+          <w:sz w:val="20"/>
+          <w:szCs w:val="20"/>
+          <w:lang w:val="pl-PL"/>
+        </w:rPr>
+      </w:pPr>
+      <w:r>
+        <w:rPr>
+          <w:rFonts w:cs="Arial" w:ascii="Arial" w:hAnsi="Arial"/>
+          <w:b w:val="false"/>
+          <w:bCs w:val="false"/>
+          <w:sz w:val="20"/>
+          <w:szCs w:val="20"/>
+          <w:lang w:val="pl-PL"/>
+        </w:rPr>
+        <w:t>-</w:t>
+      </w:r>
+      <w:r>
+        <w:rPr>
+          <w:rFonts w:cs="Arial" w:ascii="Arial" w:hAnsi="Arial"/>
+          <w:b w:val="false"/>
+          <w:bCs w:val="false"/>
+          <w:sz w:val="20"/>
+          <w:szCs w:val="20"/>
+          <w:lang w:val="pl-PL"/>
+        </w:rPr>
+        <w:t>algorytm zachłanny</w:t>
+      </w:r>
+    </w:p>
+    <w:p>
+      <w:pPr>
+        <w:pStyle w:val="Normal"/>
+        <w:ind w:hanging="357" w:start="714" w:end="0"/>
+        <w:rPr>
+          <w:rFonts w:ascii="Arial" w:hAnsi="Arial" w:cs="Arial"/>
+          <w:b w:val="false"/>
+          <w:bCs w:val="false"/>
+          <w:sz w:val="20"/>
+          <w:szCs w:val="20"/>
+          <w:lang w:val="pl-PL"/>
+        </w:rPr>
+      </w:pPr>
+      <w:r>
+        <w:rPr>
+          <w:rFonts w:cs="Arial" w:ascii="Arial" w:hAnsi="Arial"/>
+          <w:b w:val="false"/>
+          <w:bCs w:val="false"/>
+          <w:sz w:val="20"/>
+          <w:szCs w:val="20"/>
+          <w:lang w:val="pl-PL"/>
+        </w:rPr>
+        <w:t>główna pętla programu:</w:t>
+      </w:r>
+    </w:p>
+    <w:p>
+      <w:pPr>
+        <w:pStyle w:val="Normal"/>
+        <w:ind w:hanging="357" w:start="714" w:end="0"/>
+        <w:rPr>
+          <w:rFonts w:ascii="Arial" w:hAnsi="Arial" w:cs="Arial"/>
+          <w:b w:val="false"/>
+          <w:bCs w:val="false"/>
+          <w:sz w:val="20"/>
+          <w:szCs w:val="20"/>
+          <w:lang w:val="pl-PL"/>
+        </w:rPr>
+      </w:pPr>
+      <w:r>
+        <w:rPr>
+          <w:rFonts w:cs="Arial" w:ascii="Arial" w:hAnsi="Arial"/>
+          <w:b w:val="false"/>
+          <w:bCs w:val="false"/>
+          <w:sz w:val="20"/>
+          <w:szCs w:val="20"/>
+          <w:lang w:val="pl-PL"/>
+        </w:rPr>
+        <w:tab/>
+        <w:t>-ocena czasów osobników</w:t>
+      </w:r>
+    </w:p>
+    <w:p>
+      <w:pPr>
+        <w:pStyle w:val="Normal"/>
+        <w:ind w:hanging="357" w:start="714" w:end="0"/>
+        <w:rPr>
+          <w:rFonts w:ascii="Arial" w:hAnsi="Arial" w:cs="Arial"/>
+          <w:b w:val="false"/>
+          <w:bCs w:val="false"/>
+          <w:sz w:val="20"/>
+          <w:szCs w:val="20"/>
+          <w:lang w:val="pl-PL"/>
+        </w:rPr>
+      </w:pPr>
+      <w:r>
+        <w:rPr>
+          <w:rFonts w:cs="Arial" w:ascii="Arial" w:hAnsi="Arial"/>
+          <w:b w:val="false"/>
+          <w:bCs w:val="false"/>
+          <w:sz w:val="20"/>
+          <w:szCs w:val="20"/>
+          <w:lang w:val="pl-PL"/>
+        </w:rPr>
+        <w:tab/>
+        <w:t>-przepisanie najlepszego osobnika do nowego pokolenia</w:t>
+      </w:r>
+    </w:p>
+    <w:p>
+      <w:pPr>
+        <w:pStyle w:val="Normal"/>
+        <w:ind w:hanging="357" w:start="714" w:end="0"/>
+        <w:rPr>
+          <w:rFonts w:ascii="Arial" w:hAnsi="Arial" w:cs="Arial"/>
+          <w:b w:val="false"/>
+          <w:bCs w:val="false"/>
+          <w:sz w:val="20"/>
+          <w:szCs w:val="20"/>
+          <w:lang w:val="pl-PL"/>
+        </w:rPr>
+      </w:pPr>
+      <w:r>
+        <w:rPr>
+          <w:rFonts w:cs="Arial" w:ascii="Arial" w:hAnsi="Arial"/>
+          <w:b w:val="false"/>
+          <w:bCs w:val="false"/>
+          <w:sz w:val="20"/>
+          <w:szCs w:val="20"/>
+          <w:lang w:val="pl-PL"/>
+        </w:rPr>
+        <w:tab/>
+        <w:t>-krzyżowanie osobników</w:t>
+      </w:r>
+    </w:p>
+    <w:p>
+      <w:pPr>
+        <w:pStyle w:val="Normal"/>
+        <w:ind w:hanging="357" w:start="714" w:end="0"/>
+        <w:rPr>
+          <w:rFonts w:ascii="Arial" w:hAnsi="Arial" w:cs="Arial"/>
+          <w:b w:val="false"/>
+          <w:bCs w:val="false"/>
+          <w:sz w:val="20"/>
+          <w:szCs w:val="20"/>
+          <w:lang w:val="pl-PL"/>
+        </w:rPr>
+      </w:pPr>
+      <w:r>
+        <w:rPr>
+          <w:rFonts w:cs="Arial" w:ascii="Arial" w:hAnsi="Arial"/>
+          <w:b w:val="false"/>
+          <w:bCs w:val="false"/>
+          <w:sz w:val="20"/>
+          <w:szCs w:val="20"/>
+          <w:lang w:val="pl-PL"/>
+        </w:rPr>
+        <w:tab/>
+        <w:t>-mutacje</w:t>
+      </w:r>
+    </w:p>
+    <w:p>
+      <w:pPr>
+        <w:pStyle w:val="Normal"/>
+        <w:ind w:hanging="357" w:start="714" w:end="0"/>
+        <w:rPr>
+          <w:rFonts w:ascii="Arial" w:hAnsi="Arial" w:cs="Arial"/>
+          <w:b w:val="false"/>
+          <w:bCs w:val="false"/>
+          <w:sz w:val="20"/>
+          <w:szCs w:val="20"/>
+          <w:lang w:val="pl-PL"/>
+        </w:rPr>
+      </w:pPr>
+      <w:r>
+        <w:rPr>
+          <w:rFonts w:cs="Arial" w:ascii="Arial" w:hAnsi="Arial"/>
+          <w:b w:val="false"/>
+          <w:bCs w:val="false"/>
+          <w:sz w:val="20"/>
+          <w:szCs w:val="20"/>
+          <w:lang w:val="pl-PL"/>
+        </w:rPr>
+        <w:tab/>
+        <w:t>-algorytm zachłanny</w:t>
+      </w:r>
+    </w:p>
+    <w:p>
+      <w:pPr>
+        <w:pStyle w:val="Normal"/>
+        <w:ind w:hanging="357" w:start="714" w:end="0"/>
+        <w:rPr>
+          <w:rFonts w:ascii="Arial" w:hAnsi="Arial" w:cs="Arial"/>
+          <w:b w:val="false"/>
+          <w:bCs w:val="false"/>
+          <w:sz w:val="20"/>
+          <w:szCs w:val="20"/>
+          <w:lang w:val="pl-PL"/>
+        </w:rPr>
+      </w:pPr>
+      <w:r>
+        <w:rPr>
+          <w:rFonts w:cs="Arial" w:ascii="Arial" w:hAnsi="Arial"/>
+          <w:b w:val="false"/>
+          <w:bCs w:val="false"/>
+          <w:sz w:val="20"/>
+          <w:szCs w:val="20"/>
+          <w:lang w:val="pl-PL"/>
+        </w:rPr>
+        <w:tab/>
+        <w:t>-podmiana osobników na te z nowego pokolenia</w:t>
+      </w:r>
+    </w:p>
+    <w:p>
+      <w:pPr>
+        <w:pStyle w:val="Normal"/>
+        <w:ind w:hanging="357" w:start="714" w:end="0"/>
+        <w:rPr>
+          <w:rFonts w:ascii="Arial" w:hAnsi="Arial" w:cs="Arial"/>
+          <w:b w:val="false"/>
+          <w:bCs w:val="false"/>
+          <w:sz w:val="20"/>
+          <w:szCs w:val="20"/>
+          <w:lang w:val="pl-PL"/>
+        </w:rPr>
+      </w:pPr>
+      <w:r>
+        <w:rPr>
+          <w:rFonts w:cs="Arial" w:ascii="Arial" w:hAnsi="Arial"/>
+          <w:b w:val="false"/>
+          <w:bCs w:val="false"/>
+          <w:sz w:val="20"/>
+          <w:szCs w:val="20"/>
+          <w:lang w:val="pl-PL"/>
+        </w:rPr>
+        <w:t>-uzyskanie wyniku;</w:t>
       </w:r>
     </w:p>
     <w:p>
@@ -259,8 +1034,62 @@
         </w:numPr>
         <w:spacing w:before="164" w:after="0"/>
         <w:ind w:hanging="357" w:start="714" w:end="0"/>
-        <w:rPr/>
-      </w:pPr>
+        <w:rPr>
+          <w:rFonts w:ascii="Arial" w:hAnsi="Arial" w:cs="Arial"/>
+          <w:sz w:val="20"/>
+          <w:szCs w:val="20"/>
+          <w:lang w:val="pl-PL"/>
+        </w:rPr>
+      </w:pPr>
+      <w:r>
+        <w:drawing>
+          <wp:anchor distT="0" distB="0" distL="0" distR="0" simplePos="0" relativeHeight="2" behindDoc="0" locked="0" layoutInCell="0" allowOverlap="1">
+            <wp:simplePos x="0" y="0"/>
+            <wp:positionH relativeFrom="column">
+              <wp:posOffset>33020</wp:posOffset>
+            </wp:positionH>
+            <wp:positionV relativeFrom="paragraph">
+              <wp:posOffset>338455</wp:posOffset>
+            </wp:positionV>
+            <wp:extent cx="5259705" cy="3002280"/>
+            <wp:effectExtent l="0" t="0" r="0" b="0"/>
+            <wp:wrapSquare wrapText="largest"/>
+            <wp:docPr id="4" name="Obraz3"/>
+            <wp:cNvGraphicFramePr>
+              <a:graphicFrameLocks xmlns:a="http://schemas.openxmlformats.org/drawingml/2006/main" noChangeAspect="1"/>
+            </wp:cNvGraphicFramePr>
+            <a:graphic xmlns:a="http://schemas.openxmlformats.org/drawingml/2006/main">
+              <a:graphicData uri="http://schemas.openxmlformats.org/drawingml/2006/picture">
+                <pic:pic xmlns:pic="http://schemas.openxmlformats.org/drawingml/2006/picture">
+                  <pic:nvPicPr>
+                    <pic:cNvPr id="4" name="Obraz3"/>
+                    <pic:cNvPicPr>
+                      <a:picLocks noChangeAspect="1" noChangeArrowheads="1"/>
+                    </pic:cNvPicPr>
+                  </pic:nvPicPr>
+                  <pic:blipFill>
+                    <a:blip r:embed="rId5"/>
+                    <a:srcRect l="0" t="0" r="0" b="2444"/>
+                    <a:stretch>
+                      <a:fillRect/>
+                    </a:stretch>
+                  </pic:blipFill>
+                  <pic:spPr bwMode="auto">
+                    <a:xfrm>
+                      <a:off x="0" y="0"/>
+                      <a:ext cx="5259705" cy="3002280"/>
+                    </a:xfrm>
+                    <a:prstGeom prst="rect">
+                      <a:avLst/>
+                    </a:prstGeom>
+                    <a:noFill/>
+                  </pic:spPr>
+                </pic:pic>
+              </a:graphicData>
+            </a:graphic>
+          </wp:anchor>
+        </w:drawing>
+      </w:r>
       <w:r>
         <w:rPr>
           <w:rFonts w:cs="Arial" w:ascii="Arial" w:hAnsi="Arial"/>
@@ -270,6 +1099,782 @@
           <w:lang w:val="pl-PL"/>
         </w:rPr>
         <w:t xml:space="preserve">Przykład obrazujący działanie </w:t>
+      </w:r>
+    </w:p>
+    <w:p>
+      <w:pPr>
+        <w:pStyle w:val="Normal"/>
+        <w:spacing w:before="164" w:after="0"/>
+        <w:ind w:hanging="0" w:start="0" w:end="0"/>
+        <w:rPr>
+          <w:rFonts w:ascii="Arial" w:hAnsi="Arial" w:cs="Arial"/>
+          <w:sz w:val="20"/>
+          <w:szCs w:val="20"/>
+          <w:lang w:val="pl-PL"/>
+        </w:rPr>
+      </w:pPr>
+      <w:r>
+        <w:rPr>
+          <w:rFonts w:cs="Arial" w:ascii="Arial" w:hAnsi="Arial"/>
+          <w:b/>
+          <w:sz w:val="20"/>
+          <w:szCs w:val="20"/>
+          <w:lang w:val="pl-PL"/>
+        </w:rPr>
+      </w:r>
+    </w:p>
+    <w:p>
+      <w:pPr>
+        <w:pStyle w:val="Normal"/>
+        <w:spacing w:before="164" w:after="0"/>
+        <w:ind w:hanging="0" w:start="0" w:end="0"/>
+        <w:rPr>
+          <w:rFonts w:ascii="Arial" w:hAnsi="Arial" w:cs="Arial"/>
+          <w:sz w:val="20"/>
+          <w:szCs w:val="20"/>
+          <w:lang w:val="pl-PL"/>
+        </w:rPr>
+      </w:pPr>
+      <w:r>
+        <w:rPr>
+          <w:rFonts w:cs="Arial" w:ascii="Arial" w:hAnsi="Arial"/>
+          <w:b/>
+          <w:sz w:val="20"/>
+          <w:szCs w:val="20"/>
+          <w:lang w:val="pl-PL"/>
+        </w:rPr>
+      </w:r>
+    </w:p>
+    <w:p>
+      <w:pPr>
+        <w:pStyle w:val="Normal"/>
+        <w:spacing w:before="164" w:after="0"/>
+        <w:ind w:hanging="0" w:start="0" w:end="0"/>
+        <w:rPr>
+          <w:rFonts w:ascii="Arial" w:hAnsi="Arial" w:cs="Arial"/>
+          <w:sz w:val="20"/>
+          <w:szCs w:val="20"/>
+          <w:lang w:val="pl-PL"/>
+        </w:rPr>
+      </w:pPr>
+      <w:r>
+        <w:rPr>
+          <w:rFonts w:cs="Arial" w:ascii="Arial" w:hAnsi="Arial"/>
+          <w:b/>
+          <w:sz w:val="20"/>
+          <w:szCs w:val="20"/>
+          <w:lang w:val="pl-PL"/>
+        </w:rPr>
+      </w:r>
+    </w:p>
+    <w:p>
+      <w:pPr>
+        <w:pStyle w:val="Normal"/>
+        <w:spacing w:before="164" w:after="0"/>
+        <w:ind w:hanging="0" w:start="0" w:end="0"/>
+        <w:rPr>
+          <w:rFonts w:ascii="Arial" w:hAnsi="Arial" w:cs="Arial"/>
+          <w:sz w:val="20"/>
+          <w:szCs w:val="20"/>
+          <w:lang w:val="pl-PL"/>
+        </w:rPr>
+      </w:pPr>
+      <w:r>
+        <w:rPr>
+          <w:rFonts w:cs="Arial" w:ascii="Arial" w:hAnsi="Arial"/>
+          <w:b/>
+          <w:sz w:val="20"/>
+          <w:szCs w:val="20"/>
+          <w:lang w:val="pl-PL"/>
+        </w:rPr>
+      </w:r>
+    </w:p>
+    <w:p>
+      <w:pPr>
+        <w:pStyle w:val="Normal"/>
+        <w:spacing w:before="164" w:after="0"/>
+        <w:ind w:hanging="0" w:start="0" w:end="0"/>
+        <w:rPr>
+          <w:rFonts w:ascii="Arial" w:hAnsi="Arial" w:cs="Arial"/>
+          <w:sz w:val="20"/>
+          <w:szCs w:val="20"/>
+          <w:lang w:val="pl-PL"/>
+        </w:rPr>
+      </w:pPr>
+      <w:r>
+        <w:rPr>
+          <w:rFonts w:cs="Arial" w:ascii="Arial" w:hAnsi="Arial"/>
+          <w:b/>
+          <w:sz w:val="20"/>
+          <w:szCs w:val="20"/>
+          <w:lang w:val="pl-PL"/>
+        </w:rPr>
+      </w:r>
+    </w:p>
+    <w:p>
+      <w:pPr>
+        <w:pStyle w:val="Normal"/>
+        <w:spacing w:before="164" w:after="0"/>
+        <w:ind w:hanging="0" w:start="0" w:end="0"/>
+        <w:rPr>
+          <w:rFonts w:ascii="Arial" w:hAnsi="Arial" w:cs="Arial"/>
+          <w:sz w:val="20"/>
+          <w:szCs w:val="20"/>
+          <w:lang w:val="pl-PL"/>
+        </w:rPr>
+      </w:pPr>
+      <w:r>
+        <w:rPr>
+          <w:rFonts w:cs="Arial" w:ascii="Arial" w:hAnsi="Arial"/>
+          <w:b/>
+          <w:sz w:val="20"/>
+          <w:szCs w:val="20"/>
+          <w:lang w:val="pl-PL"/>
+        </w:rPr>
+      </w:r>
+    </w:p>
+    <w:p>
+      <w:pPr>
+        <w:pStyle w:val="Normal"/>
+        <w:spacing w:before="164" w:after="0"/>
+        <w:ind w:hanging="0" w:start="0" w:end="0"/>
+        <w:rPr>
+          <w:rFonts w:ascii="Arial" w:hAnsi="Arial" w:cs="Arial"/>
+          <w:sz w:val="20"/>
+          <w:szCs w:val="20"/>
+          <w:lang w:val="pl-PL"/>
+        </w:rPr>
+      </w:pPr>
+      <w:r>
+        <w:rPr>
+          <w:rFonts w:cs="Arial" w:ascii="Arial" w:hAnsi="Arial"/>
+          <w:b/>
+          <w:sz w:val="20"/>
+          <w:szCs w:val="20"/>
+          <w:lang w:val="pl-PL"/>
+        </w:rPr>
+      </w:r>
+    </w:p>
+    <w:p>
+      <w:pPr>
+        <w:pStyle w:val="Normal"/>
+        <w:spacing w:before="164" w:after="0"/>
+        <w:ind w:hanging="0" w:start="0" w:end="0"/>
+        <w:rPr>
+          <w:rFonts w:ascii="Arial" w:hAnsi="Arial" w:cs="Arial"/>
+          <w:sz w:val="20"/>
+          <w:szCs w:val="20"/>
+          <w:lang w:val="pl-PL"/>
+        </w:rPr>
+      </w:pPr>
+      <w:r>
+        <w:rPr>
+          <w:rFonts w:cs="Arial" w:ascii="Arial" w:hAnsi="Arial"/>
+          <w:b/>
+          <w:sz w:val="20"/>
+          <w:szCs w:val="20"/>
+          <w:lang w:val="pl-PL"/>
+        </w:rPr>
+      </w:r>
+    </w:p>
+    <w:p>
+      <w:pPr>
+        <w:pStyle w:val="Normal"/>
+        <w:spacing w:before="164" w:after="0"/>
+        <w:ind w:hanging="0" w:start="0" w:end="0"/>
+        <w:rPr>
+          <w:rFonts w:ascii="Arial" w:hAnsi="Arial" w:cs="Arial"/>
+          <w:sz w:val="20"/>
+          <w:szCs w:val="20"/>
+          <w:lang w:val="pl-PL"/>
+        </w:rPr>
+      </w:pPr>
+      <w:r>
+        <w:rPr>
+          <w:rFonts w:cs="Arial" w:ascii="Arial" w:hAnsi="Arial"/>
+          <w:b/>
+          <w:sz w:val="20"/>
+          <w:szCs w:val="20"/>
+          <w:lang w:val="pl-PL"/>
+        </w:rPr>
+      </w:r>
+    </w:p>
+    <w:p>
+      <w:pPr>
+        <w:pStyle w:val="Normal"/>
+        <w:spacing w:before="164" w:after="0"/>
+        <w:ind w:hanging="0" w:start="0" w:end="0"/>
+        <w:rPr>
+          <w:rFonts w:ascii="Arial" w:hAnsi="Arial" w:cs="Arial"/>
+          <w:sz w:val="20"/>
+          <w:szCs w:val="20"/>
+          <w:lang w:val="pl-PL"/>
+        </w:rPr>
+      </w:pPr>
+      <w:r>
+        <w:rPr>
+          <w:rFonts w:cs="Arial" w:ascii="Arial" w:hAnsi="Arial"/>
+          <w:b/>
+          <w:sz w:val="20"/>
+          <w:szCs w:val="20"/>
+          <w:lang w:val="pl-PL"/>
+        </w:rPr>
+      </w:r>
+    </w:p>
+    <w:p>
+      <w:pPr>
+        <w:pStyle w:val="Normal"/>
+        <w:spacing w:before="164" w:after="0"/>
+        <w:ind w:hanging="0" w:start="0" w:end="0"/>
+        <w:rPr>
+          <w:rFonts w:ascii="Arial" w:hAnsi="Arial" w:cs="Arial"/>
+          <w:sz w:val="20"/>
+          <w:szCs w:val="20"/>
+          <w:lang w:val="pl-PL"/>
+        </w:rPr>
+      </w:pPr>
+      <w:r>
+        <w:rPr>
+          <w:rFonts w:cs="Arial" w:ascii="Arial" w:hAnsi="Arial"/>
+          <w:b/>
+          <w:sz w:val="20"/>
+          <w:szCs w:val="20"/>
+          <w:lang w:val="pl-PL"/>
+        </w:rPr>
+      </w:r>
+    </w:p>
+    <w:p>
+      <w:pPr>
+        <w:pStyle w:val="Normal"/>
+        <w:spacing w:before="164" w:after="0"/>
+        <w:ind w:hanging="0" w:start="0" w:end="0"/>
+        <w:rPr>
+          <w:rFonts w:ascii="Arial" w:hAnsi="Arial" w:cs="Arial"/>
+          <w:sz w:val="20"/>
+          <w:szCs w:val="20"/>
+          <w:lang w:val="pl-PL"/>
+        </w:rPr>
+      </w:pPr>
+      <w:r>
+        <w:rPr>
+          <w:rFonts w:cs="Arial" w:ascii="Arial" w:hAnsi="Arial"/>
+          <w:b/>
+          <w:sz w:val="20"/>
+          <w:szCs w:val="20"/>
+          <w:lang w:val="pl-PL"/>
+        </w:rPr>
+      </w:r>
+    </w:p>
+    <w:p>
+      <w:pPr>
+        <w:pStyle w:val="Normal"/>
+        <w:spacing w:before="164" w:after="0"/>
+        <w:ind w:hanging="0" w:start="0" w:end="0"/>
+        <w:rPr>
+          <w:rFonts w:ascii="Arial" w:hAnsi="Arial" w:cs="Arial"/>
+          <w:sz w:val="20"/>
+          <w:szCs w:val="20"/>
+          <w:lang w:val="pl-PL"/>
+        </w:rPr>
+      </w:pPr>
+      <w:r>
+        <w:rPr>
+          <w:rFonts w:cs="Arial" w:ascii="Arial" w:hAnsi="Arial"/>
+          <w:b/>
+          <w:sz w:val="20"/>
+          <w:szCs w:val="20"/>
+          <w:lang w:val="pl-PL"/>
+        </w:rPr>
+      </w:r>
+    </w:p>
+    <w:p>
+      <w:pPr>
+        <w:pStyle w:val="Normal"/>
+        <w:spacing w:before="164" w:after="0"/>
+        <w:ind w:hanging="0" w:start="0" w:end="0"/>
+        <w:rPr>
+          <w:rFonts w:ascii="Arial" w:hAnsi="Arial" w:cs="Arial"/>
+          <w:sz w:val="20"/>
+          <w:szCs w:val="20"/>
+          <w:lang w:val="pl-PL"/>
+        </w:rPr>
+      </w:pPr>
+      <w:r>
+        <w:rPr>
+          <w:rFonts w:cs="Arial" w:ascii="Arial" w:hAnsi="Arial"/>
+          <w:b/>
+          <w:sz w:val="20"/>
+          <w:szCs w:val="20"/>
+          <w:lang w:val="pl-PL"/>
+        </w:rPr>
+        <w:t>Tworzenie nowego osobnika na bazie osobnika O1</w:t>
+      </w:r>
+    </w:p>
+    <w:p>
+      <w:pPr>
+        <w:pStyle w:val="Normal"/>
+        <w:spacing w:before="164" w:after="0"/>
+        <w:ind w:hanging="0" w:start="0" w:end="0"/>
+        <w:rPr>
+          <w:rFonts w:ascii="Arial" w:hAnsi="Arial" w:cs="Arial"/>
+          <w:sz w:val="20"/>
+          <w:szCs w:val="20"/>
+          <w:lang w:val="pl-PL"/>
+        </w:rPr>
+      </w:pPr>
+      <w:r>
+        <w:rPr>
+          <w:rFonts w:cs="Arial" w:ascii="Arial" w:hAnsi="Arial"/>
+          <w:b/>
+          <w:sz w:val="20"/>
+          <w:szCs w:val="20"/>
+          <w:lang w:val="pl-PL"/>
+        </w:rPr>
+        <w:drawing>
+          <wp:anchor distT="0" distB="0" distL="0" distR="0" simplePos="0" relativeHeight="7" behindDoc="0" locked="0" layoutInCell="0" allowOverlap="1">
+            <wp:simplePos x="0" y="0"/>
+            <wp:positionH relativeFrom="column">
+              <wp:posOffset>10160</wp:posOffset>
+            </wp:positionH>
+            <wp:positionV relativeFrom="paragraph">
+              <wp:posOffset>101600</wp:posOffset>
+            </wp:positionV>
+            <wp:extent cx="4134485" cy="1914525"/>
+            <wp:effectExtent l="0" t="0" r="0" b="0"/>
+            <wp:wrapSquare wrapText="largest"/>
+            <wp:docPr id="5" name="Obraz4"/>
+            <wp:cNvGraphicFramePr>
+              <a:graphicFrameLocks xmlns:a="http://schemas.openxmlformats.org/drawingml/2006/main" noChangeAspect="1"/>
+            </wp:cNvGraphicFramePr>
+            <a:graphic xmlns:a="http://schemas.openxmlformats.org/drawingml/2006/main">
+              <a:graphicData uri="http://schemas.openxmlformats.org/drawingml/2006/picture">
+                <pic:pic xmlns:pic="http://schemas.openxmlformats.org/drawingml/2006/picture">
+                  <pic:nvPicPr>
+                    <pic:cNvPr id="5" name="Obraz4"/>
+                    <pic:cNvPicPr>
+                      <a:picLocks noChangeAspect="1" noChangeArrowheads="1"/>
+                    </pic:cNvPicPr>
+                  </pic:nvPicPr>
+                  <pic:blipFill>
+                    <a:blip r:embed="rId6"/>
+                    <a:stretch>
+                      <a:fillRect/>
+                    </a:stretch>
+                  </pic:blipFill>
+                  <pic:spPr bwMode="auto">
+                    <a:xfrm>
+                      <a:off x="0" y="0"/>
+                      <a:ext cx="4134485" cy="1914525"/>
+                    </a:xfrm>
+                    <a:prstGeom prst="rect">
+                      <a:avLst/>
+                    </a:prstGeom>
+                    <a:noFill/>
+                  </pic:spPr>
+                </pic:pic>
+              </a:graphicData>
+            </a:graphic>
+          </wp:anchor>
+        </w:drawing>
+      </w:r>
+    </w:p>
+    <w:p>
+      <w:pPr>
+        <w:pStyle w:val="Normal"/>
+        <w:spacing w:before="164" w:after="0"/>
+        <w:ind w:hanging="0" w:start="0" w:end="0"/>
+        <w:rPr>
+          <w:rFonts w:ascii="Arial" w:hAnsi="Arial" w:cs="Arial"/>
+          <w:sz w:val="20"/>
+          <w:szCs w:val="20"/>
+          <w:lang w:val="pl-PL"/>
+        </w:rPr>
+      </w:pPr>
+      <w:r>
+        <w:rPr>
+          <w:rFonts w:cs="Arial" w:ascii="Arial" w:hAnsi="Arial"/>
+          <w:b/>
+          <w:sz w:val="20"/>
+          <w:szCs w:val="20"/>
+          <w:lang w:val="pl-PL"/>
+        </w:rPr>
+      </w:r>
+    </w:p>
+    <w:p>
+      <w:pPr>
+        <w:pStyle w:val="Normal"/>
+        <w:spacing w:before="164" w:after="0"/>
+        <w:ind w:hanging="0" w:start="0" w:end="0"/>
+        <w:rPr>
+          <w:rFonts w:ascii="Arial" w:hAnsi="Arial" w:cs="Arial"/>
+          <w:sz w:val="20"/>
+          <w:szCs w:val="20"/>
+          <w:lang w:val="pl-PL"/>
+        </w:rPr>
+      </w:pPr>
+      <w:r>
+        <w:rPr>
+          <w:rFonts w:cs="Arial" w:ascii="Arial" w:hAnsi="Arial"/>
+          <w:b/>
+          <w:sz w:val="20"/>
+          <w:szCs w:val="20"/>
+          <w:lang w:val="pl-PL"/>
+        </w:rPr>
+      </w:r>
+    </w:p>
+    <w:p>
+      <w:pPr>
+        <w:pStyle w:val="Normal"/>
+        <w:spacing w:before="164" w:after="0"/>
+        <w:ind w:hanging="0" w:start="0" w:end="0"/>
+        <w:rPr>
+          <w:rFonts w:ascii="Arial" w:hAnsi="Arial" w:cs="Arial"/>
+          <w:sz w:val="20"/>
+          <w:szCs w:val="20"/>
+          <w:lang w:val="pl-PL"/>
+        </w:rPr>
+      </w:pPr>
+      <w:r>
+        <w:rPr>
+          <w:rFonts w:cs="Arial" w:ascii="Arial" w:hAnsi="Arial"/>
+          <w:b/>
+          <w:sz w:val="20"/>
+          <w:szCs w:val="20"/>
+          <w:lang w:val="pl-PL"/>
+        </w:rPr>
+      </w:r>
+    </w:p>
+    <w:p>
+      <w:pPr>
+        <w:pStyle w:val="Normal"/>
+        <w:spacing w:before="164" w:after="0"/>
+        <w:ind w:hanging="0" w:start="0" w:end="0"/>
+        <w:rPr>
+          <w:rFonts w:ascii="Arial" w:hAnsi="Arial" w:cs="Arial"/>
+          <w:sz w:val="20"/>
+          <w:szCs w:val="20"/>
+          <w:lang w:val="pl-PL"/>
+        </w:rPr>
+      </w:pPr>
+      <w:r>
+        <w:rPr>
+          <w:rFonts w:cs="Arial" w:ascii="Arial" w:hAnsi="Arial"/>
+          <w:b/>
+          <w:sz w:val="20"/>
+          <w:szCs w:val="20"/>
+          <w:lang w:val="pl-PL"/>
+        </w:rPr>
+      </w:r>
+    </w:p>
+    <w:p>
+      <w:pPr>
+        <w:pStyle w:val="Normal"/>
+        <w:spacing w:before="164" w:after="0"/>
+        <w:ind w:hanging="0" w:start="0" w:end="0"/>
+        <w:rPr>
+          <w:rFonts w:ascii="Arial" w:hAnsi="Arial" w:cs="Arial"/>
+          <w:sz w:val="20"/>
+          <w:szCs w:val="20"/>
+          <w:lang w:val="pl-PL"/>
+        </w:rPr>
+      </w:pPr>
+      <w:r>
+        <w:rPr>
+          <w:rFonts w:cs="Arial" w:ascii="Arial" w:hAnsi="Arial"/>
+          <w:b/>
+          <w:sz w:val="20"/>
+          <w:szCs w:val="20"/>
+          <w:lang w:val="pl-PL"/>
+        </w:rPr>
+      </w:r>
+    </w:p>
+    <w:p>
+      <w:pPr>
+        <w:pStyle w:val="Normal"/>
+        <w:spacing w:before="164" w:after="0"/>
+        <w:ind w:hanging="0" w:start="0" w:end="0"/>
+        <w:rPr>
+          <w:rFonts w:ascii="Arial" w:hAnsi="Arial" w:cs="Arial"/>
+          <w:sz w:val="20"/>
+          <w:szCs w:val="20"/>
+          <w:lang w:val="pl-PL"/>
+        </w:rPr>
+      </w:pPr>
+      <w:r>
+        <w:rPr>
+          <w:rFonts w:cs="Arial" w:ascii="Arial" w:hAnsi="Arial"/>
+          <w:b/>
+          <w:sz w:val="20"/>
+          <w:szCs w:val="20"/>
+          <w:lang w:val="pl-PL"/>
+        </w:rPr>
+      </w:r>
+    </w:p>
+    <w:p>
+      <w:pPr>
+        <w:pStyle w:val="Normal"/>
+        <w:spacing w:before="164" w:after="0"/>
+        <w:ind w:hanging="0" w:start="0" w:end="0"/>
+        <w:rPr>
+          <w:rFonts w:ascii="Arial" w:hAnsi="Arial" w:cs="Arial"/>
+          <w:sz w:val="20"/>
+          <w:szCs w:val="20"/>
+          <w:lang w:val="pl-PL"/>
+        </w:rPr>
+      </w:pPr>
+      <w:r>
+        <w:rPr>
+          <w:rFonts w:cs="Arial" w:ascii="Arial" w:hAnsi="Arial"/>
+          <w:b/>
+          <w:sz w:val="20"/>
+          <w:szCs w:val="20"/>
+          <w:lang w:val="pl-PL"/>
+        </w:rPr>
+      </w:r>
+    </w:p>
+    <w:p>
+      <w:pPr>
+        <w:pStyle w:val="Normal"/>
+        <w:spacing w:before="164" w:after="0"/>
+        <w:ind w:hanging="0" w:start="0" w:end="0"/>
+        <w:rPr>
+          <w:rFonts w:ascii="Arial" w:hAnsi="Arial" w:cs="Arial"/>
+          <w:sz w:val="20"/>
+          <w:szCs w:val="20"/>
+          <w:lang w:val="pl-PL"/>
+        </w:rPr>
+      </w:pPr>
+      <w:r>
+        <w:rPr>
+          <w:rFonts w:cs="Arial" w:ascii="Arial" w:hAnsi="Arial"/>
+          <w:b/>
+          <w:sz w:val="20"/>
+          <w:szCs w:val="20"/>
+          <w:lang w:val="pl-PL"/>
+        </w:rPr>
+      </w:r>
+    </w:p>
+    <w:p>
+      <w:pPr>
+        <w:pStyle w:val="Normal"/>
+        <w:spacing w:before="164" w:after="0"/>
+        <w:ind w:hanging="0" w:start="0" w:end="0"/>
+        <w:rPr>
+          <w:rFonts w:ascii="Arial" w:hAnsi="Arial" w:cs="Arial"/>
+          <w:sz w:val="20"/>
+          <w:szCs w:val="20"/>
+          <w:lang w:val="pl-PL"/>
+        </w:rPr>
+      </w:pPr>
+      <w:r>
+        <w:rPr>
+          <w:rFonts w:cs="Arial" w:ascii="Arial" w:hAnsi="Arial"/>
+          <w:b/>
+          <w:sz w:val="20"/>
+          <w:szCs w:val="20"/>
+          <w:lang w:val="pl-PL"/>
+        </w:rPr>
+      </w:r>
+    </w:p>
+    <w:p>
+      <w:pPr>
+        <w:pStyle w:val="Normal"/>
+        <w:spacing w:before="164" w:after="0"/>
+        <w:ind w:hanging="0" w:start="0" w:end="0"/>
+        <w:rPr>
+          <w:rFonts w:ascii="Arial" w:hAnsi="Arial" w:cs="Arial"/>
+          <w:sz w:val="20"/>
+          <w:szCs w:val="20"/>
+          <w:lang w:val="pl-PL"/>
+        </w:rPr>
+      </w:pPr>
+      <w:r>
+        <w:rPr>
+          <w:rFonts w:cs="Arial" w:ascii="Arial" w:hAnsi="Arial"/>
+          <w:b/>
+          <w:sz w:val="20"/>
+          <w:szCs w:val="20"/>
+          <w:lang w:val="pl-PL"/>
+        </w:rPr>
+        <w:t>Krzyżowanie osobników na przykładzie Osobnika O1 i Osobnika O2</w:t>
+      </w:r>
+    </w:p>
+    <w:p>
+      <w:pPr>
+        <w:pStyle w:val="Normal"/>
+        <w:spacing w:before="164" w:after="0"/>
+        <w:ind w:hanging="0" w:start="0" w:end="0"/>
+        <w:rPr>
+          <w:rFonts w:ascii="Arial" w:hAnsi="Arial" w:cs="Arial"/>
+          <w:sz w:val="20"/>
+          <w:szCs w:val="20"/>
+          <w:lang w:val="pl-PL"/>
+        </w:rPr>
+      </w:pPr>
+      <w:r>
+        <w:rPr>
+          <w:rFonts w:cs="Arial" w:ascii="Arial" w:hAnsi="Arial"/>
+          <w:b/>
+          <w:sz w:val="20"/>
+          <w:szCs w:val="20"/>
+          <w:lang w:val="pl-PL"/>
+        </w:rPr>
+        <w:drawing>
+          <wp:anchor distT="0" distB="0" distL="0" distR="0" simplePos="0" relativeHeight="6" behindDoc="0" locked="0" layoutInCell="0" allowOverlap="1">
+            <wp:simplePos x="0" y="0"/>
+            <wp:positionH relativeFrom="column">
+              <wp:align>center</wp:align>
+            </wp:positionH>
+            <wp:positionV relativeFrom="paragraph">
+              <wp:posOffset>635</wp:posOffset>
+            </wp:positionV>
+            <wp:extent cx="4086860" cy="2095500"/>
+            <wp:effectExtent l="0" t="0" r="0" b="0"/>
+            <wp:wrapSquare wrapText="largest"/>
+            <wp:docPr id="6" name="Obraz6"/>
+            <wp:cNvGraphicFramePr>
+              <a:graphicFrameLocks xmlns:a="http://schemas.openxmlformats.org/drawingml/2006/main" noChangeAspect="1"/>
+            </wp:cNvGraphicFramePr>
+            <a:graphic xmlns:a="http://schemas.openxmlformats.org/drawingml/2006/main">
+              <a:graphicData uri="http://schemas.openxmlformats.org/drawingml/2006/picture">
+                <pic:pic xmlns:pic="http://schemas.openxmlformats.org/drawingml/2006/picture">
+                  <pic:nvPicPr>
+                    <pic:cNvPr id="6" name="Obraz6"/>
+                    <pic:cNvPicPr>
+                      <a:picLocks noChangeAspect="1" noChangeArrowheads="1"/>
+                    </pic:cNvPicPr>
+                  </pic:nvPicPr>
+                  <pic:blipFill>
+                    <a:blip r:embed="rId7"/>
+                    <a:stretch>
+                      <a:fillRect/>
+                    </a:stretch>
+                  </pic:blipFill>
+                  <pic:spPr bwMode="auto">
+                    <a:xfrm>
+                      <a:off x="0" y="0"/>
+                      <a:ext cx="4086860" cy="2095500"/>
+                    </a:xfrm>
+                    <a:prstGeom prst="rect">
+                      <a:avLst/>
+                    </a:prstGeom>
+                    <a:noFill/>
+                  </pic:spPr>
+                </pic:pic>
+              </a:graphicData>
+            </a:graphic>
+          </wp:anchor>
+        </w:drawing>
+      </w:r>
+    </w:p>
+    <w:p>
+      <w:pPr>
+        <w:pStyle w:val="Normal"/>
+        <w:spacing w:before="164" w:after="0"/>
+        <w:ind w:hanging="357" w:start="714" w:end="0"/>
+        <w:rPr>
+          <w:rFonts w:ascii="Arial" w:hAnsi="Arial" w:cs="Arial"/>
+          <w:sz w:val="20"/>
+          <w:szCs w:val="20"/>
+          <w:lang w:val="pl-PL"/>
+        </w:rPr>
+      </w:pPr>
+      <w:r>
+        <w:rPr>
+          <w:rFonts w:cs="Arial" w:ascii="Arial" w:hAnsi="Arial"/>
+          <w:b/>
+          <w:sz w:val="20"/>
+          <w:szCs w:val="20"/>
+          <w:lang w:val="pl-PL"/>
+        </w:rPr>
+      </w:r>
+    </w:p>
+    <w:p>
+      <w:pPr>
+        <w:pStyle w:val="Normal"/>
+        <w:spacing w:before="164" w:after="0"/>
+        <w:ind w:hanging="357" w:start="714" w:end="0"/>
+        <w:rPr>
+          <w:rFonts w:ascii="Arial" w:hAnsi="Arial" w:cs="Arial"/>
+          <w:sz w:val="20"/>
+          <w:szCs w:val="20"/>
+          <w:lang w:val="pl-PL"/>
+        </w:rPr>
+      </w:pPr>
+      <w:r>
+        <w:rPr>
+          <w:rFonts w:cs="Arial" w:ascii="Arial" w:hAnsi="Arial"/>
+          <w:b/>
+          <w:sz w:val="20"/>
+          <w:szCs w:val="20"/>
+          <w:lang w:val="pl-PL"/>
+        </w:rPr>
+      </w:r>
+    </w:p>
+    <w:p>
+      <w:pPr>
+        <w:pStyle w:val="Normal"/>
+        <w:spacing w:before="164" w:after="0"/>
+        <w:ind w:hanging="357" w:start="714" w:end="0"/>
+        <w:rPr>
+          <w:rFonts w:ascii="Arial" w:hAnsi="Arial" w:cs="Arial"/>
+          <w:sz w:val="20"/>
+          <w:szCs w:val="20"/>
+          <w:lang w:val="pl-PL"/>
+        </w:rPr>
+      </w:pPr>
+      <w:r>
+        <w:rPr>
+          <w:rFonts w:cs="Arial" w:ascii="Arial" w:hAnsi="Arial"/>
+          <w:b/>
+          <w:sz w:val="20"/>
+          <w:szCs w:val="20"/>
+          <w:lang w:val="pl-PL"/>
+        </w:rPr>
+      </w:r>
+    </w:p>
+    <w:p>
+      <w:pPr>
+        <w:pStyle w:val="Normal"/>
+        <w:spacing w:before="164" w:after="0"/>
+        <w:ind w:hanging="357" w:start="714" w:end="0"/>
+        <w:rPr>
+          <w:rFonts w:ascii="Arial" w:hAnsi="Arial" w:cs="Arial"/>
+          <w:sz w:val="20"/>
+          <w:szCs w:val="20"/>
+          <w:lang w:val="pl-PL"/>
+        </w:rPr>
+      </w:pPr>
+      <w:r>
+        <w:rPr>
+          <w:rFonts w:cs="Arial" w:ascii="Arial" w:hAnsi="Arial"/>
+          <w:b/>
+          <w:sz w:val="20"/>
+          <w:szCs w:val="20"/>
+          <w:lang w:val="pl-PL"/>
+        </w:rPr>
+      </w:r>
+    </w:p>
+    <w:p>
+      <w:pPr>
+        <w:pStyle w:val="Normal"/>
+        <w:spacing w:before="164" w:after="0"/>
+        <w:ind w:hanging="357" w:start="714" w:end="0"/>
+        <w:rPr>
+          <w:rFonts w:ascii="Arial" w:hAnsi="Arial" w:cs="Arial"/>
+          <w:sz w:val="20"/>
+          <w:szCs w:val="20"/>
+          <w:lang w:val="pl-PL"/>
+        </w:rPr>
+      </w:pPr>
+      <w:r>
+        <w:rPr>
+          <w:rFonts w:cs="Arial" w:ascii="Arial" w:hAnsi="Arial"/>
+          <w:b/>
+          <w:sz w:val="20"/>
+          <w:szCs w:val="20"/>
+          <w:lang w:val="pl-PL"/>
+        </w:rPr>
       </w:r>
     </w:p>
     <w:p>
@@ -278,35 +1883,331 @@
         <w:spacing w:before="120" w:after="0"/>
         <w:ind w:hanging="357" w:start="709" w:end="0"/>
         <w:jc w:val="center"/>
-        <w:rPr/>
-      </w:pPr>
-      <w:r>
-        <w:rPr>
-          <w:rFonts w:cs="Arial" w:ascii="Arial" w:hAnsi="Arial"/>
-          <w:sz w:val="20"/>
-          <w:szCs w:val="20"/>
-          <w:lang w:val="pl-PL"/>
-        </w:rPr>
-        <w:t xml:space="preserve">Najlepiej 2, 3 rysunki przedstawiające obraz instancji po najważniejszych krokach algorytmu. </w:t>
-      </w:r>
-      <w:r>
-        <w:rPr>
-          <w:rFonts w:cs="Arial" w:ascii="Arial" w:hAnsi="Arial"/>
-          <w:b/>
-          <w:sz w:val="20"/>
-          <w:szCs w:val="20"/>
-          <w:lang w:val="pl-PL"/>
-        </w:rPr>
-        <w:t>UWAGA!</w:t>
-      </w:r>
-      <w:r>
-        <w:rPr>
-          <w:rFonts w:cs="Arial" w:ascii="Arial" w:hAnsi="Arial"/>
-          <w:sz w:val="20"/>
-          <w:szCs w:val="20"/>
-          <w:lang w:val="pl-PL"/>
-        </w:rPr>
-        <w:t xml:space="preserve"> Przykład z tą samą instancją jak w pkt.1 </w:t>
+        <w:rPr>
+          <w:rFonts w:ascii="Arial" w:hAnsi="Arial" w:cs="Arial"/>
+          <w:sz w:val="20"/>
+          <w:szCs w:val="20"/>
+          <w:lang w:val="pl-PL"/>
+        </w:rPr>
+      </w:pPr>
+      <w:r>
+        <w:rPr>
+          <w:rFonts w:cs="Arial" w:ascii="Arial" w:hAnsi="Arial"/>
+          <w:sz w:val="20"/>
+          <w:szCs w:val="20"/>
+          <w:lang w:val="pl-PL"/>
+        </w:rPr>
+      </w:r>
+    </w:p>
+    <w:p>
+      <w:pPr>
+        <w:pStyle w:val="Normal"/>
+        <w:spacing w:before="120" w:after="0"/>
+        <w:ind w:hanging="357" w:start="709" w:end="0"/>
+        <w:jc w:val="center"/>
+        <w:rPr>
+          <w:rFonts w:ascii="Arial" w:hAnsi="Arial" w:cs="Arial"/>
+          <w:sz w:val="20"/>
+          <w:szCs w:val="20"/>
+          <w:lang w:val="pl-PL"/>
+        </w:rPr>
+      </w:pPr>
+      <w:r>
+        <w:rPr>
+          <w:rFonts w:cs="Arial" w:ascii="Arial" w:hAnsi="Arial"/>
+          <w:sz w:val="20"/>
+          <w:szCs w:val="20"/>
+          <w:lang w:val="pl-PL"/>
+        </w:rPr>
+      </w:r>
+    </w:p>
+    <w:p>
+      <w:pPr>
+        <w:pStyle w:val="Normal"/>
+        <w:spacing w:before="120" w:after="0"/>
+        <w:ind w:hanging="357" w:start="709" w:end="0"/>
+        <w:jc w:val="center"/>
+        <w:rPr>
+          <w:rFonts w:ascii="Arial" w:hAnsi="Arial" w:cs="Arial"/>
+          <w:sz w:val="20"/>
+          <w:szCs w:val="20"/>
+          <w:lang w:val="pl-PL"/>
+        </w:rPr>
+      </w:pPr>
+      <w:r>
+        <w:rPr>
+          <w:rFonts w:cs="Arial" w:ascii="Arial" w:hAnsi="Arial"/>
+          <w:sz w:val="20"/>
+          <w:szCs w:val="20"/>
+          <w:lang w:val="pl-PL"/>
+        </w:rPr>
+      </w:r>
+    </w:p>
+    <w:p>
+      <w:pPr>
+        <w:pStyle w:val="Normal"/>
+        <w:spacing w:before="120" w:after="0"/>
+        <w:ind w:hanging="357" w:start="709" w:end="0"/>
+        <w:jc w:val="center"/>
+        <w:rPr>
+          <w:rFonts w:ascii="Arial" w:hAnsi="Arial" w:cs="Arial"/>
+          <w:sz w:val="20"/>
+          <w:szCs w:val="20"/>
+          <w:lang w:val="pl-PL"/>
+        </w:rPr>
+      </w:pPr>
+      <w:r>
+        <w:rPr>
+          <w:rFonts w:cs="Arial" w:ascii="Arial" w:hAnsi="Arial"/>
+          <w:sz w:val="20"/>
+          <w:szCs w:val="20"/>
+          <w:lang w:val="pl-PL"/>
+        </w:rPr>
+      </w:r>
+    </w:p>
+    <w:p>
+      <w:pPr>
+        <w:pStyle w:val="Normal"/>
+        <w:spacing w:before="120" w:after="0"/>
+        <w:ind w:hanging="0" w:start="352" w:end="0"/>
+        <w:jc w:val="start"/>
+        <w:rPr>
+          <w:rFonts w:ascii="Arial" w:hAnsi="Arial" w:cs="Arial"/>
+          <w:sz w:val="20"/>
+          <w:szCs w:val="20"/>
+          <w:lang w:val="pl-PL"/>
+        </w:rPr>
+      </w:pPr>
+      <w:r>
+        <w:rPr>
+          <w:rFonts w:cs="Arial" w:ascii="Arial" w:hAnsi="Arial"/>
+          <w:sz w:val="20"/>
+          <w:szCs w:val="20"/>
+          <w:lang w:val="pl-PL"/>
+        </w:rPr>
+        <w:t>Mutacja osobnika na przykładzie osobnika O3</w:t>
+      </w:r>
+    </w:p>
+    <w:p>
+      <w:pPr>
+        <w:pStyle w:val="Normal"/>
+        <w:spacing w:before="120" w:after="0"/>
+        <w:ind w:hanging="0" w:start="352" w:end="0"/>
+        <w:jc w:val="start"/>
+        <w:rPr>
+          <w:rFonts w:ascii="Arial" w:hAnsi="Arial" w:cs="Arial"/>
+          <w:sz w:val="20"/>
+          <w:szCs w:val="20"/>
+          <w:lang w:val="pl-PL"/>
+        </w:rPr>
+      </w:pPr>
+      <w:r>
+        <w:rPr>
+          <w:rFonts w:cs="Arial" w:ascii="Arial" w:hAnsi="Arial"/>
+          <w:sz w:val="20"/>
+          <w:szCs w:val="20"/>
+          <w:lang w:val="pl-PL"/>
+        </w:rPr>
+      </w:r>
+    </w:p>
+    <w:p>
+      <w:pPr>
+        <w:pStyle w:val="Normal"/>
+        <w:spacing w:before="120" w:after="0"/>
+        <w:ind w:hanging="0" w:start="352" w:end="0"/>
+        <w:jc w:val="start"/>
+        <w:rPr>
+          <w:rFonts w:ascii="Arial" w:hAnsi="Arial" w:cs="Arial"/>
+          <w:sz w:val="20"/>
+          <w:szCs w:val="20"/>
+          <w:lang w:val="pl-PL"/>
+        </w:rPr>
+      </w:pPr>
+      <w:r>
+        <w:rPr>
+          <w:rFonts w:cs="Arial" w:ascii="Arial" w:hAnsi="Arial"/>
+          <w:sz w:val="20"/>
+          <w:szCs w:val="20"/>
+          <w:lang w:val="pl-PL"/>
+        </w:rPr>
+        <w:drawing>
+          <wp:anchor distT="0" distB="0" distL="0" distR="0" simplePos="0" relativeHeight="8" behindDoc="0" locked="0" layoutInCell="0" allowOverlap="1">
+            <wp:simplePos x="0" y="0"/>
+            <wp:positionH relativeFrom="column">
+              <wp:align>center</wp:align>
+            </wp:positionH>
+            <wp:positionV relativeFrom="paragraph">
+              <wp:posOffset>635</wp:posOffset>
+            </wp:positionV>
+            <wp:extent cx="4076700" cy="1104900"/>
+            <wp:effectExtent l="0" t="0" r="0" b="0"/>
+            <wp:wrapSquare wrapText="largest"/>
+            <wp:docPr id="7" name="Obraz5"/>
+            <wp:cNvGraphicFramePr>
+              <a:graphicFrameLocks xmlns:a="http://schemas.openxmlformats.org/drawingml/2006/main" noChangeAspect="1"/>
+            </wp:cNvGraphicFramePr>
+            <a:graphic xmlns:a="http://schemas.openxmlformats.org/drawingml/2006/main">
+              <a:graphicData uri="http://schemas.openxmlformats.org/drawingml/2006/picture">
+                <pic:pic xmlns:pic="http://schemas.openxmlformats.org/drawingml/2006/picture">
+                  <pic:nvPicPr>
+                    <pic:cNvPr id="7" name="Obraz5"/>
+                    <pic:cNvPicPr>
+                      <a:picLocks noChangeAspect="1" noChangeArrowheads="1"/>
+                    </pic:cNvPicPr>
+                  </pic:nvPicPr>
+                  <pic:blipFill>
+                    <a:blip r:embed="rId8"/>
+                    <a:stretch>
+                      <a:fillRect/>
+                    </a:stretch>
+                  </pic:blipFill>
+                  <pic:spPr bwMode="auto">
+                    <a:xfrm>
+                      <a:off x="0" y="0"/>
+                      <a:ext cx="4076700" cy="1104900"/>
+                    </a:xfrm>
+                    <a:prstGeom prst="rect">
+                      <a:avLst/>
+                    </a:prstGeom>
+                    <a:noFill/>
+                  </pic:spPr>
+                </pic:pic>
+              </a:graphicData>
+            </a:graphic>
+          </wp:anchor>
+        </w:drawing>
+      </w:r>
+    </w:p>
+    <w:p>
+      <w:pPr>
+        <w:pStyle w:val="Normal"/>
+        <w:spacing w:before="120" w:after="0"/>
+        <w:ind w:hanging="357" w:start="709" w:end="0"/>
+        <w:jc w:val="center"/>
+        <w:rPr>
+          <w:rFonts w:ascii="Arial" w:hAnsi="Arial" w:cs="Arial"/>
+          <w:sz w:val="20"/>
+          <w:szCs w:val="20"/>
+          <w:lang w:val="pl-PL"/>
+        </w:rPr>
+      </w:pPr>
+      <w:r>
+        <w:rPr>
+          <w:rFonts w:cs="Arial" w:ascii="Arial" w:hAnsi="Arial"/>
+          <w:sz w:val="20"/>
+          <w:szCs w:val="20"/>
+          <w:lang w:val="pl-PL"/>
+        </w:rPr>
+      </w:r>
+    </w:p>
+    <w:p>
+      <w:pPr>
+        <w:pStyle w:val="Normal"/>
+        <w:spacing w:before="120" w:after="0"/>
+        <w:ind w:hanging="357" w:start="709" w:end="0"/>
+        <w:jc w:val="center"/>
+        <w:rPr>
+          <w:rFonts w:ascii="Arial" w:hAnsi="Arial" w:cs="Arial"/>
+          <w:sz w:val="20"/>
+          <w:szCs w:val="20"/>
+          <w:lang w:val="pl-PL"/>
+        </w:rPr>
+      </w:pPr>
+      <w:r>
+        <w:rPr>
+          <w:rFonts w:cs="Arial" w:ascii="Arial" w:hAnsi="Arial"/>
+          <w:sz w:val="20"/>
+          <w:szCs w:val="20"/>
+          <w:lang w:val="pl-PL"/>
+        </w:rPr>
+      </w:r>
+    </w:p>
+    <w:p>
+      <w:pPr>
+        <w:pStyle w:val="Normal"/>
+        <w:spacing w:before="120" w:after="0"/>
+        <w:ind w:hanging="357" w:start="709" w:end="0"/>
+        <w:jc w:val="center"/>
+        <w:rPr>
+          <w:rFonts w:ascii="Arial" w:hAnsi="Arial" w:cs="Arial"/>
+          <w:sz w:val="20"/>
+          <w:szCs w:val="20"/>
+          <w:lang w:val="pl-PL"/>
+        </w:rPr>
+      </w:pPr>
+      <w:r>
+        <w:rPr>
+          <w:rFonts w:cs="Arial" w:ascii="Arial" w:hAnsi="Arial"/>
+          <w:sz w:val="20"/>
+          <w:szCs w:val="20"/>
+          <w:lang w:val="pl-PL"/>
+        </w:rPr>
+      </w:r>
+    </w:p>
+    <w:p>
+      <w:pPr>
+        <w:pStyle w:val="Normal"/>
+        <w:spacing w:before="120" w:after="0"/>
+        <w:ind w:hanging="357" w:start="709" w:end="0"/>
+        <w:jc w:val="center"/>
+        <w:rPr>
+          <w:rFonts w:ascii="Arial" w:hAnsi="Arial" w:cs="Arial"/>
+          <w:sz w:val="20"/>
+          <w:szCs w:val="20"/>
+          <w:lang w:val="pl-PL"/>
+        </w:rPr>
+      </w:pPr>
+      <w:r>
+        <w:rPr>
+          <w:rFonts w:cs="Arial" w:ascii="Arial" w:hAnsi="Arial"/>
+          <w:sz w:val="20"/>
+          <w:szCs w:val="20"/>
+          <w:lang w:val="pl-PL"/>
+        </w:rPr>
+      </w:r>
+    </w:p>
+    <w:p>
+      <w:pPr>
+        <w:pStyle w:val="Normal"/>
+        <w:spacing w:before="120" w:after="0"/>
+        <w:ind w:hanging="357" w:start="709" w:end="0"/>
+        <w:jc w:val="center"/>
+        <w:rPr>
+          <w:rFonts w:ascii="Arial" w:hAnsi="Arial" w:cs="Arial"/>
+          <w:sz w:val="20"/>
+          <w:szCs w:val="20"/>
+          <w:lang w:val="pl-PL"/>
+        </w:rPr>
+      </w:pPr>
+      <w:r>
+        <w:rPr>
+          <w:rFonts w:cs="Arial" w:ascii="Arial" w:hAnsi="Arial"/>
+          <w:sz w:val="20"/>
+          <w:szCs w:val="20"/>
+          <w:lang w:val="pl-PL"/>
+        </w:rPr>
+      </w:r>
+    </w:p>
+    <w:p>
+      <w:pPr>
+        <w:pStyle w:val="Normal"/>
+        <w:spacing w:before="120" w:after="0"/>
+        <w:ind w:hanging="357" w:start="709" w:end="0"/>
+        <w:jc w:val="center"/>
+        <w:rPr>
+          <w:rFonts w:ascii="Arial" w:hAnsi="Arial" w:cs="Arial"/>
+          <w:sz w:val="20"/>
+          <w:szCs w:val="20"/>
+          <w:lang w:val="pl-PL"/>
+        </w:rPr>
+      </w:pPr>
+      <w:r>
+        <w:rPr>
+          <w:rFonts w:cs="Arial" w:ascii="Arial" w:hAnsi="Arial"/>
+          <w:sz w:val="20"/>
+          <w:szCs w:val="20"/>
+          <w:lang w:val="pl-PL"/>
+        </w:rPr>
       </w:r>
     </w:p>
     <w:p>
@@ -318,7 +2219,12 @@
         </w:numPr>
         <w:spacing w:before="120" w:after="0"/>
         <w:ind w:hanging="357" w:start="709" w:end="0"/>
-        <w:rPr/>
+        <w:rPr>
+          <w:rFonts w:ascii="Arial" w:hAnsi="Arial" w:cs="Arial"/>
+          <w:sz w:val="20"/>
+          <w:szCs w:val="20"/>
+          <w:lang w:val="pl-PL"/>
+        </w:rPr>
       </w:pPr>
       <w:r>
         <w:rPr>
@@ -338,26 +2244,6 @@
         <w:jc w:val="center"/>
         <w:rPr>
           <w:rFonts w:ascii="Arial" w:hAnsi="Arial" w:cs="Arial"/>
-          <w:sz w:val="20"/>
-          <w:szCs w:val="20"/>
-          <w:lang w:val="pl-PL"/>
-        </w:rPr>
-      </w:pPr>
-      <w:r>
-        <w:rPr>
-          <w:rFonts w:cs="Arial" w:ascii="Arial" w:hAnsi="Arial"/>
-          <w:sz w:val="20"/>
-          <w:szCs w:val="20"/>
-          <w:lang w:val="pl-PL"/>
-        </w:rPr>
-        <w:t>[rysunek z wynikiem działania algorytmu]</w:t>
-      </w:r>
-    </w:p>
-    <w:p>
-      <w:pPr>
-        <w:pStyle w:val="Normal"/>
-        <w:rPr>
-          <w:rFonts w:ascii="Arial" w:hAnsi="Arial" w:cs="Arial"/>
           <w:b/>
           <w:sz w:val="28"/>
           <w:szCs w:val="28"/>
@@ -367,21 +2253,38 @@
       <w:r>
         <w:rPr>
           <w:rFonts w:cs="Arial" w:ascii="Arial" w:hAnsi="Arial"/>
+          <w:sz w:val="20"/>
+          <w:szCs w:val="20"/>
+          <w:lang w:val="pl-PL"/>
+        </w:rPr>
+        <w:t>[rysunek z wynikiem działania algorytmu]</w:t>
+      </w:r>
+    </w:p>
+    <w:p>
+      <w:pPr>
+        <w:pStyle w:val="Normal"/>
+        <w:rPr>
+          <w:rFonts w:ascii="Arial" w:hAnsi="Arial" w:cs="Arial"/>
           <w:b/>
           <w:sz w:val="28"/>
           <w:szCs w:val="28"/>
           <w:lang w:val="pl-PL"/>
         </w:rPr>
-      </w:r>
-    </w:p>
-    <w:p>
-      <w:pPr>
-        <w:pStyle w:val="Normal"/>
-        <w:rPr>
-          <w:rFonts w:ascii="Arial" w:hAnsi="Arial" w:cs="Arial"/>
+      </w:pPr>
+      <w:r>
+        <w:rPr>
+          <w:rFonts w:cs="Arial" w:ascii="Arial" w:hAnsi="Arial"/>
           <w:b/>
           <w:sz w:val="28"/>
           <w:szCs w:val="28"/>
+          <w:lang w:val="pl-PL"/>
+        </w:rPr>
+      </w:r>
+    </w:p>
+    <w:p>
+      <w:pPr>
+        <w:pStyle w:val="Normal"/>
+        <w:rPr>
           <w:lang w:val="pl-PL"/>
         </w:rPr>
       </w:pPr>
@@ -405,7 +2308,9 @@
         </w:numPr>
         <w:spacing w:before="120" w:after="0"/>
         <w:ind w:hanging="357" w:start="714" w:end="0"/>
-        <w:rPr/>
+        <w:rPr>
+          <w:lang w:val="pl-PL"/>
+        </w:rPr>
       </w:pPr>
       <w:r>
         <w:rPr>
@@ -420,7 +2325,9 @@
         <w:spacing w:before="120" w:after="0"/>
         <w:ind w:hanging="357" w:start="714" w:end="0"/>
         <w:jc w:val="center"/>
-        <w:rPr/>
+        <w:rPr>
+          <w:lang w:val="pl-PL"/>
+        </w:rPr>
       </w:pPr>
       <w:r>
         <w:rPr>
@@ -440,7 +2347,9 @@
         </w:numPr>
         <w:spacing w:before="120" w:after="0"/>
         <w:ind w:hanging="357" w:start="714" w:end="0"/>
-        <w:rPr/>
+        <w:rPr>
+          <w:lang w:val="pl-PL"/>
+        </w:rPr>
       </w:pPr>
       <w:r>
         <w:rPr>
@@ -455,7 +2364,9 @@
         <w:spacing w:before="120" w:after="0"/>
         <w:ind w:hanging="357" w:start="714" w:end="0"/>
         <w:jc w:val="center"/>
-        <w:rPr/>
+        <w:rPr>
+          <w:lang w:val="pl-PL"/>
+        </w:rPr>
       </w:pPr>
       <w:r>
         <w:rPr>
@@ -475,7 +2386,10 @@
         </w:numPr>
         <w:spacing w:before="120" w:after="0"/>
         <w:ind w:hanging="357" w:start="714" w:end="0"/>
-        <w:rPr/>
+        <w:rPr>
+          <w:sz w:val="20"/>
+          <w:szCs w:val="20"/>
+        </w:rPr>
       </w:pPr>
       <w:r>
         <w:rPr>
@@ -513,7 +2427,7 @@
         <w:rPr/>
         <w:t xml:space="preserve"> instancje rankingowe są w katalogu  </w:t>
       </w:r>
-      <w:hyperlink r:id="rId2">
+      <w:hyperlink r:id="rId9">
         <w:r>
           <w:rPr>
             <w:rStyle w:val="Hyperlink"/>
@@ -786,7 +2700,7 @@
       </w:r>
     </w:p>
     <w:sectPr>
-      <w:headerReference w:type="default" r:id="rId3"/>
+      <w:headerReference w:type="default" r:id="rId10"/>
       <w:type w:val="nextPage"/>
       <w:pgSz w:w="12240" w:h="15840"/>
       <w:pgMar w:left="1800" w:right="1800" w:gutter="0" w:header="1440" w:top="1999" w:footer="0" w:bottom="1440"/>
@@ -1450,7 +3364,7 @@
       <w:spacing w:before="240" w:after="120"/>
     </w:pPr>
     <w:rPr>
-      <w:rFonts w:ascii="Liberation Sans" w:hAnsi="Liberation Sans" w:eastAsia="Microsoft YaHei" w:cs="Arial"/>
+      <w:rFonts w:ascii="Liberation Sans;Arial" w:hAnsi="Liberation Sans;Arial" w:eastAsia="Microsoft YaHei" w:cs="Arial"/>
       <w:sz w:val="28"/>
       <w:szCs w:val="28"/>
     </w:rPr>
@@ -1496,6 +3410,22 @@
     </w:pPr>
     <w:rPr>
       <w:rFonts w:cs="Lucida Sans"/>
+    </w:rPr>
+  </w:style>
+  <w:style w:type="paragraph" w:styleId="caption1">
+    <w:name w:val="caption1"/>
+    <w:basedOn w:val="Normal"/>
+    <w:qFormat/>
+    <w:pPr>
+      <w:suppressLineNumbers/>
+      <w:spacing w:before="120" w:after="120"/>
+    </w:pPr>
+    <w:rPr>
+      <w:rFonts w:cs="Arial"/>
+      <w:i/>
+      <w:iCs/>
+      <w:sz w:val="24"/>
+      <w:szCs w:val="24"/>
     </w:rPr>
   </w:style>
   <w:style w:type="paragraph" w:styleId="Nagwek1">

--- a/sprawozdanie.docx
+++ b/sprawozdanie.docx
@@ -167,13 +167,6 @@
         </w:rPr>
       </w:pPr>
       <w:r>
-        <w:rPr>
-          <w:rFonts w:cs="Arial" w:ascii="Arial" w:hAnsi="Arial"/>
-          <w:b/>
-          <w:sz w:val="26"/>
-          <w:szCs w:val="26"/>
-          <w:lang w:val="pl-PL"/>
-        </w:rPr>
         <w:drawing>
           <wp:anchor distT="0" distB="0" distL="0" distR="0" simplePos="0" relativeHeight="4" behindDoc="0" locked="0" layoutInCell="0" allowOverlap="1">
             <wp:simplePos x="0" y="0"/>
@@ -247,9 +240,8 @@
       <w:r>
         <w:rPr>
           <w:rFonts w:cs="Arial" w:ascii="Arial" w:hAnsi="Arial"/>
-          <w:b/>
-          <w:sz w:val="26"/>
-          <w:szCs w:val="26"/>
+          <w:sz w:val="20"/>
+          <w:szCs w:val="20"/>
           <w:lang w:val="pl-PL"/>
         </w:rPr>
         <w:drawing>
@@ -345,29 +337,27 @@
       <w:r>
         <w:rPr>
           <w:rFonts w:cs="Arial" w:ascii="Arial" w:hAnsi="Arial"/>
-          <w:b/>
-          <w:sz w:val="26"/>
-          <w:szCs w:val="26"/>
-          <w:lang w:val="pl-PL"/>
-        </w:rPr>
-      </w:r>
-    </w:p>
-    <w:p>
-      <w:pPr>
-        <w:pStyle w:val="Normal"/>
-        <w:rPr>
-          <w:rFonts w:ascii="Arial" w:hAnsi="Arial" w:cs="Arial"/>
-          <w:sz w:val="20"/>
-          <w:szCs w:val="20"/>
-          <w:lang w:val="pl-PL"/>
-        </w:rPr>
-      </w:pPr>
-      <w:r>
-        <w:rPr>
-          <w:rFonts w:cs="Arial" w:ascii="Arial" w:hAnsi="Arial"/>
-          <w:b/>
-          <w:sz w:val="26"/>
-          <w:szCs w:val="26"/>
+          <w:sz w:val="20"/>
+          <w:szCs w:val="20"/>
+          <w:lang w:val="pl-PL"/>
+        </w:rPr>
+      </w:r>
+    </w:p>
+    <w:p>
+      <w:pPr>
+        <w:pStyle w:val="Normal"/>
+        <w:rPr>
+          <w:rFonts w:ascii="Arial" w:hAnsi="Arial" w:cs="Arial"/>
+          <w:sz w:val="20"/>
+          <w:szCs w:val="20"/>
+          <w:lang w:val="pl-PL"/>
+        </w:rPr>
+      </w:pPr>
+      <w:r>
+        <w:rPr>
+          <w:rFonts w:cs="Arial" w:ascii="Arial" w:hAnsi="Arial"/>
+          <w:sz w:val="20"/>
+          <w:szCs w:val="20"/>
           <w:lang w:val="pl-PL"/>
         </w:rPr>
         <w:drawing>
@@ -431,9 +421,8 @@
       <w:r>
         <w:rPr>
           <w:rFonts w:cs="Arial" w:ascii="Arial" w:hAnsi="Arial"/>
-          <w:b/>
-          <w:sz w:val="26"/>
-          <w:szCs w:val="26"/>
+          <w:sz w:val="20"/>
+          <w:szCs w:val="20"/>
           <w:lang w:val="pl-PL"/>
         </w:rPr>
       </w:r>
@@ -457,76 +446,62 @@
           <w:szCs w:val="20"/>
           <w:lang w:val="pl-PL"/>
         </w:rPr>
-        <w:t xml:space="preserve">Rysunek 1. Algorytm zachłanny dla osobnika </w:t>
-      </w:r>
-      <w:r>
-        <w:rPr>
-          <w:rFonts w:cs="Arial" w:ascii="Arial" w:hAnsi="Arial"/>
-          <w:b w:val="false"/>
-          <w:bCs w:val="false"/>
-          <w:sz w:val="20"/>
-          <w:szCs w:val="20"/>
-          <w:lang w:val="pl-PL"/>
-        </w:rPr>
-        <w:t>O1</w:t>
-      </w:r>
-    </w:p>
-    <w:p>
-      <w:pPr>
-        <w:pStyle w:val="Normal"/>
-        <w:rPr>
-          <w:rFonts w:ascii="Arial" w:hAnsi="Arial" w:cs="Arial"/>
-          <w:sz w:val="20"/>
-          <w:szCs w:val="20"/>
-          <w:lang w:val="pl-PL"/>
-        </w:rPr>
-      </w:pPr>
-      <w:r>
-        <w:rPr>
-          <w:rFonts w:cs="Arial" w:ascii="Arial" w:hAnsi="Arial"/>
-          <w:b/>
-          <w:sz w:val="26"/>
-          <w:szCs w:val="26"/>
-          <w:lang w:val="pl-PL"/>
-        </w:rPr>
-      </w:r>
-    </w:p>
-    <w:p>
-      <w:pPr>
-        <w:pStyle w:val="Normal"/>
-        <w:rPr>
-          <w:rFonts w:ascii="Arial" w:hAnsi="Arial" w:cs="Arial"/>
-          <w:sz w:val="20"/>
-          <w:szCs w:val="20"/>
-          <w:lang w:val="pl-PL"/>
-        </w:rPr>
-      </w:pPr>
-      <w:r>
-        <w:rPr>
-          <w:rFonts w:cs="Arial" w:ascii="Arial" w:hAnsi="Arial"/>
-          <w:b/>
-          <w:sz w:val="26"/>
-          <w:szCs w:val="26"/>
-          <w:lang w:val="pl-PL"/>
-        </w:rPr>
-      </w:r>
-    </w:p>
-    <w:p>
-      <w:pPr>
-        <w:pStyle w:val="Normal"/>
-        <w:rPr>
-          <w:rFonts w:ascii="Arial" w:hAnsi="Arial" w:cs="Arial"/>
-          <w:sz w:val="20"/>
-          <w:szCs w:val="20"/>
-          <w:lang w:val="pl-PL"/>
-        </w:rPr>
-      </w:pPr>
-      <w:r>
-        <w:rPr>
-          <w:rFonts w:cs="Arial" w:ascii="Arial" w:hAnsi="Arial"/>
-          <w:b/>
-          <w:sz w:val="26"/>
-          <w:szCs w:val="26"/>
+        <w:t>Rysunek 1. Algorytm zachłanny dla osobnika O1</w:t>
+      </w:r>
+    </w:p>
+    <w:p>
+      <w:pPr>
+        <w:pStyle w:val="Normal"/>
+        <w:rPr>
+          <w:rFonts w:ascii="Arial" w:hAnsi="Arial" w:cs="Arial"/>
+          <w:sz w:val="20"/>
+          <w:szCs w:val="20"/>
+          <w:lang w:val="pl-PL"/>
+        </w:rPr>
+      </w:pPr>
+      <w:r>
+        <w:rPr>
+          <w:rFonts w:cs="Arial" w:ascii="Arial" w:hAnsi="Arial"/>
+          <w:sz w:val="20"/>
+          <w:szCs w:val="20"/>
+          <w:lang w:val="pl-PL"/>
+        </w:rPr>
+      </w:r>
+    </w:p>
+    <w:p>
+      <w:pPr>
+        <w:pStyle w:val="Normal"/>
+        <w:rPr>
+          <w:rFonts w:ascii="Arial" w:hAnsi="Arial" w:cs="Arial"/>
+          <w:sz w:val="20"/>
+          <w:szCs w:val="20"/>
+          <w:lang w:val="pl-PL"/>
+        </w:rPr>
+      </w:pPr>
+      <w:r>
+        <w:rPr>
+          <w:rFonts w:cs="Arial" w:ascii="Arial" w:hAnsi="Arial"/>
+          <w:sz w:val="20"/>
+          <w:szCs w:val="20"/>
+          <w:lang w:val="pl-PL"/>
+        </w:rPr>
+      </w:r>
+    </w:p>
+    <w:p>
+      <w:pPr>
+        <w:pStyle w:val="Normal"/>
+        <w:rPr>
+          <w:rFonts w:ascii="Arial" w:hAnsi="Arial" w:cs="Arial"/>
+          <w:sz w:val="20"/>
+          <w:szCs w:val="20"/>
+          <w:lang w:val="pl-PL"/>
+        </w:rPr>
+      </w:pPr>
+      <w:r>
+        <w:rPr>
+          <w:rFonts w:cs="Arial" w:ascii="Arial" w:hAnsi="Arial"/>
+          <w:sz w:val="20"/>
+          <w:szCs w:val="20"/>
           <w:lang w:val="pl-PL"/>
         </w:rPr>
       </w:r>
@@ -563,7 +538,7 @@
           <w:ilvl w:val="0"/>
           <w:numId w:val="0"/>
         </w:numPr>
-        <w:ind w:hanging="0" w:start="720"/>
+        <w:ind w:hanging="0" w:left="720"/>
         <w:rPr>
           <w:rFonts w:ascii="Arial" w:hAnsi="Arial" w:cs="Arial"/>
           <w:b w:val="false"/>
@@ -582,73 +557,7 @@
           <w:szCs w:val="20"/>
           <w:lang w:val="pl-PL"/>
         </w:rPr>
-        <w:t xml:space="preserve">Algorytm genetyczny przypomina w działaniu zjawisko ewolucji biologicznej. W celu uzyskania wyniku tworzymy w sposób losowy populację początkową. Każdy z tych osobników posiada swój genotyp., którym jest pewna permutacja czasów wykonywania zadań. Stosując algorytm zachłanny na osobnikach otrzymujemy fenotyp – czas potrzebny do zakończenia wszystkich zadań. </w:t>
-      </w:r>
-      <w:r>
-        <w:rPr>
-          <w:rFonts w:cs="Arial" w:ascii="Arial" w:hAnsi="Arial"/>
-          <w:b w:val="false"/>
-          <w:bCs w:val="false"/>
-          <w:sz w:val="20"/>
-          <w:szCs w:val="20"/>
-          <w:lang w:val="pl-PL"/>
-        </w:rPr>
-        <w:t xml:space="preserve">W myśl strategii Elityzmu osobnik/i o najlepszym czasie przechodzą do nowego pokolenia bez zmian. Reszta osobników w nowym pokoleniu powstaje z krzyżowania osobników ze starego pokolenia ze sobą strategią turniejową </w:t>
-      </w:r>
-      <w:r>
-        <w:rPr>
-          <w:rFonts w:cs="Arial" w:ascii="Arial" w:hAnsi="Arial"/>
-          <w:b w:val="false"/>
-          <w:bCs w:val="false"/>
-          <w:sz w:val="20"/>
-          <w:szCs w:val="20"/>
-          <w:lang w:val="pl-PL"/>
-        </w:rPr>
-        <w:t xml:space="preserve">(losujemy </w:t>
-      </w:r>
-      <w:r>
-        <w:rPr>
-          <w:rFonts w:cs="Arial" w:ascii="Arial" w:hAnsi="Arial"/>
-          <w:b w:val="false"/>
-          <w:bCs w:val="false"/>
-          <w:sz w:val="20"/>
-          <w:szCs w:val="20"/>
-          <w:lang w:val="pl-PL"/>
-        </w:rPr>
-        <w:t xml:space="preserve">2 razy </w:t>
-      </w:r>
-      <w:r>
-        <w:rPr>
-          <w:rFonts w:cs="Arial" w:ascii="Arial" w:hAnsi="Arial"/>
-          <w:b w:val="false"/>
-          <w:bCs w:val="false"/>
-          <w:sz w:val="20"/>
-          <w:szCs w:val="20"/>
-          <w:lang w:val="pl-PL"/>
-        </w:rPr>
-        <w:t xml:space="preserve">3 osobniki i </w:t>
-      </w:r>
-      <w:r>
-        <w:rPr>
-          <w:rFonts w:cs="Arial" w:ascii="Arial" w:hAnsi="Arial"/>
-          <w:b w:val="false"/>
-          <w:bCs w:val="false"/>
-          <w:sz w:val="20"/>
-          <w:szCs w:val="20"/>
-          <w:lang w:val="pl-PL"/>
-        </w:rPr>
-        <w:t xml:space="preserve">te z </w:t>
-      </w:r>
-      <w:r>
-        <w:rPr>
-          <w:rFonts w:cs="Arial" w:ascii="Arial" w:hAnsi="Arial"/>
-          <w:b w:val="false"/>
-          <w:bCs w:val="false"/>
-          <w:sz w:val="20"/>
-          <w:szCs w:val="20"/>
-          <w:lang w:val="pl-PL"/>
-        </w:rPr>
-        <w:t>najlepszym czasem zostają rodzicem) metodą OX1 (Order Crossover). Następnie każde dziecko ma pewien procent szansy na zmutowanie, czyli zamianę ze sobą dwóch czasów.</w:t>
+        <w:t>Algorytm genetyczny przypomina w działaniu zjawisko ewolucji biologicznej. W celu uzyskania wyniku tworzymy w sposób losowy populację początkową. Każdy z tych osobników posiada swój genotyp., którym jest pewna permutacja czasów wykonywania zadań. Stosując algorytm zachłanny na osobnikach otrzymujemy fenotyp – czas potrzebny do zakończenia wszystkich zadań. W myśl strategii Elityzmu osobnik/i o najlepszym czasie przechodzą do nowego pokolenia bez zmian. Reszta osobników w nowym pokoleniu powstaje z krzyżowania osobników ze starego pokolenia ze sobą strategią turniejową (losujemy 2 razy 3 osobniki i te z najlepszym czasem zostają rodzicem) metodą OX1 (Order Crossover). Następnie każde dziecko ma pewien procent szansy na zmutowanie, czyli zamianę ze sobą dwóch czasów.</w:t>
       </w:r>
     </w:p>
     <w:p>
@@ -727,7 +636,7 @@
           <w:ilvl w:val="0"/>
           <w:numId w:val="2"/>
         </w:numPr>
-        <w:ind w:hanging="357" w:start="714" w:end="0"/>
+        <w:ind w:hanging="357" w:left="714" w:right="0"/>
         <w:rPr>
           <w:rFonts w:ascii="Arial" w:hAnsi="Arial" w:cs="Arial"/>
           <w:b/>
@@ -750,7 +659,7 @@
     <w:p>
       <w:pPr>
         <w:pStyle w:val="Normal"/>
-        <w:ind w:hanging="357" w:start="714" w:end="0"/>
+        <w:ind w:hanging="357" w:left="714" w:right="0"/>
         <w:rPr>
           <w:rFonts w:ascii="Arial" w:hAnsi="Arial" w:cs="Arial"/>
           <w:b w:val="false"/>
@@ -769,44 +678,47 @@
           <w:szCs w:val="20"/>
           <w:lang w:val="pl-PL"/>
         </w:rPr>
-        <w:t>-</w:t>
-      </w:r>
-      <w:r>
-        <w:rPr>
-          <w:rFonts w:cs="Arial" w:ascii="Arial" w:hAnsi="Arial"/>
+        <w:t>-tworzenie nowej populacji</w:t>
+      </w:r>
+    </w:p>
+    <w:p>
+      <w:pPr>
+        <w:pStyle w:val="Normal"/>
+        <w:ind w:hanging="357" w:left="714" w:right="0"/>
+        <w:rPr>
+          <w:rFonts w:ascii="Arial" w:hAnsi="Arial" w:cs="Arial"/>
           <w:b w:val="false"/>
           <w:bCs w:val="false"/>
           <w:sz w:val="20"/>
           <w:szCs w:val="20"/>
           <w:lang w:val="pl-PL"/>
         </w:rPr>
-        <w:t>tworzenie nowej populacji</w:t>
-      </w:r>
-    </w:p>
-    <w:p>
-      <w:pPr>
-        <w:pStyle w:val="Normal"/>
-        <w:ind w:hanging="357" w:start="714" w:end="0"/>
-        <w:rPr>
-          <w:rFonts w:ascii="Arial" w:hAnsi="Arial" w:cs="Arial"/>
+      </w:pPr>
+      <w:r>
+        <w:rPr>
+          <w:rFonts w:cs="Arial" w:ascii="Arial" w:hAnsi="Arial"/>
           <w:b w:val="false"/>
           <w:bCs w:val="false"/>
           <w:sz w:val="20"/>
           <w:szCs w:val="20"/>
           <w:lang w:val="pl-PL"/>
         </w:rPr>
-      </w:pPr>
-      <w:r>
-        <w:rPr>
-          <w:rFonts w:cs="Arial" w:ascii="Arial" w:hAnsi="Arial"/>
+        <w:t>-algorytm zachłanny</w:t>
+      </w:r>
+    </w:p>
+    <w:p>
+      <w:pPr>
+        <w:pStyle w:val="Normal"/>
+        <w:ind w:hanging="357" w:left="714" w:right="0"/>
+        <w:rPr>
+          <w:rFonts w:ascii="Arial" w:hAnsi="Arial" w:cs="Arial"/>
           <w:b w:val="false"/>
           <w:bCs w:val="false"/>
           <w:sz w:val="20"/>
           <w:szCs w:val="20"/>
           <w:lang w:val="pl-PL"/>
         </w:rPr>
-        <w:t>-</w:t>
-      </w:r>
+      </w:pPr>
       <w:r>
         <w:rPr>
           <w:rFonts w:cs="Arial" w:ascii="Arial" w:hAnsi="Arial"/>
@@ -816,13 +728,13 @@
           <w:szCs w:val="20"/>
           <w:lang w:val="pl-PL"/>
         </w:rPr>
-        <w:t>algorytm zachłanny</w:t>
-      </w:r>
-    </w:p>
-    <w:p>
-      <w:pPr>
-        <w:pStyle w:val="Normal"/>
-        <w:ind w:hanging="357" w:start="714" w:end="0"/>
+        <w:t>główna pętla programu:</w:t>
+      </w:r>
+    </w:p>
+    <w:p>
+      <w:pPr>
+        <w:pStyle w:val="Normal"/>
+        <w:ind w:hanging="357" w:left="714" w:right="0"/>
         <w:rPr>
           <w:rFonts w:ascii="Arial" w:hAnsi="Arial" w:cs="Arial"/>
           <w:b w:val="false"/>
@@ -841,13 +753,14 @@
           <w:szCs w:val="20"/>
           <w:lang w:val="pl-PL"/>
         </w:rPr>
-        <w:t>główna pętla programu:</w:t>
-      </w:r>
-    </w:p>
-    <w:p>
-      <w:pPr>
-        <w:pStyle w:val="Normal"/>
-        <w:ind w:hanging="357" w:start="714" w:end="0"/>
+        <w:tab/>
+        <w:t>-ocena czasów osobników</w:t>
+      </w:r>
+    </w:p>
+    <w:p>
+      <w:pPr>
+        <w:pStyle w:val="Normal"/>
+        <w:ind w:hanging="357" w:left="714" w:right="0"/>
         <w:rPr>
           <w:rFonts w:ascii="Arial" w:hAnsi="Arial" w:cs="Arial"/>
           <w:b w:val="false"/>
@@ -867,13 +780,13 @@
           <w:lang w:val="pl-PL"/>
         </w:rPr>
         <w:tab/>
-        <w:t>-ocena czasów osobników</w:t>
-      </w:r>
-    </w:p>
-    <w:p>
-      <w:pPr>
-        <w:pStyle w:val="Normal"/>
-        <w:ind w:hanging="357" w:start="714" w:end="0"/>
+        <w:t>-przepisanie najlepszego osobnika do nowego pokolenia</w:t>
+      </w:r>
+    </w:p>
+    <w:p>
+      <w:pPr>
+        <w:pStyle w:val="Normal"/>
+        <w:ind w:hanging="357" w:left="714" w:right="0"/>
         <w:rPr>
           <w:rFonts w:ascii="Arial" w:hAnsi="Arial" w:cs="Arial"/>
           <w:b w:val="false"/>
@@ -893,13 +806,13 @@
           <w:lang w:val="pl-PL"/>
         </w:rPr>
         <w:tab/>
-        <w:t>-przepisanie najlepszego osobnika do nowego pokolenia</w:t>
-      </w:r>
-    </w:p>
-    <w:p>
-      <w:pPr>
-        <w:pStyle w:val="Normal"/>
-        <w:ind w:hanging="357" w:start="714" w:end="0"/>
+        <w:t>-krzyżowanie osobników</w:t>
+      </w:r>
+    </w:p>
+    <w:p>
+      <w:pPr>
+        <w:pStyle w:val="Normal"/>
+        <w:ind w:hanging="357" w:left="714" w:right="0"/>
         <w:rPr>
           <w:rFonts w:ascii="Arial" w:hAnsi="Arial" w:cs="Arial"/>
           <w:b w:val="false"/>
@@ -919,13 +832,13 @@
           <w:lang w:val="pl-PL"/>
         </w:rPr>
         <w:tab/>
-        <w:t>-krzyżowanie osobników</w:t>
-      </w:r>
-    </w:p>
-    <w:p>
-      <w:pPr>
-        <w:pStyle w:val="Normal"/>
-        <w:ind w:hanging="357" w:start="714" w:end="0"/>
+        <w:t>-mutacje</w:t>
+      </w:r>
+    </w:p>
+    <w:p>
+      <w:pPr>
+        <w:pStyle w:val="Normal"/>
+        <w:ind w:hanging="357" w:left="714" w:right="0"/>
         <w:rPr>
           <w:rFonts w:ascii="Arial" w:hAnsi="Arial" w:cs="Arial"/>
           <w:b w:val="false"/>
@@ -945,13 +858,13 @@
           <w:lang w:val="pl-PL"/>
         </w:rPr>
         <w:tab/>
-        <w:t>-mutacje</w:t>
-      </w:r>
-    </w:p>
-    <w:p>
-      <w:pPr>
-        <w:pStyle w:val="Normal"/>
-        <w:ind w:hanging="357" w:start="714" w:end="0"/>
+        <w:t>-algorytm zachłanny</w:t>
+      </w:r>
+    </w:p>
+    <w:p>
+      <w:pPr>
+        <w:pStyle w:val="Normal"/>
+        <w:ind w:hanging="357" w:left="714" w:right="0"/>
         <w:rPr>
           <w:rFonts w:ascii="Arial" w:hAnsi="Arial" w:cs="Arial"/>
           <w:b w:val="false"/>
@@ -971,39 +884,13 @@
           <w:lang w:val="pl-PL"/>
         </w:rPr>
         <w:tab/>
-        <w:t>-algorytm zachłanny</w:t>
-      </w:r>
-    </w:p>
-    <w:p>
-      <w:pPr>
-        <w:pStyle w:val="Normal"/>
-        <w:ind w:hanging="357" w:start="714" w:end="0"/>
-        <w:rPr>
-          <w:rFonts w:ascii="Arial" w:hAnsi="Arial" w:cs="Arial"/>
-          <w:b w:val="false"/>
-          <w:bCs w:val="false"/>
-          <w:sz w:val="20"/>
-          <w:szCs w:val="20"/>
-          <w:lang w:val="pl-PL"/>
-        </w:rPr>
-      </w:pPr>
-      <w:r>
-        <w:rPr>
-          <w:rFonts w:cs="Arial" w:ascii="Arial" w:hAnsi="Arial"/>
-          <w:b w:val="false"/>
-          <w:bCs w:val="false"/>
-          <w:sz w:val="20"/>
-          <w:szCs w:val="20"/>
-          <w:lang w:val="pl-PL"/>
-        </w:rPr>
-        <w:tab/>
         <w:t>-podmiana osobników na te z nowego pokolenia</w:t>
       </w:r>
     </w:p>
     <w:p>
       <w:pPr>
         <w:pStyle w:val="Normal"/>
-        <w:ind w:hanging="357" w:start="714" w:end="0"/>
+        <w:ind w:hanging="357" w:left="714" w:right="0"/>
         <w:rPr>
           <w:rFonts w:ascii="Arial" w:hAnsi="Arial" w:cs="Arial"/>
           <w:b w:val="false"/>
@@ -1033,7 +920,7 @@
           <w:numId w:val="2"/>
         </w:numPr>
         <w:spacing w:before="164" w:after="0"/>
-        <w:ind w:hanging="357" w:start="714" w:end="0"/>
+        <w:ind w:hanging="357" w:left="714" w:right="0"/>
         <w:rPr>
           <w:rFonts w:ascii="Arial" w:hAnsi="Arial" w:cs="Arial"/>
           <w:sz w:val="20"/>
@@ -1105,7 +992,280 @@
       <w:pPr>
         <w:pStyle w:val="Normal"/>
         <w:spacing w:before="164" w:after="0"/>
-        <w:ind w:hanging="0" w:start="0" w:end="0"/>
+        <w:ind w:hanging="0" w:left="0" w:right="0"/>
+        <w:rPr>
+          <w:rFonts w:ascii="Arial" w:hAnsi="Arial" w:cs="Arial"/>
+          <w:sz w:val="20"/>
+          <w:szCs w:val="20"/>
+          <w:lang w:val="pl-PL"/>
+        </w:rPr>
+      </w:pPr>
+      <w:r>
+        <w:rPr>
+          <w:rFonts w:cs="Arial" w:ascii="Arial" w:hAnsi="Arial"/>
+          <w:sz w:val="20"/>
+          <w:szCs w:val="20"/>
+          <w:lang w:val="pl-PL"/>
+        </w:rPr>
+      </w:r>
+    </w:p>
+    <w:p>
+      <w:pPr>
+        <w:pStyle w:val="Normal"/>
+        <w:spacing w:before="164" w:after="0"/>
+        <w:ind w:hanging="0" w:left="0" w:right="0"/>
+        <w:rPr>
+          <w:rFonts w:ascii="Arial" w:hAnsi="Arial" w:cs="Arial"/>
+          <w:sz w:val="20"/>
+          <w:szCs w:val="20"/>
+          <w:lang w:val="pl-PL"/>
+        </w:rPr>
+      </w:pPr>
+      <w:r>
+        <w:rPr>
+          <w:rFonts w:cs="Arial" w:ascii="Arial" w:hAnsi="Arial"/>
+          <w:sz w:val="20"/>
+          <w:szCs w:val="20"/>
+          <w:lang w:val="pl-PL"/>
+        </w:rPr>
+      </w:r>
+    </w:p>
+    <w:p>
+      <w:pPr>
+        <w:pStyle w:val="Normal"/>
+        <w:spacing w:before="164" w:after="0"/>
+        <w:ind w:hanging="0" w:left="0" w:right="0"/>
+        <w:rPr>
+          <w:rFonts w:ascii="Arial" w:hAnsi="Arial" w:cs="Arial"/>
+          <w:sz w:val="20"/>
+          <w:szCs w:val="20"/>
+          <w:lang w:val="pl-PL"/>
+        </w:rPr>
+      </w:pPr>
+      <w:r>
+        <w:rPr>
+          <w:rFonts w:cs="Arial" w:ascii="Arial" w:hAnsi="Arial"/>
+          <w:sz w:val="20"/>
+          <w:szCs w:val="20"/>
+          <w:lang w:val="pl-PL"/>
+        </w:rPr>
+      </w:r>
+    </w:p>
+    <w:p>
+      <w:pPr>
+        <w:pStyle w:val="Normal"/>
+        <w:spacing w:before="164" w:after="0"/>
+        <w:ind w:hanging="0" w:left="0" w:right="0"/>
+        <w:rPr>
+          <w:rFonts w:ascii="Arial" w:hAnsi="Arial" w:cs="Arial"/>
+          <w:sz w:val="20"/>
+          <w:szCs w:val="20"/>
+          <w:lang w:val="pl-PL"/>
+        </w:rPr>
+      </w:pPr>
+      <w:r>
+        <w:rPr>
+          <w:rFonts w:cs="Arial" w:ascii="Arial" w:hAnsi="Arial"/>
+          <w:sz w:val="20"/>
+          <w:szCs w:val="20"/>
+          <w:lang w:val="pl-PL"/>
+        </w:rPr>
+      </w:r>
+    </w:p>
+    <w:p>
+      <w:pPr>
+        <w:pStyle w:val="Normal"/>
+        <w:spacing w:before="164" w:after="0"/>
+        <w:ind w:hanging="0" w:left="0" w:right="0"/>
+        <w:rPr>
+          <w:rFonts w:ascii="Arial" w:hAnsi="Arial" w:cs="Arial"/>
+          <w:sz w:val="20"/>
+          <w:szCs w:val="20"/>
+          <w:lang w:val="pl-PL"/>
+        </w:rPr>
+      </w:pPr>
+      <w:r>
+        <w:rPr>
+          <w:rFonts w:cs="Arial" w:ascii="Arial" w:hAnsi="Arial"/>
+          <w:sz w:val="20"/>
+          <w:szCs w:val="20"/>
+          <w:lang w:val="pl-PL"/>
+        </w:rPr>
+      </w:r>
+    </w:p>
+    <w:p>
+      <w:pPr>
+        <w:pStyle w:val="Normal"/>
+        <w:spacing w:before="164" w:after="0"/>
+        <w:ind w:hanging="0" w:left="0" w:right="0"/>
+        <w:rPr>
+          <w:rFonts w:ascii="Arial" w:hAnsi="Arial" w:cs="Arial"/>
+          <w:sz w:val="20"/>
+          <w:szCs w:val="20"/>
+          <w:lang w:val="pl-PL"/>
+        </w:rPr>
+      </w:pPr>
+      <w:r>
+        <w:rPr>
+          <w:rFonts w:cs="Arial" w:ascii="Arial" w:hAnsi="Arial"/>
+          <w:sz w:val="20"/>
+          <w:szCs w:val="20"/>
+          <w:lang w:val="pl-PL"/>
+        </w:rPr>
+      </w:r>
+    </w:p>
+    <w:p>
+      <w:pPr>
+        <w:pStyle w:val="Normal"/>
+        <w:spacing w:before="164" w:after="0"/>
+        <w:ind w:hanging="0" w:left="0" w:right="0"/>
+        <w:rPr>
+          <w:rFonts w:ascii="Arial" w:hAnsi="Arial" w:cs="Arial"/>
+          <w:sz w:val="20"/>
+          <w:szCs w:val="20"/>
+          <w:lang w:val="pl-PL"/>
+        </w:rPr>
+      </w:pPr>
+      <w:r>
+        <w:rPr>
+          <w:rFonts w:cs="Arial" w:ascii="Arial" w:hAnsi="Arial"/>
+          <w:sz w:val="20"/>
+          <w:szCs w:val="20"/>
+          <w:lang w:val="pl-PL"/>
+        </w:rPr>
+      </w:r>
+    </w:p>
+    <w:p>
+      <w:pPr>
+        <w:pStyle w:val="Normal"/>
+        <w:spacing w:before="164" w:after="0"/>
+        <w:ind w:hanging="0" w:left="0" w:right="0"/>
+        <w:rPr>
+          <w:rFonts w:ascii="Arial" w:hAnsi="Arial" w:cs="Arial"/>
+          <w:sz w:val="20"/>
+          <w:szCs w:val="20"/>
+          <w:lang w:val="pl-PL"/>
+        </w:rPr>
+      </w:pPr>
+      <w:r>
+        <w:rPr>
+          <w:rFonts w:cs="Arial" w:ascii="Arial" w:hAnsi="Arial"/>
+          <w:sz w:val="20"/>
+          <w:szCs w:val="20"/>
+          <w:lang w:val="pl-PL"/>
+        </w:rPr>
+      </w:r>
+    </w:p>
+    <w:p>
+      <w:pPr>
+        <w:pStyle w:val="Normal"/>
+        <w:spacing w:before="164" w:after="0"/>
+        <w:ind w:hanging="0" w:left="0" w:right="0"/>
+        <w:rPr>
+          <w:rFonts w:ascii="Arial" w:hAnsi="Arial" w:cs="Arial"/>
+          <w:sz w:val="20"/>
+          <w:szCs w:val="20"/>
+          <w:lang w:val="pl-PL"/>
+        </w:rPr>
+      </w:pPr>
+      <w:r>
+        <w:rPr>
+          <w:rFonts w:cs="Arial" w:ascii="Arial" w:hAnsi="Arial"/>
+          <w:sz w:val="20"/>
+          <w:szCs w:val="20"/>
+          <w:lang w:val="pl-PL"/>
+        </w:rPr>
+      </w:r>
+    </w:p>
+    <w:p>
+      <w:pPr>
+        <w:pStyle w:val="Normal"/>
+        <w:spacing w:before="164" w:after="0"/>
+        <w:ind w:hanging="0" w:left="0" w:right="0"/>
+        <w:rPr>
+          <w:rFonts w:ascii="Arial" w:hAnsi="Arial" w:cs="Arial"/>
+          <w:sz w:val="20"/>
+          <w:szCs w:val="20"/>
+          <w:lang w:val="pl-PL"/>
+        </w:rPr>
+      </w:pPr>
+      <w:r>
+        <w:rPr>
+          <w:rFonts w:cs="Arial" w:ascii="Arial" w:hAnsi="Arial"/>
+          <w:sz w:val="20"/>
+          <w:szCs w:val="20"/>
+          <w:lang w:val="pl-PL"/>
+        </w:rPr>
+      </w:r>
+    </w:p>
+    <w:p>
+      <w:pPr>
+        <w:pStyle w:val="Normal"/>
+        <w:spacing w:before="164" w:after="0"/>
+        <w:ind w:hanging="0" w:left="0" w:right="0"/>
+        <w:rPr>
+          <w:rFonts w:ascii="Arial" w:hAnsi="Arial" w:cs="Arial"/>
+          <w:sz w:val="20"/>
+          <w:szCs w:val="20"/>
+          <w:lang w:val="pl-PL"/>
+        </w:rPr>
+      </w:pPr>
+      <w:r>
+        <w:rPr>
+          <w:rFonts w:cs="Arial" w:ascii="Arial" w:hAnsi="Arial"/>
+          <w:sz w:val="20"/>
+          <w:szCs w:val="20"/>
+          <w:lang w:val="pl-PL"/>
+        </w:rPr>
+      </w:r>
+    </w:p>
+    <w:p>
+      <w:pPr>
+        <w:pStyle w:val="Normal"/>
+        <w:spacing w:before="164" w:after="0"/>
+        <w:ind w:hanging="0" w:left="0" w:right="0"/>
+        <w:rPr>
+          <w:rFonts w:ascii="Arial" w:hAnsi="Arial" w:cs="Arial"/>
+          <w:sz w:val="20"/>
+          <w:szCs w:val="20"/>
+          <w:lang w:val="pl-PL"/>
+        </w:rPr>
+      </w:pPr>
+      <w:r>
+        <w:rPr>
+          <w:rFonts w:cs="Arial" w:ascii="Arial" w:hAnsi="Arial"/>
+          <w:sz w:val="20"/>
+          <w:szCs w:val="20"/>
+          <w:lang w:val="pl-PL"/>
+        </w:rPr>
+      </w:r>
+    </w:p>
+    <w:p>
+      <w:pPr>
+        <w:pStyle w:val="Normal"/>
+        <w:spacing w:before="164" w:after="0"/>
+        <w:ind w:hanging="0" w:left="0" w:right="0"/>
+        <w:rPr>
+          <w:rFonts w:ascii="Arial" w:hAnsi="Arial" w:cs="Arial"/>
+          <w:sz w:val="20"/>
+          <w:szCs w:val="20"/>
+          <w:lang w:val="pl-PL"/>
+        </w:rPr>
+      </w:pPr>
+      <w:r>
+        <w:rPr>
+          <w:rFonts w:cs="Arial" w:ascii="Arial" w:hAnsi="Arial"/>
+          <w:sz w:val="20"/>
+          <w:szCs w:val="20"/>
+          <w:lang w:val="pl-PL"/>
+        </w:rPr>
+      </w:r>
+    </w:p>
+    <w:p>
+      <w:pPr>
+        <w:pStyle w:val="Normal"/>
+        <w:spacing w:before="164" w:after="0"/>
+        <w:ind w:hanging="0" w:left="0" w:right="0"/>
         <w:rPr>
           <w:rFonts w:ascii="Arial" w:hAnsi="Arial" w:cs="Arial"/>
           <w:sz w:val="20"/>
@@ -1121,311 +1281,24 @@
           <w:szCs w:val="20"/>
           <w:lang w:val="pl-PL"/>
         </w:rPr>
+        <w:t>Tworzenie nowego osobnika na bazie osobnika O1</w:t>
       </w:r>
     </w:p>
     <w:p>
       <w:pPr>
         <w:pStyle w:val="Normal"/>
         <w:spacing w:before="164" w:after="0"/>
-        <w:ind w:hanging="0" w:start="0" w:end="0"/>
-        <w:rPr>
-          <w:rFonts w:ascii="Arial" w:hAnsi="Arial" w:cs="Arial"/>
-          <w:sz w:val="20"/>
-          <w:szCs w:val="20"/>
-          <w:lang w:val="pl-PL"/>
-        </w:rPr>
-      </w:pPr>
-      <w:r>
-        <w:rPr>
-          <w:rFonts w:cs="Arial" w:ascii="Arial" w:hAnsi="Arial"/>
-          <w:b/>
-          <w:sz w:val="20"/>
-          <w:szCs w:val="20"/>
-          <w:lang w:val="pl-PL"/>
-        </w:rPr>
-      </w:r>
-    </w:p>
-    <w:p>
-      <w:pPr>
-        <w:pStyle w:val="Normal"/>
-        <w:spacing w:before="164" w:after="0"/>
-        <w:ind w:hanging="0" w:start="0" w:end="0"/>
-        <w:rPr>
-          <w:rFonts w:ascii="Arial" w:hAnsi="Arial" w:cs="Arial"/>
-          <w:sz w:val="20"/>
-          <w:szCs w:val="20"/>
-          <w:lang w:val="pl-PL"/>
-        </w:rPr>
-      </w:pPr>
-      <w:r>
-        <w:rPr>
-          <w:rFonts w:cs="Arial" w:ascii="Arial" w:hAnsi="Arial"/>
-          <w:b/>
-          <w:sz w:val="20"/>
-          <w:szCs w:val="20"/>
-          <w:lang w:val="pl-PL"/>
-        </w:rPr>
-      </w:r>
-    </w:p>
-    <w:p>
-      <w:pPr>
-        <w:pStyle w:val="Normal"/>
-        <w:spacing w:before="164" w:after="0"/>
-        <w:ind w:hanging="0" w:start="0" w:end="0"/>
-        <w:rPr>
-          <w:rFonts w:ascii="Arial" w:hAnsi="Arial" w:cs="Arial"/>
-          <w:sz w:val="20"/>
-          <w:szCs w:val="20"/>
-          <w:lang w:val="pl-PL"/>
-        </w:rPr>
-      </w:pPr>
-      <w:r>
-        <w:rPr>
-          <w:rFonts w:cs="Arial" w:ascii="Arial" w:hAnsi="Arial"/>
-          <w:b/>
-          <w:sz w:val="20"/>
-          <w:szCs w:val="20"/>
-          <w:lang w:val="pl-PL"/>
-        </w:rPr>
-      </w:r>
-    </w:p>
-    <w:p>
-      <w:pPr>
-        <w:pStyle w:val="Normal"/>
-        <w:spacing w:before="164" w:after="0"/>
-        <w:ind w:hanging="0" w:start="0" w:end="0"/>
-        <w:rPr>
-          <w:rFonts w:ascii="Arial" w:hAnsi="Arial" w:cs="Arial"/>
-          <w:sz w:val="20"/>
-          <w:szCs w:val="20"/>
-          <w:lang w:val="pl-PL"/>
-        </w:rPr>
-      </w:pPr>
-      <w:r>
-        <w:rPr>
-          <w:rFonts w:cs="Arial" w:ascii="Arial" w:hAnsi="Arial"/>
-          <w:b/>
-          <w:sz w:val="20"/>
-          <w:szCs w:val="20"/>
-          <w:lang w:val="pl-PL"/>
-        </w:rPr>
-      </w:r>
-    </w:p>
-    <w:p>
-      <w:pPr>
-        <w:pStyle w:val="Normal"/>
-        <w:spacing w:before="164" w:after="0"/>
-        <w:ind w:hanging="0" w:start="0" w:end="0"/>
-        <w:rPr>
-          <w:rFonts w:ascii="Arial" w:hAnsi="Arial" w:cs="Arial"/>
-          <w:sz w:val="20"/>
-          <w:szCs w:val="20"/>
-          <w:lang w:val="pl-PL"/>
-        </w:rPr>
-      </w:pPr>
-      <w:r>
-        <w:rPr>
-          <w:rFonts w:cs="Arial" w:ascii="Arial" w:hAnsi="Arial"/>
-          <w:b/>
-          <w:sz w:val="20"/>
-          <w:szCs w:val="20"/>
-          <w:lang w:val="pl-PL"/>
-        </w:rPr>
-      </w:r>
-    </w:p>
-    <w:p>
-      <w:pPr>
-        <w:pStyle w:val="Normal"/>
-        <w:spacing w:before="164" w:after="0"/>
-        <w:ind w:hanging="0" w:start="0" w:end="0"/>
-        <w:rPr>
-          <w:rFonts w:ascii="Arial" w:hAnsi="Arial" w:cs="Arial"/>
-          <w:sz w:val="20"/>
-          <w:szCs w:val="20"/>
-          <w:lang w:val="pl-PL"/>
-        </w:rPr>
-      </w:pPr>
-      <w:r>
-        <w:rPr>
-          <w:rFonts w:cs="Arial" w:ascii="Arial" w:hAnsi="Arial"/>
-          <w:b/>
-          <w:sz w:val="20"/>
-          <w:szCs w:val="20"/>
-          <w:lang w:val="pl-PL"/>
-        </w:rPr>
-      </w:r>
-    </w:p>
-    <w:p>
-      <w:pPr>
-        <w:pStyle w:val="Normal"/>
-        <w:spacing w:before="164" w:after="0"/>
-        <w:ind w:hanging="0" w:start="0" w:end="0"/>
-        <w:rPr>
-          <w:rFonts w:ascii="Arial" w:hAnsi="Arial" w:cs="Arial"/>
-          <w:sz w:val="20"/>
-          <w:szCs w:val="20"/>
-          <w:lang w:val="pl-PL"/>
-        </w:rPr>
-      </w:pPr>
-      <w:r>
-        <w:rPr>
-          <w:rFonts w:cs="Arial" w:ascii="Arial" w:hAnsi="Arial"/>
-          <w:b/>
-          <w:sz w:val="20"/>
-          <w:szCs w:val="20"/>
-          <w:lang w:val="pl-PL"/>
-        </w:rPr>
-      </w:r>
-    </w:p>
-    <w:p>
-      <w:pPr>
-        <w:pStyle w:val="Normal"/>
-        <w:spacing w:before="164" w:after="0"/>
-        <w:ind w:hanging="0" w:start="0" w:end="0"/>
-        <w:rPr>
-          <w:rFonts w:ascii="Arial" w:hAnsi="Arial" w:cs="Arial"/>
-          <w:sz w:val="20"/>
-          <w:szCs w:val="20"/>
-          <w:lang w:val="pl-PL"/>
-        </w:rPr>
-      </w:pPr>
-      <w:r>
-        <w:rPr>
-          <w:rFonts w:cs="Arial" w:ascii="Arial" w:hAnsi="Arial"/>
-          <w:b/>
-          <w:sz w:val="20"/>
-          <w:szCs w:val="20"/>
-          <w:lang w:val="pl-PL"/>
-        </w:rPr>
-      </w:r>
-    </w:p>
-    <w:p>
-      <w:pPr>
-        <w:pStyle w:val="Normal"/>
-        <w:spacing w:before="164" w:after="0"/>
-        <w:ind w:hanging="0" w:start="0" w:end="0"/>
-        <w:rPr>
-          <w:rFonts w:ascii="Arial" w:hAnsi="Arial" w:cs="Arial"/>
-          <w:sz w:val="20"/>
-          <w:szCs w:val="20"/>
-          <w:lang w:val="pl-PL"/>
-        </w:rPr>
-      </w:pPr>
-      <w:r>
-        <w:rPr>
-          <w:rFonts w:cs="Arial" w:ascii="Arial" w:hAnsi="Arial"/>
-          <w:b/>
-          <w:sz w:val="20"/>
-          <w:szCs w:val="20"/>
-          <w:lang w:val="pl-PL"/>
-        </w:rPr>
-      </w:r>
-    </w:p>
-    <w:p>
-      <w:pPr>
-        <w:pStyle w:val="Normal"/>
-        <w:spacing w:before="164" w:after="0"/>
-        <w:ind w:hanging="0" w:start="0" w:end="0"/>
-        <w:rPr>
-          <w:rFonts w:ascii="Arial" w:hAnsi="Arial" w:cs="Arial"/>
-          <w:sz w:val="20"/>
-          <w:szCs w:val="20"/>
-          <w:lang w:val="pl-PL"/>
-        </w:rPr>
-      </w:pPr>
-      <w:r>
-        <w:rPr>
-          <w:rFonts w:cs="Arial" w:ascii="Arial" w:hAnsi="Arial"/>
-          <w:b/>
-          <w:sz w:val="20"/>
-          <w:szCs w:val="20"/>
-          <w:lang w:val="pl-PL"/>
-        </w:rPr>
-      </w:r>
-    </w:p>
-    <w:p>
-      <w:pPr>
-        <w:pStyle w:val="Normal"/>
-        <w:spacing w:before="164" w:after="0"/>
-        <w:ind w:hanging="0" w:start="0" w:end="0"/>
-        <w:rPr>
-          <w:rFonts w:ascii="Arial" w:hAnsi="Arial" w:cs="Arial"/>
-          <w:sz w:val="20"/>
-          <w:szCs w:val="20"/>
-          <w:lang w:val="pl-PL"/>
-        </w:rPr>
-      </w:pPr>
-      <w:r>
-        <w:rPr>
-          <w:rFonts w:cs="Arial" w:ascii="Arial" w:hAnsi="Arial"/>
-          <w:b/>
-          <w:sz w:val="20"/>
-          <w:szCs w:val="20"/>
-          <w:lang w:val="pl-PL"/>
-        </w:rPr>
-      </w:r>
-    </w:p>
-    <w:p>
-      <w:pPr>
-        <w:pStyle w:val="Normal"/>
-        <w:spacing w:before="164" w:after="0"/>
-        <w:ind w:hanging="0" w:start="0" w:end="0"/>
-        <w:rPr>
-          <w:rFonts w:ascii="Arial" w:hAnsi="Arial" w:cs="Arial"/>
-          <w:sz w:val="20"/>
-          <w:szCs w:val="20"/>
-          <w:lang w:val="pl-PL"/>
-        </w:rPr>
-      </w:pPr>
-      <w:r>
-        <w:rPr>
-          <w:rFonts w:cs="Arial" w:ascii="Arial" w:hAnsi="Arial"/>
-          <w:b/>
-          <w:sz w:val="20"/>
-          <w:szCs w:val="20"/>
-          <w:lang w:val="pl-PL"/>
-        </w:rPr>
-      </w:r>
-    </w:p>
-    <w:p>
-      <w:pPr>
-        <w:pStyle w:val="Normal"/>
-        <w:spacing w:before="164" w:after="0"/>
-        <w:ind w:hanging="0" w:start="0" w:end="0"/>
-        <w:rPr>
-          <w:rFonts w:ascii="Arial" w:hAnsi="Arial" w:cs="Arial"/>
-          <w:sz w:val="20"/>
-          <w:szCs w:val="20"/>
-          <w:lang w:val="pl-PL"/>
-        </w:rPr>
-      </w:pPr>
-      <w:r>
-        <w:rPr>
-          <w:rFonts w:cs="Arial" w:ascii="Arial" w:hAnsi="Arial"/>
-          <w:b/>
-          <w:sz w:val="20"/>
-          <w:szCs w:val="20"/>
-          <w:lang w:val="pl-PL"/>
-        </w:rPr>
-        <w:t>Tworzenie nowego osobnika na bazie osobnika O1</w:t>
-      </w:r>
-    </w:p>
-    <w:p>
-      <w:pPr>
-        <w:pStyle w:val="Normal"/>
-        <w:spacing w:before="164" w:after="0"/>
-        <w:ind w:hanging="0" w:start="0" w:end="0"/>
-        <w:rPr>
-          <w:rFonts w:ascii="Arial" w:hAnsi="Arial" w:cs="Arial"/>
-          <w:sz w:val="20"/>
-          <w:szCs w:val="20"/>
-          <w:lang w:val="pl-PL"/>
-        </w:rPr>
-      </w:pPr>
-      <w:r>
-        <w:rPr>
-          <w:rFonts w:cs="Arial" w:ascii="Arial" w:hAnsi="Arial"/>
-          <w:b/>
+        <w:ind w:hanging="0" w:left="0" w:right="0"/>
+        <w:rPr>
+          <w:rFonts w:ascii="Arial" w:hAnsi="Arial" w:cs="Arial"/>
+          <w:sz w:val="20"/>
+          <w:szCs w:val="20"/>
+          <w:lang w:val="pl-PL"/>
+        </w:rPr>
+      </w:pPr>
+      <w:r>
+        <w:rPr>
+          <w:rFonts w:cs="Arial" w:ascii="Arial" w:hAnsi="Arial"/>
           <w:sz w:val="20"/>
           <w:szCs w:val="20"/>
           <w:lang w:val="pl-PL"/>
@@ -1482,7 +1355,196 @@
       <w:pPr>
         <w:pStyle w:val="Normal"/>
         <w:spacing w:before="164" w:after="0"/>
-        <w:ind w:hanging="0" w:start="0" w:end="0"/>
+        <w:ind w:hanging="0" w:left="0" w:right="0"/>
+        <w:rPr>
+          <w:rFonts w:ascii="Arial" w:hAnsi="Arial" w:cs="Arial"/>
+          <w:sz w:val="20"/>
+          <w:szCs w:val="20"/>
+          <w:lang w:val="pl-PL"/>
+        </w:rPr>
+      </w:pPr>
+      <w:r>
+        <w:rPr>
+          <w:rFonts w:cs="Arial" w:ascii="Arial" w:hAnsi="Arial"/>
+          <w:sz w:val="20"/>
+          <w:szCs w:val="20"/>
+          <w:lang w:val="pl-PL"/>
+        </w:rPr>
+      </w:r>
+    </w:p>
+    <w:p>
+      <w:pPr>
+        <w:pStyle w:val="Normal"/>
+        <w:spacing w:before="164" w:after="0"/>
+        <w:ind w:hanging="0" w:left="0" w:right="0"/>
+        <w:rPr>
+          <w:rFonts w:ascii="Arial" w:hAnsi="Arial" w:cs="Arial"/>
+          <w:sz w:val="20"/>
+          <w:szCs w:val="20"/>
+          <w:lang w:val="pl-PL"/>
+        </w:rPr>
+      </w:pPr>
+      <w:r>
+        <w:rPr>
+          <w:rFonts w:cs="Arial" w:ascii="Arial" w:hAnsi="Arial"/>
+          <w:sz w:val="20"/>
+          <w:szCs w:val="20"/>
+          <w:lang w:val="pl-PL"/>
+        </w:rPr>
+      </w:r>
+    </w:p>
+    <w:p>
+      <w:pPr>
+        <w:pStyle w:val="Normal"/>
+        <w:spacing w:before="164" w:after="0"/>
+        <w:ind w:hanging="0" w:left="0" w:right="0"/>
+        <w:rPr>
+          <w:rFonts w:ascii="Arial" w:hAnsi="Arial" w:cs="Arial"/>
+          <w:sz w:val="20"/>
+          <w:szCs w:val="20"/>
+          <w:lang w:val="pl-PL"/>
+        </w:rPr>
+      </w:pPr>
+      <w:r>
+        <w:rPr>
+          <w:rFonts w:cs="Arial" w:ascii="Arial" w:hAnsi="Arial"/>
+          <w:sz w:val="20"/>
+          <w:szCs w:val="20"/>
+          <w:lang w:val="pl-PL"/>
+        </w:rPr>
+      </w:r>
+    </w:p>
+    <w:p>
+      <w:pPr>
+        <w:pStyle w:val="Normal"/>
+        <w:spacing w:before="164" w:after="0"/>
+        <w:ind w:hanging="0" w:left="0" w:right="0"/>
+        <w:rPr>
+          <w:rFonts w:ascii="Arial" w:hAnsi="Arial" w:cs="Arial"/>
+          <w:sz w:val="20"/>
+          <w:szCs w:val="20"/>
+          <w:lang w:val="pl-PL"/>
+        </w:rPr>
+      </w:pPr>
+      <w:r>
+        <w:rPr>
+          <w:rFonts w:cs="Arial" w:ascii="Arial" w:hAnsi="Arial"/>
+          <w:sz w:val="20"/>
+          <w:szCs w:val="20"/>
+          <w:lang w:val="pl-PL"/>
+        </w:rPr>
+      </w:r>
+    </w:p>
+    <w:p>
+      <w:pPr>
+        <w:pStyle w:val="Normal"/>
+        <w:spacing w:before="164" w:after="0"/>
+        <w:ind w:hanging="0" w:left="0" w:right="0"/>
+        <w:rPr>
+          <w:rFonts w:ascii="Arial" w:hAnsi="Arial" w:cs="Arial"/>
+          <w:sz w:val="20"/>
+          <w:szCs w:val="20"/>
+          <w:lang w:val="pl-PL"/>
+        </w:rPr>
+      </w:pPr>
+      <w:r>
+        <w:rPr>
+          <w:rFonts w:cs="Arial" w:ascii="Arial" w:hAnsi="Arial"/>
+          <w:sz w:val="20"/>
+          <w:szCs w:val="20"/>
+          <w:lang w:val="pl-PL"/>
+        </w:rPr>
+      </w:r>
+    </w:p>
+    <w:p>
+      <w:pPr>
+        <w:pStyle w:val="Normal"/>
+        <w:spacing w:before="164" w:after="0"/>
+        <w:ind w:hanging="0" w:left="0" w:right="0"/>
+        <w:rPr>
+          <w:rFonts w:ascii="Arial" w:hAnsi="Arial" w:cs="Arial"/>
+          <w:sz w:val="20"/>
+          <w:szCs w:val="20"/>
+          <w:lang w:val="pl-PL"/>
+        </w:rPr>
+      </w:pPr>
+      <w:r>
+        <w:rPr>
+          <w:rFonts w:cs="Arial" w:ascii="Arial" w:hAnsi="Arial"/>
+          <w:sz w:val="20"/>
+          <w:szCs w:val="20"/>
+          <w:lang w:val="pl-PL"/>
+        </w:rPr>
+      </w:r>
+    </w:p>
+    <w:p>
+      <w:pPr>
+        <w:pStyle w:val="Normal"/>
+        <w:spacing w:before="164" w:after="0"/>
+        <w:ind w:hanging="0" w:left="0" w:right="0"/>
+        <w:rPr>
+          <w:rFonts w:ascii="Arial" w:hAnsi="Arial" w:cs="Arial"/>
+          <w:sz w:val="20"/>
+          <w:szCs w:val="20"/>
+          <w:lang w:val="pl-PL"/>
+        </w:rPr>
+      </w:pPr>
+      <w:r>
+        <w:rPr>
+          <w:rFonts w:cs="Arial" w:ascii="Arial" w:hAnsi="Arial"/>
+          <w:sz w:val="20"/>
+          <w:szCs w:val="20"/>
+          <w:lang w:val="pl-PL"/>
+        </w:rPr>
+      </w:r>
+    </w:p>
+    <w:p>
+      <w:pPr>
+        <w:pStyle w:val="Normal"/>
+        <w:spacing w:before="164" w:after="0"/>
+        <w:ind w:hanging="0" w:left="0" w:right="0"/>
+        <w:rPr>
+          <w:rFonts w:ascii="Arial" w:hAnsi="Arial" w:cs="Arial"/>
+          <w:sz w:val="20"/>
+          <w:szCs w:val="20"/>
+          <w:lang w:val="pl-PL"/>
+        </w:rPr>
+      </w:pPr>
+      <w:r>
+        <w:rPr>
+          <w:rFonts w:cs="Arial" w:ascii="Arial" w:hAnsi="Arial"/>
+          <w:sz w:val="20"/>
+          <w:szCs w:val="20"/>
+          <w:lang w:val="pl-PL"/>
+        </w:rPr>
+      </w:r>
+    </w:p>
+    <w:p>
+      <w:pPr>
+        <w:pStyle w:val="Normal"/>
+        <w:spacing w:before="164" w:after="0"/>
+        <w:ind w:hanging="0" w:left="0" w:right="0"/>
+        <w:rPr>
+          <w:rFonts w:ascii="Arial" w:hAnsi="Arial" w:cs="Arial"/>
+          <w:sz w:val="20"/>
+          <w:szCs w:val="20"/>
+          <w:lang w:val="pl-PL"/>
+        </w:rPr>
+      </w:pPr>
+      <w:r>
+        <w:rPr>
+          <w:rFonts w:cs="Arial" w:ascii="Arial" w:hAnsi="Arial"/>
+          <w:sz w:val="20"/>
+          <w:szCs w:val="20"/>
+          <w:lang w:val="pl-PL"/>
+        </w:rPr>
+      </w:r>
+    </w:p>
+    <w:p>
+      <w:pPr>
+        <w:pStyle w:val="Normal"/>
+        <w:spacing w:before="164" w:after="0"/>
+        <w:ind w:hanging="0" w:left="0" w:right="0"/>
         <w:rPr>
           <w:rFonts w:ascii="Arial" w:hAnsi="Arial" w:cs="Arial"/>
           <w:sz w:val="20"/>
@@ -1498,223 +1560,24 @@
           <w:szCs w:val="20"/>
           <w:lang w:val="pl-PL"/>
         </w:rPr>
+        <w:t>Krzyżowanie osobników na przykładzie Osobnika O1 i Osobnika O2</w:t>
       </w:r>
     </w:p>
     <w:p>
       <w:pPr>
         <w:pStyle w:val="Normal"/>
         <w:spacing w:before="164" w:after="0"/>
-        <w:ind w:hanging="0" w:start="0" w:end="0"/>
-        <w:rPr>
-          <w:rFonts w:ascii="Arial" w:hAnsi="Arial" w:cs="Arial"/>
-          <w:sz w:val="20"/>
-          <w:szCs w:val="20"/>
-          <w:lang w:val="pl-PL"/>
-        </w:rPr>
-      </w:pPr>
-      <w:r>
-        <w:rPr>
-          <w:rFonts w:cs="Arial" w:ascii="Arial" w:hAnsi="Arial"/>
-          <w:b/>
-          <w:sz w:val="20"/>
-          <w:szCs w:val="20"/>
-          <w:lang w:val="pl-PL"/>
-        </w:rPr>
-      </w:r>
-    </w:p>
-    <w:p>
-      <w:pPr>
-        <w:pStyle w:val="Normal"/>
-        <w:spacing w:before="164" w:after="0"/>
-        <w:ind w:hanging="0" w:start="0" w:end="0"/>
-        <w:rPr>
-          <w:rFonts w:ascii="Arial" w:hAnsi="Arial" w:cs="Arial"/>
-          <w:sz w:val="20"/>
-          <w:szCs w:val="20"/>
-          <w:lang w:val="pl-PL"/>
-        </w:rPr>
-      </w:pPr>
-      <w:r>
-        <w:rPr>
-          <w:rFonts w:cs="Arial" w:ascii="Arial" w:hAnsi="Arial"/>
-          <w:b/>
-          <w:sz w:val="20"/>
-          <w:szCs w:val="20"/>
-          <w:lang w:val="pl-PL"/>
-        </w:rPr>
-      </w:r>
-    </w:p>
-    <w:p>
-      <w:pPr>
-        <w:pStyle w:val="Normal"/>
-        <w:spacing w:before="164" w:after="0"/>
-        <w:ind w:hanging="0" w:start="0" w:end="0"/>
-        <w:rPr>
-          <w:rFonts w:ascii="Arial" w:hAnsi="Arial" w:cs="Arial"/>
-          <w:sz w:val="20"/>
-          <w:szCs w:val="20"/>
-          <w:lang w:val="pl-PL"/>
-        </w:rPr>
-      </w:pPr>
-      <w:r>
-        <w:rPr>
-          <w:rFonts w:cs="Arial" w:ascii="Arial" w:hAnsi="Arial"/>
-          <w:b/>
-          <w:sz w:val="20"/>
-          <w:szCs w:val="20"/>
-          <w:lang w:val="pl-PL"/>
-        </w:rPr>
-      </w:r>
-    </w:p>
-    <w:p>
-      <w:pPr>
-        <w:pStyle w:val="Normal"/>
-        <w:spacing w:before="164" w:after="0"/>
-        <w:ind w:hanging="0" w:start="0" w:end="0"/>
-        <w:rPr>
-          <w:rFonts w:ascii="Arial" w:hAnsi="Arial" w:cs="Arial"/>
-          <w:sz w:val="20"/>
-          <w:szCs w:val="20"/>
-          <w:lang w:val="pl-PL"/>
-        </w:rPr>
-      </w:pPr>
-      <w:r>
-        <w:rPr>
-          <w:rFonts w:cs="Arial" w:ascii="Arial" w:hAnsi="Arial"/>
-          <w:b/>
-          <w:sz w:val="20"/>
-          <w:szCs w:val="20"/>
-          <w:lang w:val="pl-PL"/>
-        </w:rPr>
-      </w:r>
-    </w:p>
-    <w:p>
-      <w:pPr>
-        <w:pStyle w:val="Normal"/>
-        <w:spacing w:before="164" w:after="0"/>
-        <w:ind w:hanging="0" w:start="0" w:end="0"/>
-        <w:rPr>
-          <w:rFonts w:ascii="Arial" w:hAnsi="Arial" w:cs="Arial"/>
-          <w:sz w:val="20"/>
-          <w:szCs w:val="20"/>
-          <w:lang w:val="pl-PL"/>
-        </w:rPr>
-      </w:pPr>
-      <w:r>
-        <w:rPr>
-          <w:rFonts w:cs="Arial" w:ascii="Arial" w:hAnsi="Arial"/>
-          <w:b/>
-          <w:sz w:val="20"/>
-          <w:szCs w:val="20"/>
-          <w:lang w:val="pl-PL"/>
-        </w:rPr>
-      </w:r>
-    </w:p>
-    <w:p>
-      <w:pPr>
-        <w:pStyle w:val="Normal"/>
-        <w:spacing w:before="164" w:after="0"/>
-        <w:ind w:hanging="0" w:start="0" w:end="0"/>
-        <w:rPr>
-          <w:rFonts w:ascii="Arial" w:hAnsi="Arial" w:cs="Arial"/>
-          <w:sz w:val="20"/>
-          <w:szCs w:val="20"/>
-          <w:lang w:val="pl-PL"/>
-        </w:rPr>
-      </w:pPr>
-      <w:r>
-        <w:rPr>
-          <w:rFonts w:cs="Arial" w:ascii="Arial" w:hAnsi="Arial"/>
-          <w:b/>
-          <w:sz w:val="20"/>
-          <w:szCs w:val="20"/>
-          <w:lang w:val="pl-PL"/>
-        </w:rPr>
-      </w:r>
-    </w:p>
-    <w:p>
-      <w:pPr>
-        <w:pStyle w:val="Normal"/>
-        <w:spacing w:before="164" w:after="0"/>
-        <w:ind w:hanging="0" w:start="0" w:end="0"/>
-        <w:rPr>
-          <w:rFonts w:ascii="Arial" w:hAnsi="Arial" w:cs="Arial"/>
-          <w:sz w:val="20"/>
-          <w:szCs w:val="20"/>
-          <w:lang w:val="pl-PL"/>
-        </w:rPr>
-      </w:pPr>
-      <w:r>
-        <w:rPr>
-          <w:rFonts w:cs="Arial" w:ascii="Arial" w:hAnsi="Arial"/>
-          <w:b/>
-          <w:sz w:val="20"/>
-          <w:szCs w:val="20"/>
-          <w:lang w:val="pl-PL"/>
-        </w:rPr>
-      </w:r>
-    </w:p>
-    <w:p>
-      <w:pPr>
-        <w:pStyle w:val="Normal"/>
-        <w:spacing w:before="164" w:after="0"/>
-        <w:ind w:hanging="0" w:start="0" w:end="0"/>
-        <w:rPr>
-          <w:rFonts w:ascii="Arial" w:hAnsi="Arial" w:cs="Arial"/>
-          <w:sz w:val="20"/>
-          <w:szCs w:val="20"/>
-          <w:lang w:val="pl-PL"/>
-        </w:rPr>
-      </w:pPr>
-      <w:r>
-        <w:rPr>
-          <w:rFonts w:cs="Arial" w:ascii="Arial" w:hAnsi="Arial"/>
-          <w:b/>
-          <w:sz w:val="20"/>
-          <w:szCs w:val="20"/>
-          <w:lang w:val="pl-PL"/>
-        </w:rPr>
-      </w:r>
-    </w:p>
-    <w:p>
-      <w:pPr>
-        <w:pStyle w:val="Normal"/>
-        <w:spacing w:before="164" w:after="0"/>
-        <w:ind w:hanging="0" w:start="0" w:end="0"/>
-        <w:rPr>
-          <w:rFonts w:ascii="Arial" w:hAnsi="Arial" w:cs="Arial"/>
-          <w:sz w:val="20"/>
-          <w:szCs w:val="20"/>
-          <w:lang w:val="pl-PL"/>
-        </w:rPr>
-      </w:pPr>
-      <w:r>
-        <w:rPr>
-          <w:rFonts w:cs="Arial" w:ascii="Arial" w:hAnsi="Arial"/>
-          <w:b/>
-          <w:sz w:val="20"/>
-          <w:szCs w:val="20"/>
-          <w:lang w:val="pl-PL"/>
-        </w:rPr>
-        <w:t>Krzyżowanie osobników na przykładzie Osobnika O1 i Osobnika O2</w:t>
-      </w:r>
-    </w:p>
-    <w:p>
-      <w:pPr>
-        <w:pStyle w:val="Normal"/>
-        <w:spacing w:before="164" w:after="0"/>
-        <w:ind w:hanging="0" w:start="0" w:end="0"/>
-        <w:rPr>
-          <w:rFonts w:ascii="Arial" w:hAnsi="Arial" w:cs="Arial"/>
-          <w:sz w:val="20"/>
-          <w:szCs w:val="20"/>
-          <w:lang w:val="pl-PL"/>
-        </w:rPr>
-      </w:pPr>
-      <w:r>
-        <w:rPr>
-          <w:rFonts w:cs="Arial" w:ascii="Arial" w:hAnsi="Arial"/>
-          <w:b/>
+        <w:ind w:hanging="0" w:left="0" w:right="0"/>
+        <w:rPr>
+          <w:rFonts w:ascii="Arial" w:hAnsi="Arial" w:cs="Arial"/>
+          <w:sz w:val="20"/>
+          <w:szCs w:val="20"/>
+          <w:lang w:val="pl-PL"/>
+        </w:rPr>
+      </w:pPr>
+      <w:r>
+        <w:rPr>
+          <w:rFonts w:cs="Arial" w:ascii="Arial" w:hAnsi="Arial"/>
           <w:sz w:val="20"/>
           <w:szCs w:val="20"/>
           <w:lang w:val="pl-PL"/>
@@ -1771,18 +1634,17 @@
       <w:pPr>
         <w:pStyle w:val="Normal"/>
         <w:spacing w:before="164" w:after="0"/>
-        <w:ind w:hanging="357" w:start="714" w:end="0"/>
-        <w:rPr>
-          <w:rFonts w:ascii="Arial" w:hAnsi="Arial" w:cs="Arial"/>
-          <w:sz w:val="20"/>
-          <w:szCs w:val="20"/>
-          <w:lang w:val="pl-PL"/>
-        </w:rPr>
-      </w:pPr>
-      <w:r>
-        <w:rPr>
-          <w:rFonts w:cs="Arial" w:ascii="Arial" w:hAnsi="Arial"/>
-          <w:b/>
+        <w:ind w:hanging="357" w:left="714" w:right="0"/>
+        <w:rPr>
+          <w:rFonts w:ascii="Arial" w:hAnsi="Arial" w:cs="Arial"/>
+          <w:sz w:val="20"/>
+          <w:szCs w:val="20"/>
+          <w:lang w:val="pl-PL"/>
+        </w:rPr>
+      </w:pPr>
+      <w:r>
+        <w:rPr>
+          <w:rFonts w:cs="Arial" w:ascii="Arial" w:hAnsi="Arial"/>
           <w:sz w:val="20"/>
           <w:szCs w:val="20"/>
           <w:lang w:val="pl-PL"/>
@@ -1793,18 +1655,17 @@
       <w:pPr>
         <w:pStyle w:val="Normal"/>
         <w:spacing w:before="164" w:after="0"/>
-        <w:ind w:hanging="357" w:start="714" w:end="0"/>
-        <w:rPr>
-          <w:rFonts w:ascii="Arial" w:hAnsi="Arial" w:cs="Arial"/>
-          <w:sz w:val="20"/>
-          <w:szCs w:val="20"/>
-          <w:lang w:val="pl-PL"/>
-        </w:rPr>
-      </w:pPr>
-      <w:r>
-        <w:rPr>
-          <w:rFonts w:cs="Arial" w:ascii="Arial" w:hAnsi="Arial"/>
-          <w:b/>
+        <w:ind w:hanging="357" w:left="714" w:right="0"/>
+        <w:rPr>
+          <w:rFonts w:ascii="Arial" w:hAnsi="Arial" w:cs="Arial"/>
+          <w:sz w:val="20"/>
+          <w:szCs w:val="20"/>
+          <w:lang w:val="pl-PL"/>
+        </w:rPr>
+      </w:pPr>
+      <w:r>
+        <w:rPr>
+          <w:rFonts w:cs="Arial" w:ascii="Arial" w:hAnsi="Arial"/>
           <w:sz w:val="20"/>
           <w:szCs w:val="20"/>
           <w:lang w:val="pl-PL"/>
@@ -1815,18 +1676,17 @@
       <w:pPr>
         <w:pStyle w:val="Normal"/>
         <w:spacing w:before="164" w:after="0"/>
-        <w:ind w:hanging="357" w:start="714" w:end="0"/>
-        <w:rPr>
-          <w:rFonts w:ascii="Arial" w:hAnsi="Arial" w:cs="Arial"/>
-          <w:sz w:val="20"/>
-          <w:szCs w:val="20"/>
-          <w:lang w:val="pl-PL"/>
-        </w:rPr>
-      </w:pPr>
-      <w:r>
-        <w:rPr>
-          <w:rFonts w:cs="Arial" w:ascii="Arial" w:hAnsi="Arial"/>
-          <w:b/>
+        <w:ind w:hanging="357" w:left="714" w:right="0"/>
+        <w:rPr>
+          <w:rFonts w:ascii="Arial" w:hAnsi="Arial" w:cs="Arial"/>
+          <w:sz w:val="20"/>
+          <w:szCs w:val="20"/>
+          <w:lang w:val="pl-PL"/>
+        </w:rPr>
+      </w:pPr>
+      <w:r>
+        <w:rPr>
+          <w:rFonts w:cs="Arial" w:ascii="Arial" w:hAnsi="Arial"/>
           <w:sz w:val="20"/>
           <w:szCs w:val="20"/>
           <w:lang w:val="pl-PL"/>
@@ -1837,18 +1697,17 @@
       <w:pPr>
         <w:pStyle w:val="Normal"/>
         <w:spacing w:before="164" w:after="0"/>
-        <w:ind w:hanging="357" w:start="714" w:end="0"/>
-        <w:rPr>
-          <w:rFonts w:ascii="Arial" w:hAnsi="Arial" w:cs="Arial"/>
-          <w:sz w:val="20"/>
-          <w:szCs w:val="20"/>
-          <w:lang w:val="pl-PL"/>
-        </w:rPr>
-      </w:pPr>
-      <w:r>
-        <w:rPr>
-          <w:rFonts w:cs="Arial" w:ascii="Arial" w:hAnsi="Arial"/>
-          <w:b/>
+        <w:ind w:hanging="357" w:left="714" w:right="0"/>
+        <w:rPr>
+          <w:rFonts w:ascii="Arial" w:hAnsi="Arial" w:cs="Arial"/>
+          <w:sz w:val="20"/>
+          <w:szCs w:val="20"/>
+          <w:lang w:val="pl-PL"/>
+        </w:rPr>
+      </w:pPr>
+      <w:r>
+        <w:rPr>
+          <w:rFonts w:cs="Arial" w:ascii="Arial" w:hAnsi="Arial"/>
           <w:sz w:val="20"/>
           <w:szCs w:val="20"/>
           <w:lang w:val="pl-PL"/>
@@ -1859,18 +1718,17 @@
       <w:pPr>
         <w:pStyle w:val="Normal"/>
         <w:spacing w:before="164" w:after="0"/>
-        <w:ind w:hanging="357" w:start="714" w:end="0"/>
-        <w:rPr>
-          <w:rFonts w:ascii="Arial" w:hAnsi="Arial" w:cs="Arial"/>
-          <w:sz w:val="20"/>
-          <w:szCs w:val="20"/>
-          <w:lang w:val="pl-PL"/>
-        </w:rPr>
-      </w:pPr>
-      <w:r>
-        <w:rPr>
-          <w:rFonts w:cs="Arial" w:ascii="Arial" w:hAnsi="Arial"/>
-          <w:b/>
+        <w:ind w:hanging="357" w:left="714" w:right="0"/>
+        <w:rPr>
+          <w:rFonts w:ascii="Arial" w:hAnsi="Arial" w:cs="Arial"/>
+          <w:sz w:val="20"/>
+          <w:szCs w:val="20"/>
+          <w:lang w:val="pl-PL"/>
+        </w:rPr>
+      </w:pPr>
+      <w:r>
+        <w:rPr>
+          <w:rFonts w:cs="Arial" w:ascii="Arial" w:hAnsi="Arial"/>
           <w:sz w:val="20"/>
           <w:szCs w:val="20"/>
           <w:lang w:val="pl-PL"/>
@@ -1881,7 +1739,7 @@
       <w:pPr>
         <w:pStyle w:val="Normal"/>
         <w:spacing w:before="120" w:after="0"/>
-        <w:ind w:hanging="357" w:start="709" w:end="0"/>
+        <w:ind w:hanging="357" w:left="709" w:right="0"/>
         <w:jc w:val="center"/>
         <w:rPr>
           <w:rFonts w:ascii="Arial" w:hAnsi="Arial" w:cs="Arial"/>
@@ -1903,7 +1761,7 @@
       <w:pPr>
         <w:pStyle w:val="Normal"/>
         <w:spacing w:before="120" w:after="0"/>
-        <w:ind w:hanging="357" w:start="709" w:end="0"/>
+        <w:ind w:hanging="357" w:left="709" w:right="0"/>
         <w:jc w:val="center"/>
         <w:rPr>
           <w:rFonts w:ascii="Arial" w:hAnsi="Arial" w:cs="Arial"/>
@@ -1925,7 +1783,7 @@
       <w:pPr>
         <w:pStyle w:val="Normal"/>
         <w:spacing w:before="120" w:after="0"/>
-        <w:ind w:hanging="357" w:start="709" w:end="0"/>
+        <w:ind w:hanging="357" w:left="709" w:right="0"/>
         <w:jc w:val="center"/>
         <w:rPr>
           <w:rFonts w:ascii="Arial" w:hAnsi="Arial" w:cs="Arial"/>
@@ -1947,7 +1805,7 @@
       <w:pPr>
         <w:pStyle w:val="Normal"/>
         <w:spacing w:before="120" w:after="0"/>
-        <w:ind w:hanging="357" w:start="709" w:end="0"/>
+        <w:ind w:hanging="357" w:left="709" w:right="0"/>
         <w:jc w:val="center"/>
         <w:rPr>
           <w:rFonts w:ascii="Arial" w:hAnsi="Arial" w:cs="Arial"/>
@@ -1969,8 +1827,8 @@
       <w:pPr>
         <w:pStyle w:val="Normal"/>
         <w:spacing w:before="120" w:after="0"/>
-        <w:ind w:hanging="0" w:start="352" w:end="0"/>
-        <w:jc w:val="start"/>
+        <w:ind w:hanging="0" w:left="352" w:right="0"/>
+        <w:jc w:val="left"/>
         <w:rPr>
           <w:rFonts w:ascii="Arial" w:hAnsi="Arial" w:cs="Arial"/>
           <w:sz w:val="20"/>
@@ -1992,30 +1850,8 @@
       <w:pPr>
         <w:pStyle w:val="Normal"/>
         <w:spacing w:before="120" w:after="0"/>
-        <w:ind w:hanging="0" w:start="352" w:end="0"/>
-        <w:jc w:val="start"/>
-        <w:rPr>
-          <w:rFonts w:ascii="Arial" w:hAnsi="Arial" w:cs="Arial"/>
-          <w:sz w:val="20"/>
-          <w:szCs w:val="20"/>
-          <w:lang w:val="pl-PL"/>
-        </w:rPr>
-      </w:pPr>
-      <w:r>
-        <w:rPr>
-          <w:rFonts w:cs="Arial" w:ascii="Arial" w:hAnsi="Arial"/>
-          <w:sz w:val="20"/>
-          <w:szCs w:val="20"/>
-          <w:lang w:val="pl-PL"/>
-        </w:rPr>
-      </w:r>
-    </w:p>
-    <w:p>
-      <w:pPr>
-        <w:pStyle w:val="Normal"/>
-        <w:spacing w:before="120" w:after="0"/>
-        <w:ind w:hanging="0" w:start="352" w:end="0"/>
-        <w:jc w:val="start"/>
+        <w:ind w:hanging="0" w:left="352" w:right="0"/>
+        <w:jc w:val="left"/>
         <w:rPr>
           <w:rFonts w:ascii="Arial" w:hAnsi="Arial" w:cs="Arial"/>
           <w:sz w:val="20"/>
@@ -2039,7 +1875,7 @@
             <wp:positionV relativeFrom="paragraph">
               <wp:posOffset>635</wp:posOffset>
             </wp:positionV>
-            <wp:extent cx="4076700" cy="1104900"/>
+            <wp:extent cx="4076700" cy="1114425"/>
             <wp:effectExtent l="0" t="0" r="0" b="0"/>
             <wp:wrapSquare wrapText="largest"/>
             <wp:docPr id="7" name="Obraz5"/>
@@ -2064,7 +1900,7 @@
                   <pic:spPr bwMode="auto">
                     <a:xfrm>
                       <a:off x="0" y="0"/>
-                      <a:ext cx="4076700" cy="1104900"/>
+                      <a:ext cx="4076700" cy="1114425"/>
                     </a:xfrm>
                     <a:prstGeom prst="rect">
                       <a:avLst/>
@@ -2082,7 +1918,7 @@
       <w:pPr>
         <w:pStyle w:val="Normal"/>
         <w:spacing w:before="120" w:after="0"/>
-        <w:ind w:hanging="357" w:start="709" w:end="0"/>
+        <w:ind w:hanging="357" w:left="709" w:right="0"/>
         <w:jc w:val="center"/>
         <w:rPr>
           <w:rFonts w:ascii="Arial" w:hAnsi="Arial" w:cs="Arial"/>
@@ -2104,7 +1940,7 @@
       <w:pPr>
         <w:pStyle w:val="Normal"/>
         <w:spacing w:before="120" w:after="0"/>
-        <w:ind w:hanging="357" w:start="709" w:end="0"/>
+        <w:ind w:hanging="357" w:left="709" w:right="0"/>
         <w:jc w:val="center"/>
         <w:rPr>
           <w:rFonts w:ascii="Arial" w:hAnsi="Arial" w:cs="Arial"/>
@@ -2126,7 +1962,7 @@
       <w:pPr>
         <w:pStyle w:val="Normal"/>
         <w:spacing w:before="120" w:after="0"/>
-        <w:ind w:hanging="357" w:start="709" w:end="0"/>
+        <w:ind w:hanging="357" w:left="709" w:right="0"/>
         <w:jc w:val="center"/>
         <w:rPr>
           <w:rFonts w:ascii="Arial" w:hAnsi="Arial" w:cs="Arial"/>
@@ -2148,7 +1984,7 @@
       <w:pPr>
         <w:pStyle w:val="Normal"/>
         <w:spacing w:before="120" w:after="0"/>
-        <w:ind w:hanging="357" w:start="709" w:end="0"/>
+        <w:ind w:hanging="357" w:left="709" w:right="0"/>
         <w:jc w:val="center"/>
         <w:rPr>
           <w:rFonts w:ascii="Arial" w:hAnsi="Arial" w:cs="Arial"/>
@@ -2170,29 +2006,7 @@
       <w:pPr>
         <w:pStyle w:val="Normal"/>
         <w:spacing w:before="120" w:after="0"/>
-        <w:ind w:hanging="357" w:start="709" w:end="0"/>
-        <w:jc w:val="center"/>
-        <w:rPr>
-          <w:rFonts w:ascii="Arial" w:hAnsi="Arial" w:cs="Arial"/>
-          <w:sz w:val="20"/>
-          <w:szCs w:val="20"/>
-          <w:lang w:val="pl-PL"/>
-        </w:rPr>
-      </w:pPr>
-      <w:r>
-        <w:rPr>
-          <w:rFonts w:cs="Arial" w:ascii="Arial" w:hAnsi="Arial"/>
-          <w:sz w:val="20"/>
-          <w:szCs w:val="20"/>
-          <w:lang w:val="pl-PL"/>
-        </w:rPr>
-      </w:r>
-    </w:p>
-    <w:p>
-      <w:pPr>
-        <w:pStyle w:val="Normal"/>
-        <w:spacing w:before="120" w:after="0"/>
-        <w:ind w:hanging="357" w:start="709" w:end="0"/>
+        <w:ind w:hanging="357" w:left="709" w:right="0"/>
         <w:jc w:val="center"/>
         <w:rPr>
           <w:rFonts w:ascii="Arial" w:hAnsi="Arial" w:cs="Arial"/>
@@ -2218,7 +2032,7 @@
           <w:numId w:val="2"/>
         </w:numPr>
         <w:spacing w:before="120" w:after="0"/>
-        <w:ind w:hanging="357" w:start="709" w:end="0"/>
+        <w:ind w:hanging="357" w:left="709" w:right="0"/>
         <w:rPr>
           <w:rFonts w:ascii="Arial" w:hAnsi="Arial" w:cs="Arial"/>
           <w:sz w:val="20"/>
@@ -2239,25 +2053,132 @@
     <w:p>
       <w:pPr>
         <w:pStyle w:val="Normal"/>
-        <w:spacing w:before="62" w:after="0"/>
-        <w:ind w:hanging="357" w:start="709" w:end="0"/>
-        <w:jc w:val="center"/>
-        <w:rPr>
-          <w:rFonts w:ascii="Arial" w:hAnsi="Arial" w:cs="Arial"/>
+        <w:spacing w:before="120" w:after="0"/>
+        <w:ind w:hanging="357" w:left="709" w:right="0"/>
+        <w:rPr>
+          <w:rFonts w:ascii="Arial" w:hAnsi="Arial" w:cs="Arial"/>
+          <w:sz w:val="20"/>
+          <w:szCs w:val="20"/>
+          <w:lang w:val="pl-PL"/>
+        </w:rPr>
+      </w:pPr>
+      <w:r>
+        <w:rPr>
+          <w:rFonts w:cs="Arial" w:ascii="Arial" w:hAnsi="Arial"/>
           <w:b/>
-          <w:sz w:val="28"/>
-          <w:szCs w:val="28"/>
-          <w:lang w:val="pl-PL"/>
-        </w:rPr>
-      </w:pPr>
-      <w:r>
-        <w:rPr>
-          <w:rFonts w:cs="Arial" w:ascii="Arial" w:hAnsi="Arial"/>
-          <w:sz w:val="20"/>
-          <w:szCs w:val="20"/>
-          <w:lang w:val="pl-PL"/>
-        </w:rPr>
-        <w:t>[rysunek z wynikiem działania algorytmu]</w:t>
+          <w:bCs/>
+          <w:lang w:val="pl-PL"/>
+        </w:rPr>
+        <w:t>Dla zmutowanego osobnika O3</w:t>
+      </w:r>
+    </w:p>
+    <w:p>
+      <w:pPr>
+        <w:pStyle w:val="Normal"/>
+        <w:spacing w:before="120" w:after="0"/>
+        <w:ind w:hanging="357" w:left="709" w:right="0"/>
+        <w:rPr>
+          <w:rFonts w:ascii="Arial" w:hAnsi="Arial" w:cs="Arial"/>
+          <w:sz w:val="20"/>
+          <w:szCs w:val="20"/>
+          <w:lang w:val="pl-PL"/>
+        </w:rPr>
+      </w:pPr>
+      <w:r>
+        <w:rPr>
+          <w:rFonts w:cs="Arial" w:ascii="Arial" w:hAnsi="Arial"/>
+          <w:b/>
+          <w:bCs/>
+          <w:sz w:val="20"/>
+          <w:szCs w:val="20"/>
+          <w:lang w:val="pl-PL"/>
+        </w:rPr>
+        <w:drawing>
+          <wp:anchor distT="0" distB="0" distL="0" distR="0" simplePos="0" relativeHeight="9" behindDoc="0" locked="0" layoutInCell="0" allowOverlap="1">
+            <wp:simplePos x="0" y="0"/>
+            <wp:positionH relativeFrom="column">
+              <wp:align>center</wp:align>
+            </wp:positionH>
+            <wp:positionV relativeFrom="paragraph">
+              <wp:posOffset>635</wp:posOffset>
+            </wp:positionV>
+            <wp:extent cx="5262880" cy="1285240"/>
+            <wp:effectExtent l="0" t="0" r="0" b="0"/>
+            <wp:wrapSquare wrapText="largest"/>
+            <wp:docPr id="8" name="Obraz7"/>
+            <wp:cNvGraphicFramePr>
+              <a:graphicFrameLocks xmlns:a="http://schemas.openxmlformats.org/drawingml/2006/main" noChangeAspect="1"/>
+            </wp:cNvGraphicFramePr>
+            <a:graphic xmlns:a="http://schemas.openxmlformats.org/drawingml/2006/main">
+              <a:graphicData uri="http://schemas.openxmlformats.org/drawingml/2006/picture">
+                <pic:pic xmlns:pic="http://schemas.openxmlformats.org/drawingml/2006/picture">
+                  <pic:nvPicPr>
+                    <pic:cNvPr id="8" name="Obraz7"/>
+                    <pic:cNvPicPr>
+                      <a:picLocks noChangeAspect="1" noChangeArrowheads="1"/>
+                    </pic:cNvPicPr>
+                  </pic:nvPicPr>
+                  <pic:blipFill>
+                    <a:blip r:embed="rId9"/>
+                    <a:stretch>
+                      <a:fillRect/>
+                    </a:stretch>
+                  </pic:blipFill>
+                  <pic:spPr bwMode="auto">
+                    <a:xfrm>
+                      <a:off x="0" y="0"/>
+                      <a:ext cx="5262880" cy="1285240"/>
+                    </a:xfrm>
+                    <a:prstGeom prst="rect">
+                      <a:avLst/>
+                    </a:prstGeom>
+                    <a:noFill/>
+                  </pic:spPr>
+                </pic:pic>
+              </a:graphicData>
+            </a:graphic>
+          </wp:anchor>
+        </w:drawing>
+      </w:r>
+    </w:p>
+    <w:p>
+      <w:pPr>
+        <w:pStyle w:val="Normal"/>
+        <w:spacing w:before="120" w:after="0"/>
+        <w:ind w:hanging="357" w:left="709" w:right="0"/>
+        <w:rPr>
+          <w:rFonts w:ascii="Arial" w:hAnsi="Arial" w:cs="Arial"/>
+          <w:sz w:val="20"/>
+          <w:szCs w:val="20"/>
+          <w:lang w:val="pl-PL"/>
+        </w:rPr>
+      </w:pPr>
+      <w:r>
+        <w:rPr>
+          <w:rFonts w:cs="Arial" w:ascii="Arial" w:hAnsi="Arial"/>
+          <w:b/>
+          <w:bCs/>
+          <w:sz w:val="20"/>
+          <w:szCs w:val="20"/>
+          <w:lang w:val="pl-PL"/>
+        </w:rPr>
+        <w:t>Tmax = 18</w:t>
+      </w:r>
+    </w:p>
+    <w:p>
+      <w:pPr>
+        <w:pStyle w:val="Normal"/>
+        <w:spacing w:before="120" w:after="0"/>
+        <w:ind w:hanging="357" w:left="709" w:right="0"/>
+        <w:rPr>
+          <w:rFonts w:ascii="Arial" w:hAnsi="Arial" w:cs="Arial"/>
+          <w:sz w:val="20"/>
+          <w:szCs w:val="20"/>
+          <w:lang w:val="pl-PL"/>
+        </w:rPr>
+      </w:pPr>
+      <w:r>
+        <w:rPr/>
       </w:r>
     </w:p>
     <w:p>
@@ -2307,7 +2228,7 @@
           <w:numId w:val="1"/>
         </w:numPr>
         <w:spacing w:before="120" w:after="0"/>
-        <w:ind w:hanging="357" w:start="714" w:end="0"/>
+        <w:ind w:hanging="357" w:left="714" w:right="0"/>
         <w:rPr>
           <w:lang w:val="pl-PL"/>
         </w:rPr>
@@ -2323,7 +2244,7 @@
       <w:pPr>
         <w:pStyle w:val="Normal"/>
         <w:spacing w:before="120" w:after="0"/>
-        <w:ind w:hanging="357" w:start="714" w:end="0"/>
+        <w:ind w:hanging="357" w:left="714" w:right="0"/>
         <w:jc w:val="center"/>
         <w:rPr>
           <w:lang w:val="pl-PL"/>
@@ -2346,7 +2267,7 @@
           <w:numId w:val="1"/>
         </w:numPr>
         <w:spacing w:before="120" w:after="0"/>
-        <w:ind w:hanging="357" w:start="714" w:end="0"/>
+        <w:ind w:hanging="357" w:left="714" w:right="0"/>
         <w:rPr>
           <w:lang w:val="pl-PL"/>
         </w:rPr>
@@ -2362,7 +2283,7 @@
       <w:pPr>
         <w:pStyle w:val="Normal"/>
         <w:spacing w:before="120" w:after="0"/>
-        <w:ind w:hanging="357" w:start="714" w:end="0"/>
+        <w:ind w:hanging="357" w:left="714" w:right="0"/>
         <w:jc w:val="center"/>
         <w:rPr>
           <w:lang w:val="pl-PL"/>
@@ -2385,7 +2306,7 @@
           <w:numId w:val="1"/>
         </w:numPr>
         <w:spacing w:before="120" w:after="0"/>
-        <w:ind w:hanging="357" w:start="714" w:end="0"/>
+        <w:ind w:hanging="357" w:left="714" w:right="0"/>
         <w:rPr>
           <w:sz w:val="20"/>
           <w:szCs w:val="20"/>
@@ -2427,7 +2348,7 @@
         <w:rPr/>
         <w:t xml:space="preserve"> instancje rankingowe są w katalogu  </w:t>
       </w:r>
-      <w:hyperlink r:id="rId9">
+      <w:hyperlink r:id="rId10">
         <w:r>
           <w:rPr>
             <w:rStyle w:val="Hyperlink"/>
@@ -2444,7 +2365,7 @@
       <w:pPr>
         <w:pStyle w:val="Normal"/>
         <w:spacing w:before="120" w:after="0"/>
-        <w:ind w:hanging="357" w:start="714" w:end="0"/>
+        <w:ind w:hanging="357" w:left="714" w:right="0"/>
         <w:rPr>
           <w:sz w:val="20"/>
           <w:szCs w:val="20"/>
@@ -2460,19 +2381,19 @@
     <w:tbl>
       <w:tblPr>
         <w:tblW w:w="8644" w:type="dxa"/>
-        <w:jc w:val="start"/>
+        <w:jc w:val="left"/>
         <w:tblInd w:w="55" w:type="dxa"/>
         <w:tblLayout w:type="fixed"/>
         <w:tblCellMar>
           <w:top w:w="55" w:type="dxa"/>
-          <w:start w:w="55" w:type="dxa"/>
+          <w:left w:w="55" w:type="dxa"/>
           <w:bottom w:w="55" w:type="dxa"/>
-          <w:end w:w="55" w:type="dxa"/>
+          <w:right w:w="55" w:type="dxa"/>
         </w:tblCellMar>
       </w:tblPr>
       <w:tblGrid>
-        <w:gridCol w:w="4320"/>
-        <w:gridCol w:w="4324"/>
+        <w:gridCol w:w="4321"/>
+        <w:gridCol w:w="4323"/>
       </w:tblGrid>
       <w:tr>
         <w:trPr>
@@ -2480,16 +2401,16 @@
         </w:trPr>
         <w:tc>
           <w:tcPr>
-            <w:tcW w:w="4320" w:type="dxa"/>
+            <w:tcW w:w="4321" w:type="dxa"/>
             <w:tcBorders>
               <w:top w:val="single" w:sz="2" w:space="0" w:color="000000"/>
-              <w:start w:val="single" w:sz="2" w:space="0" w:color="000000"/>
+              <w:left w:val="single" w:sz="2" w:space="0" w:color="000000"/>
               <w:bottom w:val="single" w:sz="2" w:space="0" w:color="000000"/>
             </w:tcBorders>
           </w:tcPr>
           <w:p>
             <w:pPr>
-              <w:pStyle w:val="Nagwektabeli"/>
+              <w:pStyle w:val="Nagwektabeliuser"/>
               <w:rPr/>
             </w:pPr>
             <w:r>
@@ -2500,17 +2421,17 @@
         </w:tc>
         <w:tc>
           <w:tcPr>
-            <w:tcW w:w="4324" w:type="dxa"/>
+            <w:tcW w:w="4323" w:type="dxa"/>
             <w:tcBorders>
               <w:top w:val="single" w:sz="2" w:space="0" w:color="000000"/>
-              <w:start w:val="single" w:sz="2" w:space="0" w:color="000000"/>
+              <w:left w:val="single" w:sz="2" w:space="0" w:color="000000"/>
               <w:bottom w:val="single" w:sz="2" w:space="0" w:color="000000"/>
-              <w:end w:val="single" w:sz="2" w:space="0" w:color="000000"/>
+              <w:right w:val="single" w:sz="2" w:space="0" w:color="000000"/>
             </w:tcBorders>
           </w:tcPr>
           <w:p>
             <w:pPr>
-              <w:pStyle w:val="Nagwektabeli"/>
+              <w:pStyle w:val="Nagwektabeliuser"/>
               <w:rPr/>
             </w:pPr>
             <w:r>
@@ -2524,15 +2445,15 @@
         <w:trPr/>
         <w:tc>
           <w:tcPr>
-            <w:tcW w:w="4320" w:type="dxa"/>
+            <w:tcW w:w="4321" w:type="dxa"/>
             <w:tcBorders>
-              <w:start w:val="single" w:sz="2" w:space="0" w:color="000000"/>
+              <w:left w:val="single" w:sz="2" w:space="0" w:color="000000"/>
               <w:bottom w:val="single" w:sz="2" w:space="0" w:color="000000"/>
             </w:tcBorders>
           </w:tcPr>
           <w:p>
             <w:pPr>
-              <w:pStyle w:val="Nagwektabeli"/>
+              <w:pStyle w:val="Nagwektabeliuser"/>
               <w:rPr/>
             </w:pPr>
             <w:r>
@@ -2543,16 +2464,16 @@
         </w:tc>
         <w:tc>
           <w:tcPr>
-            <w:tcW w:w="4324" w:type="dxa"/>
+            <w:tcW w:w="4323" w:type="dxa"/>
             <w:tcBorders>
-              <w:start w:val="single" w:sz="2" w:space="0" w:color="000000"/>
+              <w:left w:val="single" w:sz="2" w:space="0" w:color="000000"/>
               <w:bottom w:val="single" w:sz="2" w:space="0" w:color="000000"/>
-              <w:end w:val="single" w:sz="2" w:space="0" w:color="000000"/>
+              <w:right w:val="single" w:sz="2" w:space="0" w:color="000000"/>
             </w:tcBorders>
           </w:tcPr>
           <w:p>
             <w:pPr>
-              <w:pStyle w:val="Nagwektabeli"/>
+              <w:pStyle w:val="Nagwektabeliuser"/>
               <w:rPr/>
             </w:pPr>
             <w:r>
@@ -2566,15 +2487,15 @@
         <w:trPr/>
         <w:tc>
           <w:tcPr>
-            <w:tcW w:w="4320" w:type="dxa"/>
+            <w:tcW w:w="4321" w:type="dxa"/>
             <w:tcBorders>
-              <w:start w:val="single" w:sz="2" w:space="0" w:color="000000"/>
+              <w:left w:val="single" w:sz="2" w:space="0" w:color="000000"/>
               <w:bottom w:val="single" w:sz="2" w:space="0" w:color="000000"/>
             </w:tcBorders>
           </w:tcPr>
           <w:p>
             <w:pPr>
-              <w:pStyle w:val="Nagwektabeli"/>
+              <w:pStyle w:val="Nagwektabeliuser"/>
               <w:rPr/>
             </w:pPr>
             <w:r>
@@ -2585,16 +2506,16 @@
         </w:tc>
         <w:tc>
           <w:tcPr>
-            <w:tcW w:w="4324" w:type="dxa"/>
+            <w:tcW w:w="4323" w:type="dxa"/>
             <w:tcBorders>
-              <w:start w:val="single" w:sz="2" w:space="0" w:color="000000"/>
+              <w:left w:val="single" w:sz="2" w:space="0" w:color="000000"/>
               <w:bottom w:val="single" w:sz="2" w:space="0" w:color="000000"/>
-              <w:end w:val="single" w:sz="2" w:space="0" w:color="000000"/>
+              <w:right w:val="single" w:sz="2" w:space="0" w:color="000000"/>
             </w:tcBorders>
           </w:tcPr>
           <w:p>
             <w:pPr>
-              <w:pStyle w:val="Nagwektabeli"/>
+              <w:pStyle w:val="Nagwektabeliuser"/>
               <w:rPr/>
             </w:pPr>
             <w:r>
@@ -2608,15 +2529,15 @@
         <w:trPr/>
         <w:tc>
           <w:tcPr>
-            <w:tcW w:w="4320" w:type="dxa"/>
+            <w:tcW w:w="4321" w:type="dxa"/>
             <w:tcBorders>
-              <w:start w:val="single" w:sz="2" w:space="0" w:color="000000"/>
+              <w:left w:val="single" w:sz="2" w:space="0" w:color="000000"/>
               <w:bottom w:val="single" w:sz="2" w:space="0" w:color="000000"/>
             </w:tcBorders>
           </w:tcPr>
           <w:p>
             <w:pPr>
-              <w:pStyle w:val="Nagwektabeli"/>
+              <w:pStyle w:val="Nagwektabeliuser"/>
               <w:rPr/>
             </w:pPr>
             <w:r>
@@ -2627,21 +2548,21 @@
         </w:tc>
         <w:tc>
           <w:tcPr>
-            <w:tcW w:w="4324" w:type="dxa"/>
+            <w:tcW w:w="4323" w:type="dxa"/>
             <w:tcBorders>
-              <w:start w:val="single" w:sz="2" w:space="0" w:color="000000"/>
+              <w:left w:val="single" w:sz="2" w:space="0" w:color="000000"/>
               <w:bottom w:val="single" w:sz="2" w:space="0" w:color="000000"/>
-              <w:end w:val="single" w:sz="2" w:space="0" w:color="000000"/>
+              <w:right w:val="single" w:sz="2" w:space="0" w:color="000000"/>
             </w:tcBorders>
           </w:tcPr>
           <w:p>
             <w:pPr>
-              <w:pStyle w:val="Nagwektabeli"/>
+              <w:pStyle w:val="Nagwektabeliuser"/>
               <w:rPr/>
             </w:pPr>
             <w:r>
               <w:rPr/>
-              <w:t xml:space="preserve">Wynik 4 </w:t>
+              <w:t>Wynik 4</w:t>
             </w:r>
           </w:p>
         </w:tc>
@@ -2650,15 +2571,15 @@
         <w:trPr/>
         <w:tc>
           <w:tcPr>
-            <w:tcW w:w="4320" w:type="dxa"/>
+            <w:tcW w:w="4321" w:type="dxa"/>
             <w:tcBorders>
-              <w:start w:val="single" w:sz="2" w:space="0" w:color="000000"/>
+              <w:left w:val="single" w:sz="2" w:space="0" w:color="000000"/>
               <w:bottom w:val="single" w:sz="2" w:space="0" w:color="000000"/>
             </w:tcBorders>
           </w:tcPr>
           <w:p>
             <w:pPr>
-              <w:pStyle w:val="Nagwektabeli"/>
+              <w:pStyle w:val="Nagwektabeliuser"/>
               <w:rPr/>
             </w:pPr>
             <w:r>
@@ -2669,16 +2590,16 @@
         </w:tc>
         <w:tc>
           <w:tcPr>
-            <w:tcW w:w="4324" w:type="dxa"/>
+            <w:tcW w:w="4323" w:type="dxa"/>
             <w:tcBorders>
-              <w:start w:val="single" w:sz="2" w:space="0" w:color="000000"/>
+              <w:left w:val="single" w:sz="2" w:space="0" w:color="000000"/>
               <w:bottom w:val="single" w:sz="2" w:space="0" w:color="000000"/>
-              <w:end w:val="single" w:sz="2" w:space="0" w:color="000000"/>
+              <w:right w:val="single" w:sz="2" w:space="0" w:color="000000"/>
             </w:tcBorders>
           </w:tcPr>
           <w:p>
             <w:pPr>
-              <w:pStyle w:val="Nagwektabeli"/>
+              <w:pStyle w:val="Nagwektabeliuser"/>
               <w:rPr/>
             </w:pPr>
             <w:r>
@@ -2699,8 +2620,121 @@
         <w:rPr/>
       </w:r>
     </w:p>
+    <w:p>
+      <w:pPr>
+        <w:pStyle w:val="Normal"/>
+        <w:spacing w:before="120" w:after="0"/>
+        <w:rPr/>
+      </w:pPr>
+      <w:r>
+        <w:rPr/>
+        <w:t>Bibliografia:</w:t>
+      </w:r>
+    </w:p>
+    <w:p>
+      <w:pPr>
+        <w:pStyle w:val="Normal"/>
+        <w:spacing w:before="120" w:after="0"/>
+        <w:rPr/>
+      </w:pPr>
+      <w:hyperlink r:id="rId11">
+        <w:r>
+          <w:rPr>
+            <w:rStyle w:val="Hyperlink"/>
+          </w:rPr>
+          <w:t>https://en.wikipedia.org/wiki/Tournament_selection</w:t>
+        </w:r>
+      </w:hyperlink>
+    </w:p>
+    <w:p>
+      <w:pPr>
+        <w:pStyle w:val="Normal"/>
+        <w:spacing w:before="120" w:after="0"/>
+        <w:rPr/>
+      </w:pPr>
+      <w:hyperlink r:id="rId12">
+        <w:r>
+          <w:rPr>
+            <w:rStyle w:val="Hyperlink"/>
+          </w:rPr>
+          <w:t>https://en.wikipedia.org/wiki/Genetic_algorithm</w:t>
+        </w:r>
+      </w:hyperlink>
+    </w:p>
+    <w:p>
+      <w:pPr>
+        <w:pStyle w:val="Normal"/>
+        <w:spacing w:before="120" w:after="0"/>
+        <w:rPr/>
+      </w:pPr>
+      <w:hyperlink r:id="rId13">
+        <w:r>
+          <w:rPr>
+            <w:rStyle w:val="Hyperlink"/>
+          </w:rPr>
+          <w:t>https://en.wikipedia.org/wiki/Metaheuristic</w:t>
+        </w:r>
+      </w:hyperlink>
+    </w:p>
+    <w:p>
+      <w:pPr>
+        <w:pStyle w:val="Normal"/>
+        <w:spacing w:before="120" w:after="0"/>
+        <w:rPr/>
+      </w:pPr>
+      <w:hyperlink r:id="rId14">
+        <w:r>
+          <w:rPr>
+            <w:rStyle w:val="Hyperlink"/>
+          </w:rPr>
+          <w:t>https://en.wikipedia.org/wiki/Crossover_(evolutionary_algorithm)</w:t>
+        </w:r>
+      </w:hyperlink>
+    </w:p>
+    <w:p>
+      <w:pPr>
+        <w:pStyle w:val="Normal"/>
+        <w:spacing w:before="120" w:after="0"/>
+        <w:rPr/>
+      </w:pPr>
+      <w:hyperlink r:id="rId15">
+        <w:r>
+          <w:rPr>
+            <w:rStyle w:val="Hyperlink"/>
+          </w:rPr>
+          <w:t>https://en.wikipedia.org/wiki/Mutation_(evolutionary_algorithm)</w:t>
+        </w:r>
+      </w:hyperlink>
+    </w:p>
+    <w:p>
+      <w:pPr>
+        <w:pStyle w:val="Normal"/>
+        <w:spacing w:before="120" w:after="0"/>
+        <w:rPr/>
+      </w:pPr>
+      <w:hyperlink r:id="rId16">
+        <w:r>
+          <w:rPr>
+            <w:rStyle w:val="Hyperlink"/>
+          </w:rPr>
+          <w:t>https://en.wikipedia.org/wiki/Selection_(evolutionary_algorithm)</w:t>
+        </w:r>
+      </w:hyperlink>
+    </w:p>
+    <w:p>
+      <w:pPr>
+        <w:pStyle w:val="Normal"/>
+        <w:spacing w:before="120" w:after="0"/>
+        <w:rPr/>
+      </w:pPr>
+      <w:r>
+        <w:rPr/>
+      </w:r>
+    </w:p>
     <w:sectPr>
-      <w:headerReference w:type="default" r:id="rId10"/>
+      <w:headerReference w:type="even" r:id="rId17"/>
+      <w:headerReference w:type="default" r:id="rId18"/>
+      <w:headerReference w:type="first" r:id="rId19"/>
       <w:type w:val="nextPage"/>
       <w:pgSz w:w="12240" w:h="15840"/>
       <w:pgMar w:left="1800" w:right="1800" w:gutter="0" w:header="1440" w:top="1999" w:footer="0" w:bottom="1440"/>
@@ -2718,7 +2752,37 @@
   <w:p>
     <w:pPr>
       <w:pStyle w:val="Header"/>
-      <w:jc w:val="end"/>
+      <w:rPr/>
+    </w:pPr>
+    <w:r>
+      <w:rPr/>
+    </w:r>
+  </w:p>
+</w:hdr>
+</file>
+
+<file path=word/header2.xml><?xml version="1.0" encoding="utf-8"?>
+<w:hdr xmlns:o="urn:schemas-microsoft-com:office:office" xmlns:r="http://schemas.openxmlformats.org/officeDocument/2006/relationships" xmlns:v="urn:schemas-microsoft-com:vml" xmlns:w="http://schemas.openxmlformats.org/wordprocessingml/2006/main" xmlns:w10="urn:schemas-microsoft-com:office:word" xmlns:wp="http://schemas.openxmlformats.org/drawingml/2006/wordprocessingDrawing" xmlns:pic="http://schemas.openxmlformats.org/drawingml/2006/picture" xmlns:wps="http://schemas.microsoft.com/office/word/2010/wordprocessingShape" xmlns:wpg="http://schemas.microsoft.com/office/word/2010/wordprocessingGroup" xmlns:mc="http://schemas.openxmlformats.org/markup-compatibility/2006" xmlns:wp14="http://schemas.microsoft.com/office/word/2010/wordprocessingDrawing" xmlns:w14="http://schemas.microsoft.com/office/word/2010/wordml" xmlns:w15="http://schemas.microsoft.com/office/word/2012/wordml" mc:Ignorable="w14 wp14 w15">
+  <w:p>
+    <w:pPr>
+      <w:pStyle w:val="Header"/>
+      <w:jc w:val="right"/>
+      <w:rPr/>
+    </w:pPr>
+    <w:r>
+      <w:rPr/>
+      <w:t>Poznań, dn. 21.37.2137r</w:t>
+    </w:r>
+  </w:p>
+</w:hdr>
+</file>
+
+<file path=word/header3.xml><?xml version="1.0" encoding="utf-8"?>
+<w:hdr xmlns:o="urn:schemas-microsoft-com:office:office" xmlns:r="http://schemas.openxmlformats.org/officeDocument/2006/relationships" xmlns:v="urn:schemas-microsoft-com:vml" xmlns:w="http://schemas.openxmlformats.org/wordprocessingml/2006/main" xmlns:w10="urn:schemas-microsoft-com:office:word" xmlns:wp="http://schemas.openxmlformats.org/drawingml/2006/wordprocessingDrawing" xmlns:pic="http://schemas.openxmlformats.org/drawingml/2006/picture" xmlns:wps="http://schemas.microsoft.com/office/word/2010/wordprocessingShape" xmlns:wpg="http://schemas.microsoft.com/office/word/2010/wordprocessingGroup" xmlns:mc="http://schemas.openxmlformats.org/markup-compatibility/2006" xmlns:wp14="http://schemas.microsoft.com/office/word/2010/wordprocessingDrawing" xmlns:w14="http://schemas.microsoft.com/office/word/2010/wordml" xmlns:w15="http://schemas.microsoft.com/office/word/2012/wordml" mc:Ignorable="w14 wp14 w15">
+  <w:p>
+    <w:pPr>
+      <w:pStyle w:val="Header"/>
+      <w:jc w:val="right"/>
       <w:rPr/>
     </w:pPr>
     <w:r>
@@ -2736,17 +2800,113 @@
       <w:start w:val="1"/>
       <w:numFmt w:val="decimal"/>
       <w:lvlText w:val="%1."/>
-      <w:lvlJc w:val="start"/>
+      <w:lvlJc w:val="left"/>
       <w:pPr>
         <w:tabs>
           <w:tab w:val="num" w:pos="0"/>
         </w:tabs>
-        <w:ind w:start="720" w:hanging="360"/>
+        <w:ind w:left="720" w:hanging="360"/>
       </w:pPr>
       <w:rPr>
         <w:sz w:val="20"/>
         <w:szCs w:val="20"/>
       </w:rPr>
+    </w:lvl>
+    <w:lvl w:ilvl="1">
+      <w:start w:val="1"/>
+      <w:numFmt w:val="decimal"/>
+      <w:lvlText w:val="%2."/>
+      <w:lvlJc w:val="left"/>
+      <w:pPr>
+        <w:tabs>
+          <w:tab w:val="num" w:pos="1080"/>
+        </w:tabs>
+        <w:ind w:left="1080" w:hanging="360"/>
+      </w:pPr>
+    </w:lvl>
+    <w:lvl w:ilvl="2">
+      <w:start w:val="1"/>
+      <w:numFmt w:val="decimal"/>
+      <w:lvlText w:val="%3."/>
+      <w:lvlJc w:val="left"/>
+      <w:pPr>
+        <w:tabs>
+          <w:tab w:val="num" w:pos="1440"/>
+        </w:tabs>
+        <w:ind w:left="1440" w:hanging="360"/>
+      </w:pPr>
+    </w:lvl>
+    <w:lvl w:ilvl="3">
+      <w:start w:val="1"/>
+      <w:numFmt w:val="decimal"/>
+      <w:lvlText w:val="%4."/>
+      <w:lvlJc w:val="left"/>
+      <w:pPr>
+        <w:tabs>
+          <w:tab w:val="num" w:pos="1800"/>
+        </w:tabs>
+        <w:ind w:left="1800" w:hanging="360"/>
+      </w:pPr>
+    </w:lvl>
+    <w:lvl w:ilvl="4">
+      <w:start w:val="1"/>
+      <w:numFmt w:val="decimal"/>
+      <w:lvlText w:val="%5."/>
+      <w:lvlJc w:val="left"/>
+      <w:pPr>
+        <w:tabs>
+          <w:tab w:val="num" w:pos="2160"/>
+        </w:tabs>
+        <w:ind w:left="2160" w:hanging="360"/>
+      </w:pPr>
+    </w:lvl>
+    <w:lvl w:ilvl="5">
+      <w:start w:val="1"/>
+      <w:numFmt w:val="decimal"/>
+      <w:lvlText w:val="%6."/>
+      <w:lvlJc w:val="left"/>
+      <w:pPr>
+        <w:tabs>
+          <w:tab w:val="num" w:pos="2520"/>
+        </w:tabs>
+        <w:ind w:left="2520" w:hanging="360"/>
+      </w:pPr>
+    </w:lvl>
+    <w:lvl w:ilvl="6">
+      <w:start w:val="1"/>
+      <w:numFmt w:val="decimal"/>
+      <w:lvlText w:val="%7."/>
+      <w:lvlJc w:val="left"/>
+      <w:pPr>
+        <w:tabs>
+          <w:tab w:val="num" w:pos="2880"/>
+        </w:tabs>
+        <w:ind w:left="2880" w:hanging="360"/>
+      </w:pPr>
+    </w:lvl>
+    <w:lvl w:ilvl="7">
+      <w:start w:val="1"/>
+      <w:numFmt w:val="decimal"/>
+      <w:lvlText w:val="%8."/>
+      <w:lvlJc w:val="left"/>
+      <w:pPr>
+        <w:tabs>
+          <w:tab w:val="num" w:pos="3240"/>
+        </w:tabs>
+        <w:ind w:left="3240" w:hanging="360"/>
+      </w:pPr>
+    </w:lvl>
+    <w:lvl w:ilvl="8">
+      <w:start w:val="1"/>
+      <w:numFmt w:val="decimal"/>
+      <w:lvlText w:val="%9."/>
+      <w:lvlJc w:val="left"/>
+      <w:pPr>
+        <w:tabs>
+          <w:tab w:val="num" w:pos="3600"/>
+        </w:tabs>
+        <w:ind w:left="3600" w:hanging="360"/>
+      </w:pPr>
     </w:lvl>
   </w:abstractNum>
   <w:abstractNum w:abstractNumId="2">
@@ -2754,12 +2914,12 @@
       <w:start w:val="1"/>
       <w:numFmt w:val="decimal"/>
       <w:lvlText w:val="%1."/>
-      <w:lvlJc w:val="start"/>
+      <w:lvlJc w:val="left"/>
       <w:pPr>
         <w:tabs>
           <w:tab w:val="num" w:pos="720"/>
         </w:tabs>
-        <w:ind w:start="720" w:hanging="360"/>
+        <w:ind w:left="720" w:hanging="360"/>
       </w:pPr>
       <w:rPr>
         <w:rFonts w:ascii="Symbol" w:hAnsi="Symbol" w:cs="Symbol"/>
@@ -2767,6 +2927,102 @@
         <w:sz w:val="20"/>
         <w:szCs w:val="20"/>
       </w:rPr>
+    </w:lvl>
+    <w:lvl w:ilvl="1">
+      <w:start w:val="1"/>
+      <w:numFmt w:val="decimal"/>
+      <w:lvlText w:val="%2."/>
+      <w:lvlJc w:val="left"/>
+      <w:pPr>
+        <w:tabs>
+          <w:tab w:val="num" w:pos="1080"/>
+        </w:tabs>
+        <w:ind w:left="1080" w:hanging="360"/>
+      </w:pPr>
+    </w:lvl>
+    <w:lvl w:ilvl="2">
+      <w:start w:val="1"/>
+      <w:numFmt w:val="decimal"/>
+      <w:lvlText w:val="%3."/>
+      <w:lvlJc w:val="left"/>
+      <w:pPr>
+        <w:tabs>
+          <w:tab w:val="num" w:pos="1440"/>
+        </w:tabs>
+        <w:ind w:left="1440" w:hanging="360"/>
+      </w:pPr>
+    </w:lvl>
+    <w:lvl w:ilvl="3">
+      <w:start w:val="1"/>
+      <w:numFmt w:val="decimal"/>
+      <w:lvlText w:val="%4."/>
+      <w:lvlJc w:val="left"/>
+      <w:pPr>
+        <w:tabs>
+          <w:tab w:val="num" w:pos="1800"/>
+        </w:tabs>
+        <w:ind w:left="1800" w:hanging="360"/>
+      </w:pPr>
+    </w:lvl>
+    <w:lvl w:ilvl="4">
+      <w:start w:val="1"/>
+      <w:numFmt w:val="decimal"/>
+      <w:lvlText w:val="%5."/>
+      <w:lvlJc w:val="left"/>
+      <w:pPr>
+        <w:tabs>
+          <w:tab w:val="num" w:pos="2160"/>
+        </w:tabs>
+        <w:ind w:left="2160" w:hanging="360"/>
+      </w:pPr>
+    </w:lvl>
+    <w:lvl w:ilvl="5">
+      <w:start w:val="1"/>
+      <w:numFmt w:val="decimal"/>
+      <w:lvlText w:val="%6."/>
+      <w:lvlJc w:val="left"/>
+      <w:pPr>
+        <w:tabs>
+          <w:tab w:val="num" w:pos="2520"/>
+        </w:tabs>
+        <w:ind w:left="2520" w:hanging="360"/>
+      </w:pPr>
+    </w:lvl>
+    <w:lvl w:ilvl="6">
+      <w:start w:val="1"/>
+      <w:numFmt w:val="decimal"/>
+      <w:lvlText w:val="%7."/>
+      <w:lvlJc w:val="left"/>
+      <w:pPr>
+        <w:tabs>
+          <w:tab w:val="num" w:pos="2880"/>
+        </w:tabs>
+        <w:ind w:left="2880" w:hanging="360"/>
+      </w:pPr>
+    </w:lvl>
+    <w:lvl w:ilvl="7">
+      <w:start w:val="1"/>
+      <w:numFmt w:val="decimal"/>
+      <w:lvlText w:val="%8."/>
+      <w:lvlJc w:val="left"/>
+      <w:pPr>
+        <w:tabs>
+          <w:tab w:val="num" w:pos="3240"/>
+        </w:tabs>
+        <w:ind w:left="3240" w:hanging="360"/>
+      </w:pPr>
+    </w:lvl>
+    <w:lvl w:ilvl="8">
+      <w:start w:val="1"/>
+      <w:numFmt w:val="decimal"/>
+      <w:lvlText w:val="%9."/>
+      <w:lvlJc w:val="left"/>
+      <w:pPr>
+        <w:tabs>
+          <w:tab w:val="num" w:pos="3600"/>
+        </w:tabs>
+        <w:ind w:left="3600" w:hanging="360"/>
+      </w:pPr>
     </w:lvl>
   </w:abstractNum>
   <w:abstractNum w:abstractNumId="3">
@@ -2775,12 +3031,12 @@
       <w:numFmt w:val="none"/>
       <w:suff w:val="nothing"/>
       <w:lvlText w:val=""/>
-      <w:lvlJc w:val="start"/>
+      <w:lvlJc w:val="left"/>
       <w:pPr>
         <w:tabs>
           <w:tab w:val="num" w:pos="0"/>
         </w:tabs>
-        <w:ind w:start="0" w:hanging="0"/>
+        <w:ind w:left="0" w:hanging="0"/>
       </w:pPr>
     </w:lvl>
     <w:lvl w:ilvl="1">
@@ -2788,12 +3044,12 @@
       <w:numFmt w:val="none"/>
       <w:suff w:val="nothing"/>
       <w:lvlText w:val=""/>
-      <w:lvlJc w:val="start"/>
+      <w:lvlJc w:val="left"/>
       <w:pPr>
         <w:tabs>
           <w:tab w:val="num" w:pos="0"/>
         </w:tabs>
-        <w:ind w:start="0" w:hanging="0"/>
+        <w:ind w:left="0" w:hanging="0"/>
       </w:pPr>
     </w:lvl>
     <w:lvl w:ilvl="2">
@@ -2801,12 +3057,12 @@
       <w:numFmt w:val="none"/>
       <w:suff w:val="nothing"/>
       <w:lvlText w:val=""/>
-      <w:lvlJc w:val="start"/>
+      <w:lvlJc w:val="left"/>
       <w:pPr>
         <w:tabs>
           <w:tab w:val="num" w:pos="0"/>
         </w:tabs>
-        <w:ind w:start="0" w:hanging="0"/>
+        <w:ind w:left="0" w:hanging="0"/>
       </w:pPr>
     </w:lvl>
     <w:lvl w:ilvl="3">
@@ -2814,12 +3070,12 @@
       <w:numFmt w:val="none"/>
       <w:suff w:val="nothing"/>
       <w:lvlText w:val=""/>
-      <w:lvlJc w:val="start"/>
+      <w:lvlJc w:val="left"/>
       <w:pPr>
         <w:tabs>
           <w:tab w:val="num" w:pos="0"/>
         </w:tabs>
-        <w:ind w:start="0" w:hanging="0"/>
+        <w:ind w:left="0" w:hanging="0"/>
       </w:pPr>
     </w:lvl>
     <w:lvl w:ilvl="4">
@@ -2827,12 +3083,12 @@
       <w:numFmt w:val="none"/>
       <w:suff w:val="nothing"/>
       <w:lvlText w:val=""/>
-      <w:lvlJc w:val="start"/>
+      <w:lvlJc w:val="left"/>
       <w:pPr>
         <w:tabs>
           <w:tab w:val="num" w:pos="0"/>
         </w:tabs>
-        <w:ind w:start="0" w:hanging="0"/>
+        <w:ind w:left="0" w:hanging="0"/>
       </w:pPr>
     </w:lvl>
     <w:lvl w:ilvl="5">
@@ -2840,12 +3096,12 @@
       <w:numFmt w:val="none"/>
       <w:suff w:val="nothing"/>
       <w:lvlText w:val=""/>
-      <w:lvlJc w:val="start"/>
+      <w:lvlJc w:val="left"/>
       <w:pPr>
         <w:tabs>
           <w:tab w:val="num" w:pos="0"/>
         </w:tabs>
-        <w:ind w:start="0" w:hanging="0"/>
+        <w:ind w:left="0" w:hanging="0"/>
       </w:pPr>
     </w:lvl>
     <w:lvl w:ilvl="6">
@@ -2853,12 +3109,12 @@
       <w:numFmt w:val="none"/>
       <w:suff w:val="nothing"/>
       <w:lvlText w:val=""/>
-      <w:lvlJc w:val="start"/>
+      <w:lvlJc w:val="left"/>
       <w:pPr>
         <w:tabs>
           <w:tab w:val="num" w:pos="0"/>
         </w:tabs>
-        <w:ind w:start="0" w:hanging="0"/>
+        <w:ind w:left="0" w:hanging="0"/>
       </w:pPr>
     </w:lvl>
     <w:lvl w:ilvl="7">
@@ -2866,12 +3122,12 @@
       <w:numFmt w:val="none"/>
       <w:suff w:val="nothing"/>
       <w:lvlText w:val=""/>
-      <w:lvlJc w:val="start"/>
+      <w:lvlJc w:val="left"/>
       <w:pPr>
         <w:tabs>
           <w:tab w:val="num" w:pos="0"/>
         </w:tabs>
-        <w:ind w:start="0" w:hanging="0"/>
+        <w:ind w:left="0" w:hanging="0"/>
       </w:pPr>
     </w:lvl>
     <w:lvl w:ilvl="8">
@@ -2879,12 +3135,12 @@
       <w:numFmt w:val="none"/>
       <w:suff w:val="nothing"/>
       <w:lvlText w:val=""/>
-      <w:lvlJc w:val="start"/>
+      <w:lvlJc w:val="left"/>
       <w:pPr>
         <w:tabs>
           <w:tab w:val="num" w:pos="0"/>
         </w:tabs>
-        <w:ind w:start="0" w:hanging="0"/>
+        <w:ind w:left="0" w:hanging="0"/>
       </w:pPr>
     </w:lvl>
   </w:abstractNum>
@@ -2924,10 +3180,13 @@
       <w:widowControl/>
       <w:suppressAutoHyphens w:val="true"/>
       <w:bidi w:val="0"/>
+      <w:spacing w:before="0" w:after="0"/>
+      <w:jc w:val="left"/>
     </w:pPr>
     <w:rPr>
       <w:rFonts w:ascii="Times New Roman" w:hAnsi="Times New Roman" w:eastAsia="Times New Roman" w:cs="Times New Roman"/>
       <w:color w:val="auto"/>
+      <w:kern w:val="0"/>
       <w:sz w:val="24"/>
       <w:szCs w:val="24"/>
       <w:lang w:val="en-US" w:eastAsia="zh-CN" w:bidi="ar-SA"/>
@@ -3333,8 +3592,8 @@
     <w:qFormat/>
     <w:rPr/>
   </w:style>
-  <w:style w:type="character" w:styleId="Znakinumeracji">
-    <w:name w:val="Znaki numeracji"/>
+  <w:style w:type="character" w:styleId="Znakinumeracjiuser">
+    <w:name w:val="Znaki numeracji (user)"/>
     <w:qFormat/>
     <w:rPr/>
   </w:style>
@@ -3364,7 +3623,7 @@
       <w:spacing w:before="240" w:after="120"/>
     </w:pPr>
     <w:rPr>
-      <w:rFonts w:ascii="Liberation Sans;Arial" w:hAnsi="Liberation Sans;Arial" w:eastAsia="Microsoft YaHei" w:cs="Arial"/>
+      <w:rFonts w:ascii="Liberation Sans" w:hAnsi="Liberation Sans" w:eastAsia="Microsoft YaHei" w:cs="Arial"/>
       <w:sz w:val="28"/>
       <w:szCs w:val="28"/>
     </w:rPr>
@@ -3409,6 +3668,32 @@
       <w:suppressLineNumbers/>
     </w:pPr>
     <w:rPr>
+      <w:rFonts w:cs="Arial"/>
+    </w:rPr>
+  </w:style>
+  <w:style w:type="paragraph" w:styleId="Nagwekuser">
+    <w:name w:val="Nagłówek (user)"/>
+    <w:basedOn w:val="Normal"/>
+    <w:next w:val="BodyText"/>
+    <w:qFormat/>
+    <w:pPr>
+      <w:keepNext w:val="true"/>
+      <w:spacing w:before="240" w:after="120"/>
+    </w:pPr>
+    <w:rPr>
+      <w:rFonts w:ascii="Liberation Sans;Arial" w:hAnsi="Liberation Sans;Arial" w:eastAsia="Microsoft YaHei" w:cs="Arial"/>
+      <w:sz w:val="28"/>
+      <w:szCs w:val="28"/>
+    </w:rPr>
+  </w:style>
+  <w:style w:type="paragraph" w:styleId="Indeksuser">
+    <w:name w:val="Indeks (user)"/>
+    <w:basedOn w:val="Normal"/>
+    <w:qFormat/>
+    <w:pPr>
+      <w:suppressLineNumbers/>
+    </w:pPr>
+    <w:rPr>
       <w:rFonts w:cs="Lucida Sans"/>
     </w:rPr>
   </w:style>
@@ -3459,8 +3744,8 @@
       <w:szCs w:val="24"/>
     </w:rPr>
   </w:style>
-  <w:style w:type="paragraph" w:styleId="Tekstwstpniesformatowany">
-    <w:name w:val="Tekst wstępnie sformatowany"/>
+  <w:style w:type="paragraph" w:styleId="Tekstwstpniesformatowanyuser">
+    <w:name w:val="Tekst wstępnie sformatowany (user)"/>
     <w:basedOn w:val="Normal"/>
     <w:qFormat/>
     <w:pPr>
@@ -3472,8 +3757,8 @@
       <w:szCs w:val="20"/>
     </w:rPr>
   </w:style>
-  <w:style w:type="paragraph" w:styleId="Zawartotabeli">
-    <w:name w:val="Zawartość tabeli"/>
+  <w:style w:type="paragraph" w:styleId="Zawartotabeliuser">
+    <w:name w:val="Zawartość tabeli (user)"/>
     <w:basedOn w:val="Normal"/>
     <w:qFormat/>
     <w:pPr>
@@ -3481,9 +3766,9 @@
     </w:pPr>
     <w:rPr/>
   </w:style>
-  <w:style w:type="paragraph" w:styleId="Nagwektabeli">
-    <w:name w:val="Nagłówek tabeli"/>
-    <w:basedOn w:val="Zawartotabeli"/>
+  <w:style w:type="paragraph" w:styleId="Nagwektabeliuser">
+    <w:name w:val="Nagłówek tabeli (user)"/>
+    <w:basedOn w:val="Zawartotabeliuser"/>
     <w:qFormat/>
     <w:pPr>
       <w:suppressLineNumbers/>
@@ -3494,8 +3779,8 @@
       <w:bCs/>
     </w:rPr>
   </w:style>
-  <w:style w:type="paragraph" w:styleId="Gwkaistopka">
-    <w:name w:val="Główka i stopka"/>
+  <w:style w:type="paragraph" w:styleId="Gwkaistopkauser">
+    <w:name w:val="Główka i stopka (user)"/>
     <w:basedOn w:val="Normal"/>
     <w:qFormat/>
     <w:pPr>
@@ -3506,6 +3791,13 @@
         <w:tab w:val="right" w:pos="9638" w:leader="none"/>
       </w:tabs>
     </w:pPr>
+    <w:rPr/>
+  </w:style>
+  <w:style w:type="paragraph" w:styleId="Gwkaistopka">
+    <w:name w:val="Główka i stopka"/>
+    <w:basedOn w:val="Normal"/>
+    <w:qFormat/>
+    <w:pPr/>
     <w:rPr/>
   </w:style>
   <w:style w:type="paragraph" w:styleId="Header">
@@ -3523,7 +3815,7 @@
   </w:style>
   <w:style w:type="paragraph" w:styleId="Footer">
     <w:name w:val="footer"/>
-    <w:basedOn w:val="Gwkaistopka"/>
+    <w:basedOn w:val="Gwkaistopkauser"/>
     <w:pPr>
       <w:suppressLineNumbers/>
     </w:pPr>

--- a/sprawozdanie.docx
+++ b/sprawozdanie.docx
@@ -167,19 +167,47 @@
         </w:rPr>
       </w:pPr>
       <w:r>
+        <w:rPr>
+          <w:rFonts w:cs="Arial" w:ascii="Arial" w:hAnsi="Arial"/>
+          <w:b/>
+          <w:sz w:val="20"/>
+          <w:szCs w:val="20"/>
+          <w:lang w:val="pl-PL"/>
+        </w:rPr>
+        <w:t>Osobnik początkowy:</w:t>
+      </w:r>
+    </w:p>
+    <w:p>
+      <w:pPr>
+        <w:pStyle w:val="Normal"/>
+        <w:spacing w:before="227" w:after="0"/>
+        <w:rPr>
+          <w:rFonts w:ascii="Arial" w:hAnsi="Arial" w:cs="Arial"/>
+          <w:sz w:val="20"/>
+          <w:szCs w:val="20"/>
+          <w:lang w:val="pl-PL"/>
+        </w:rPr>
+      </w:pPr>
+      <w:r>
+        <w:rPr>
+          <w:rFonts w:cs="Arial" w:ascii="Arial" w:hAnsi="Arial"/>
+          <w:sz w:val="20"/>
+          <w:szCs w:val="20"/>
+          <w:lang w:val="pl-PL"/>
+        </w:rPr>
         <w:drawing>
-          <wp:anchor distT="0" distB="0" distL="0" distR="0" simplePos="0" relativeHeight="4" behindDoc="0" locked="0" layoutInCell="0" allowOverlap="1">
+          <wp:anchor distT="0" distB="0" distL="0" distR="0" simplePos="0" relativeHeight="3" behindDoc="0" locked="0" layoutInCell="0" allowOverlap="1">
             <wp:simplePos x="0" y="0"/>
             <wp:positionH relativeFrom="column">
-              <wp:posOffset>1952625</wp:posOffset>
+              <wp:posOffset>93980</wp:posOffset>
             </wp:positionH>
             <wp:positionV relativeFrom="paragraph">
-              <wp:posOffset>8255</wp:posOffset>
+              <wp:posOffset>125730</wp:posOffset>
             </wp:positionV>
-            <wp:extent cx="3308350" cy="495300"/>
+            <wp:extent cx="4096385" cy="495300"/>
             <wp:effectExtent l="0" t="0" r="0" b="0"/>
             <wp:wrapSquare wrapText="largest"/>
-            <wp:docPr id="1" name="Obraz1 kopia 1"/>
+            <wp:docPr id="1" name="Obraz1"/>
             <wp:cNvGraphicFramePr>
               <a:graphicFrameLocks xmlns:a="http://schemas.openxmlformats.org/drawingml/2006/main" noChangeAspect="1"/>
             </wp:cNvGraphicFramePr>
@@ -187,90 +215,13 @@
               <a:graphicData uri="http://schemas.openxmlformats.org/drawingml/2006/picture">
                 <pic:pic xmlns:pic="http://schemas.openxmlformats.org/drawingml/2006/picture">
                   <pic:nvPicPr>
-                    <pic:cNvPr id="1" name="Obraz1 kopia 1"/>
+                    <pic:cNvPr id="1" name="Obraz1"/>
                     <pic:cNvPicPr>
                       <a:picLocks noChangeAspect="1" noChangeArrowheads="1"/>
                     </pic:cNvPicPr>
                   </pic:nvPicPr>
                   <pic:blipFill>
                     <a:blip r:embed="rId2"/>
-                    <a:srcRect l="19221" t="0" r="0" b="0"/>
-                    <a:stretch>
-                      <a:fillRect/>
-                    </a:stretch>
-                  </pic:blipFill>
-                  <pic:spPr bwMode="auto">
-                    <a:xfrm>
-                      <a:off x="0" y="0"/>
-                      <a:ext cx="3308350" cy="495300"/>
-                    </a:xfrm>
-                    <a:prstGeom prst="rect">
-                      <a:avLst/>
-                    </a:prstGeom>
-                    <a:noFill/>
-                  </pic:spPr>
-                </pic:pic>
-              </a:graphicData>
-            </a:graphic>
-          </wp:anchor>
-        </w:drawing>
-      </w:r>
-      <w:r>
-        <w:rPr>
-          <w:rFonts w:cs="Arial" w:ascii="Arial" w:hAnsi="Arial"/>
-          <w:b/>
-          <w:sz w:val="26"/>
-          <w:szCs w:val="26"/>
-          <w:lang w:val="pl-PL"/>
-        </w:rPr>
-        <w:t xml:space="preserve">Lista czasów dla zadań </w:t>
-      </w:r>
-    </w:p>
-    <w:p>
-      <w:pPr>
-        <w:pStyle w:val="Normal"/>
-        <w:spacing w:before="227" w:after="0"/>
-        <w:rPr>
-          <w:rFonts w:ascii="Arial" w:hAnsi="Arial" w:cs="Arial"/>
-          <w:sz w:val="20"/>
-          <w:szCs w:val="20"/>
-          <w:lang w:val="pl-PL"/>
-        </w:rPr>
-      </w:pPr>
-      <w:r>
-        <w:rPr>
-          <w:rFonts w:cs="Arial" w:ascii="Arial" w:hAnsi="Arial"/>
-          <w:sz w:val="20"/>
-          <w:szCs w:val="20"/>
-          <w:lang w:val="pl-PL"/>
-        </w:rPr>
-        <w:drawing>
-          <wp:anchor distT="0" distB="0" distL="0" distR="0" simplePos="0" relativeHeight="3" behindDoc="0" locked="0" layoutInCell="0" allowOverlap="1">
-            <wp:simplePos x="0" y="0"/>
-            <wp:positionH relativeFrom="column">
-              <wp:posOffset>240665</wp:posOffset>
-            </wp:positionH>
-            <wp:positionV relativeFrom="paragraph">
-              <wp:posOffset>219710</wp:posOffset>
-            </wp:positionV>
-            <wp:extent cx="4096385" cy="495300"/>
-            <wp:effectExtent l="0" t="0" r="0" b="0"/>
-            <wp:wrapSquare wrapText="largest"/>
-            <wp:docPr id="2" name="Obraz1"/>
-            <wp:cNvGraphicFramePr>
-              <a:graphicFrameLocks xmlns:a="http://schemas.openxmlformats.org/drawingml/2006/main" noChangeAspect="1"/>
-            </wp:cNvGraphicFramePr>
-            <a:graphic xmlns:a="http://schemas.openxmlformats.org/drawingml/2006/main">
-              <a:graphicData uri="http://schemas.openxmlformats.org/drawingml/2006/picture">
-                <pic:pic xmlns:pic="http://schemas.openxmlformats.org/drawingml/2006/picture">
-                  <pic:nvPicPr>
-                    <pic:cNvPr id="2" name="Obraz1"/>
-                    <pic:cNvPicPr>
-                      <a:picLocks noChangeAspect="1" noChangeArrowheads="1"/>
-                    </pic:cNvPicPr>
-                  </pic:nvPicPr>
-                  <pic:blipFill>
-                    <a:blip r:embed="rId3"/>
                     <a:stretch>
                       <a:fillRect/>
                     </a:stretch>
@@ -320,7 +271,17 @@
           <w:szCs w:val="26"/>
           <w:lang w:val="pl-PL"/>
         </w:rPr>
-        <w:t>Tmax = 20</w:t>
+        <w:t>C</w:t>
+      </w:r>
+      <w:r>
+        <w:rPr>
+          <w:rFonts w:cs="Arial" w:ascii="Arial" w:hAnsi="Arial"/>
+          <w:b/>
+          <w:sz w:val="26"/>
+          <w:szCs w:val="26"/>
+          <w:lang w:val="pl-PL"/>
+        </w:rPr>
+        <w:t>max = 20</w:t>
       </w:r>
     </w:p>
     <w:p>
@@ -361,7 +322,7 @@
           <w:lang w:val="pl-PL"/>
         </w:rPr>
         <w:drawing>
-          <wp:anchor distT="0" distB="0" distL="0" distR="0" simplePos="0" relativeHeight="5" behindDoc="0" locked="0" layoutInCell="0" allowOverlap="1">
+          <wp:anchor distT="0" distB="0" distL="0" distR="0" simplePos="0" relativeHeight="4" behindDoc="0" locked="0" layoutInCell="0" allowOverlap="1">
             <wp:simplePos x="0" y="0"/>
             <wp:positionH relativeFrom="column">
               <wp:align>center</wp:align>
@@ -372,7 +333,7 @@
             <wp:extent cx="5486400" cy="1183640"/>
             <wp:effectExtent l="0" t="0" r="0" b="0"/>
             <wp:wrapSquare wrapText="largest"/>
-            <wp:docPr id="3" name="Obraz2"/>
+            <wp:docPr id="2" name="Obraz2"/>
             <wp:cNvGraphicFramePr>
               <a:graphicFrameLocks xmlns:a="http://schemas.openxmlformats.org/drawingml/2006/main" noChangeAspect="1"/>
             </wp:cNvGraphicFramePr>
@@ -380,13 +341,13 @@
               <a:graphicData uri="http://schemas.openxmlformats.org/drawingml/2006/picture">
                 <pic:pic xmlns:pic="http://schemas.openxmlformats.org/drawingml/2006/picture">
                   <pic:nvPicPr>
-                    <pic:cNvPr id="3" name="Obraz2"/>
+                    <pic:cNvPr id="2" name="Obraz2"/>
                     <pic:cNvPicPr>
                       <a:picLocks noChangeAspect="1" noChangeArrowheads="1"/>
                     </pic:cNvPicPr>
                   </pic:nvPicPr>
                   <pic:blipFill>
-                    <a:blip r:embed="rId4"/>
+                    <a:blip r:embed="rId3"/>
                     <a:stretch>
                       <a:fillRect/>
                     </a:stretch>
@@ -658,7 +619,7 @@
     </w:p>
     <w:p>
       <w:pPr>
-        <w:pStyle w:val="Normal"/>
+        <w:pStyle w:val="BodyText"/>
         <w:ind w:hanging="357" w:left="714" w:right="0"/>
         <w:rPr>
           <w:rFonts w:ascii="Arial" w:hAnsi="Arial" w:cs="Arial"/>
@@ -671,14 +632,495 @@
       </w:pPr>
       <w:r>
         <w:rPr>
-          <w:rFonts w:cs="Arial" w:ascii="Arial" w:hAnsi="Arial"/>
+          <w:rFonts w:cs="Arial" w:ascii="Google Sans Text;sans-serif" w:hAnsi="Google Sans Text;sans-serif"/>
           <w:b w:val="false"/>
           <w:bCs w:val="false"/>
           <w:sz w:val="20"/>
           <w:szCs w:val="20"/>
           <w:lang w:val="pl-PL"/>
         </w:rPr>
-        <w:t>-tworzenie nowej populacji</w:t>
+        <w:t>utwórz populację początkową</w:t>
+      </w:r>
+    </w:p>
+    <w:p>
+      <w:pPr>
+        <w:pStyle w:val="BodyText"/>
+        <w:spacing w:lineRule="auto" w:line="274" w:before="0" w:after="120"/>
+        <w:ind w:hanging="0" w:left="0" w:right="0"/>
+        <w:rPr>
+          <w:rFonts w:ascii="Google Sans Text;sans-serif" w:hAnsi="Google Sans Text;sans-serif" w:cs="Arial"/>
+          <w:sz w:val="20"/>
+          <w:szCs w:val="20"/>
+          <w:lang w:val="pl-PL"/>
+        </w:rPr>
+      </w:pPr>
+      <w:r>
+        <w:rPr>
+          <w:rFonts w:cs="Arial" w:ascii="Google Sans Text;sans-serif" w:hAnsi="Google Sans Text;sans-serif"/>
+          <w:sz w:val="20"/>
+          <w:szCs w:val="20"/>
+          <w:lang w:val="pl-PL"/>
+        </w:rPr>
+        <w:t>najlepszy_wynik = nieskończoność</w:t>
+      </w:r>
+    </w:p>
+    <w:p>
+      <w:pPr>
+        <w:pStyle w:val="BodyText"/>
+        <w:spacing w:lineRule="auto" w:line="274" w:before="0" w:after="120"/>
+        <w:ind w:hanging="0" w:left="0" w:right="0"/>
+        <w:rPr>
+          <w:rFonts w:ascii="Google Sans Text;sans-serif" w:hAnsi="Google Sans Text;sans-serif" w:cs="Arial"/>
+          <w:sz w:val="20"/>
+          <w:szCs w:val="20"/>
+          <w:lang w:val="pl-PL"/>
+        </w:rPr>
+      </w:pPr>
+      <w:r>
+        <w:rPr>
+          <w:rFonts w:cs="Arial" w:ascii="Google Sans Text;sans-serif" w:hAnsi="Google Sans Text;sans-serif"/>
+          <w:sz w:val="20"/>
+          <w:szCs w:val="20"/>
+          <w:lang w:val="pl-PL"/>
+        </w:rPr>
+        <w:t>czas_start = aktualny czas</w:t>
+      </w:r>
+    </w:p>
+    <w:p>
+      <w:pPr>
+        <w:pStyle w:val="BodyText"/>
+        <w:spacing w:lineRule="auto" w:line="274" w:before="0" w:after="120"/>
+        <w:ind w:hanging="0" w:left="0" w:right="0"/>
+        <w:rPr>
+          <w:rFonts w:ascii="Google Sans Text;sans-serif" w:hAnsi="Google Sans Text;sans-serif" w:cs="Arial"/>
+          <w:sz w:val="20"/>
+          <w:szCs w:val="20"/>
+          <w:lang w:val="pl-PL"/>
+        </w:rPr>
+      </w:pPr>
+      <w:r>
+        <w:rPr>
+          <w:rFonts w:cs="Arial" w:ascii="Google Sans Text;sans-serif" w:hAnsi="Google Sans Text;sans-serif"/>
+          <w:b/>
+          <w:sz w:val="20"/>
+          <w:szCs w:val="20"/>
+          <w:lang w:val="pl-PL"/>
+        </w:rPr>
+        <w:t>while</w:t>
+      </w:r>
+      <w:r>
+        <w:rPr>
+          <w:rFonts w:cs="Arial" w:ascii="Google Sans Text;sans-serif" w:hAnsi="Google Sans Text;sans-serif"/>
+          <w:sz w:val="20"/>
+          <w:szCs w:val="20"/>
+          <w:lang w:val="pl-PL"/>
+        </w:rPr>
+        <w:t xml:space="preserve"> nieprzekroczony czas (3 minuty):</w:t>
+      </w:r>
+    </w:p>
+    <w:p>
+      <w:pPr>
+        <w:pStyle w:val="Cytatblokowy"/>
+        <w:spacing w:lineRule="auto" w:line="274" w:before="0" w:after="283"/>
+        <w:ind w:hanging="0" w:left="567" w:right="567"/>
+        <w:rPr>
+          <w:rFonts w:ascii="Google Sans Text;sans-serif" w:hAnsi="Google Sans Text;sans-serif" w:cs="Arial"/>
+          <w:sz w:val="20"/>
+          <w:szCs w:val="20"/>
+          <w:lang w:val="pl-PL"/>
+        </w:rPr>
+      </w:pPr>
+      <w:r>
+        <w:rPr>
+          <w:rFonts w:cs="Arial" w:ascii="Google Sans Text;sans-serif" w:hAnsi="Google Sans Text;sans-serif"/>
+          <w:sz w:val="20"/>
+          <w:szCs w:val="20"/>
+          <w:lang w:val="pl-PL"/>
+        </w:rPr>
+        <w:t>oceń całą populację (</w:t>
+      </w:r>
+      <w:r>
+        <w:rPr>
+          <w:rFonts w:cs="Arial" w:ascii="Google Sans Text;sans-serif" w:hAnsi="Google Sans Text;sans-serif"/>
+          <w:sz w:val="20"/>
+          <w:szCs w:val="20"/>
+          <w:lang w:val="pl-PL"/>
+        </w:rPr>
+        <w:t>algorytm zachłanny</w:t>
+      </w:r>
+      <w:r>
+        <w:rPr>
+          <w:rFonts w:cs="Arial" w:ascii="Google Sans Text;sans-serif" w:hAnsi="Google Sans Text;sans-serif"/>
+          <w:sz w:val="20"/>
+          <w:szCs w:val="20"/>
+          <w:lang w:val="pl-PL"/>
+        </w:rPr>
+        <w:t>)</w:t>
+      </w:r>
+    </w:p>
+    <w:p>
+      <w:pPr>
+        <w:pStyle w:val="Cytatblokowy"/>
+        <w:spacing w:lineRule="auto" w:line="274" w:before="0" w:after="283"/>
+        <w:ind w:hanging="0" w:left="567" w:right="567"/>
+        <w:rPr>
+          <w:rFonts w:ascii="Google Sans Text;sans-serif" w:hAnsi="Google Sans Text;sans-serif" w:cs="Arial"/>
+          <w:sz w:val="20"/>
+          <w:szCs w:val="20"/>
+          <w:lang w:val="pl-PL"/>
+        </w:rPr>
+      </w:pPr>
+      <w:r>
+        <w:rPr>
+          <w:rFonts w:cs="Arial" w:ascii="Google Sans Text;sans-serif" w:hAnsi="Google Sans Text;sans-serif"/>
+          <w:sz w:val="20"/>
+          <w:szCs w:val="20"/>
+          <w:lang w:val="pl-PL"/>
+        </w:rPr>
+        <w:t>posortuj populację od najlepszych do najgorszych</w:t>
+      </w:r>
+    </w:p>
+    <w:p>
+      <w:pPr>
+        <w:pStyle w:val="Cytatblokowy"/>
+        <w:spacing w:lineRule="auto" w:line="274" w:before="0" w:after="283"/>
+        <w:ind w:hanging="0" w:left="567" w:right="567"/>
+        <w:rPr>
+          <w:rFonts w:ascii="Google Sans Text;sans-serif" w:hAnsi="Google Sans Text;sans-serif" w:cs="Arial"/>
+          <w:sz w:val="20"/>
+          <w:szCs w:val="20"/>
+          <w:lang w:val="pl-PL"/>
+        </w:rPr>
+      </w:pPr>
+      <w:r>
+        <w:rPr>
+          <w:rFonts w:cs="Arial" w:ascii="Google Sans Text;sans-serif" w:hAnsi="Google Sans Text;sans-serif"/>
+          <w:b/>
+          <w:sz w:val="20"/>
+          <w:szCs w:val="20"/>
+          <w:lang w:val="pl-PL"/>
+        </w:rPr>
+        <w:t>if</w:t>
+      </w:r>
+      <w:r>
+        <w:rPr>
+          <w:rFonts w:cs="Arial" w:ascii="Google Sans Text;sans-serif" w:hAnsi="Google Sans Text;sans-serif"/>
+          <w:sz w:val="20"/>
+          <w:szCs w:val="20"/>
+          <w:lang w:val="pl-PL"/>
+        </w:rPr>
+        <w:t xml:space="preserve"> najlepszy w pokoleniu &lt; najlepszy_wynik:</w:t>
+      </w:r>
+    </w:p>
+    <w:p>
+      <w:pPr>
+        <w:pStyle w:val="Cytatblokowy"/>
+        <w:spacing w:lineRule="auto" w:line="274" w:before="0" w:after="283"/>
+        <w:ind w:hanging="0" w:left="1134" w:right="1134"/>
+        <w:rPr>
+          <w:rFonts w:ascii="Google Sans Text;sans-serif" w:hAnsi="Google Sans Text;sans-serif" w:cs="Arial"/>
+          <w:sz w:val="20"/>
+          <w:szCs w:val="20"/>
+          <w:lang w:val="pl-PL"/>
+        </w:rPr>
+      </w:pPr>
+      <w:r>
+        <w:rPr>
+          <w:rFonts w:cs="Arial" w:ascii="Google Sans Text;sans-serif" w:hAnsi="Google Sans Text;sans-serif"/>
+          <w:sz w:val="20"/>
+          <w:szCs w:val="20"/>
+          <w:lang w:val="pl-PL"/>
+        </w:rPr>
+        <w:t>najlepszy_wynik= najlepszy w pokoleniu</w:t>
+      </w:r>
+    </w:p>
+    <w:p>
+      <w:pPr>
+        <w:pStyle w:val="Cytatblokowy"/>
+        <w:spacing w:lineRule="auto" w:line="274" w:before="0" w:after="283"/>
+        <w:ind w:hanging="0" w:left="567" w:right="567"/>
+        <w:rPr>
+          <w:rFonts w:ascii="Google Sans Text;sans-serif" w:hAnsi="Google Sans Text;sans-serif" w:cs="Arial"/>
+          <w:sz w:val="20"/>
+          <w:szCs w:val="20"/>
+          <w:lang w:val="pl-PL"/>
+        </w:rPr>
+      </w:pPr>
+      <w:r>
+        <w:rPr>
+          <w:rFonts w:cs="Arial" w:ascii="Google Sans Text;sans-serif" w:hAnsi="Google Sans Text;sans-serif"/>
+          <w:sz w:val="20"/>
+          <w:szCs w:val="20"/>
+          <w:lang w:val="pl-PL"/>
+        </w:rPr>
+        <w:t>utwórz nową pustą populację</w:t>
+      </w:r>
+    </w:p>
+    <w:p>
+      <w:pPr>
+        <w:pStyle w:val="Cytatblokowy"/>
+        <w:spacing w:lineRule="auto" w:line="274" w:before="0" w:after="283"/>
+        <w:ind w:hanging="0" w:left="567" w:right="567"/>
+        <w:rPr>
+          <w:rFonts w:ascii="Google Sans Text;sans-serif" w:hAnsi="Google Sans Text;sans-serif" w:cs="Arial"/>
+          <w:sz w:val="20"/>
+          <w:szCs w:val="20"/>
+          <w:lang w:val="pl-PL"/>
+        </w:rPr>
+      </w:pPr>
+      <w:r>
+        <w:rPr>
+          <w:rFonts w:cs="Arial" w:ascii="Google Sans Text;sans-serif" w:hAnsi="Google Sans Text;sans-serif"/>
+          <w:sz w:val="20"/>
+          <w:szCs w:val="20"/>
+          <w:lang w:val="pl-PL"/>
+        </w:rPr>
+        <w:t>dodaj najlepszego osobnika do nowej populacji (elityzm)</w:t>
+      </w:r>
+    </w:p>
+    <w:p>
+      <w:pPr>
+        <w:pStyle w:val="Cytatblokowy"/>
+        <w:spacing w:lineRule="auto" w:line="274" w:before="0" w:after="283"/>
+        <w:ind w:hanging="0" w:left="567" w:right="567"/>
+        <w:rPr>
+          <w:rFonts w:ascii="Google Sans Text;sans-serif" w:hAnsi="Google Sans Text;sans-serif" w:cs="Arial"/>
+          <w:sz w:val="20"/>
+          <w:szCs w:val="20"/>
+          <w:lang w:val="pl-PL"/>
+        </w:rPr>
+      </w:pPr>
+      <w:r>
+        <w:rPr>
+          <w:rFonts w:cs="Arial" w:ascii="Google Sans Text;sans-serif" w:hAnsi="Google Sans Text;sans-serif"/>
+          <w:b/>
+          <w:sz w:val="20"/>
+          <w:szCs w:val="20"/>
+          <w:lang w:val="pl-PL"/>
+        </w:rPr>
+        <w:t>while</w:t>
+      </w:r>
+      <w:r>
+        <w:rPr>
+          <w:rFonts w:cs="Arial" w:ascii="Google Sans Text;sans-serif" w:hAnsi="Google Sans Text;sans-serif"/>
+          <w:sz w:val="20"/>
+          <w:szCs w:val="20"/>
+          <w:lang w:val="pl-PL"/>
+        </w:rPr>
+        <w:t xml:space="preserve"> nowa populacja mniejsza niż rozmiar docelowy:</w:t>
+      </w:r>
+    </w:p>
+    <w:p>
+      <w:pPr>
+        <w:pStyle w:val="Cytatblokowy"/>
+        <w:spacing w:lineRule="auto" w:line="274" w:before="0" w:after="283"/>
+        <w:ind w:hanging="0" w:left="1134" w:right="1134"/>
+        <w:rPr>
+          <w:rFonts w:ascii="Google Sans Text;sans-serif" w:hAnsi="Google Sans Text;sans-serif" w:cs="Arial"/>
+          <w:sz w:val="20"/>
+          <w:szCs w:val="20"/>
+          <w:lang w:val="pl-PL"/>
+        </w:rPr>
+      </w:pPr>
+      <w:r>
+        <w:rPr>
+          <w:rFonts w:cs="Arial" w:ascii="Google Sans Text;sans-serif" w:hAnsi="Google Sans Text;sans-serif"/>
+          <w:sz w:val="20"/>
+          <w:szCs w:val="20"/>
+          <w:lang w:val="pl-PL"/>
+        </w:rPr>
+        <w:t>wybierz rodzica 1 (selekcja turniejowa)</w:t>
+      </w:r>
+    </w:p>
+    <w:p>
+      <w:pPr>
+        <w:pStyle w:val="Cytatblokowy"/>
+        <w:spacing w:lineRule="auto" w:line="274" w:before="0" w:after="283"/>
+        <w:ind w:hanging="0" w:left="1134" w:right="1134"/>
+        <w:rPr>
+          <w:rFonts w:ascii="Google Sans Text;sans-serif" w:hAnsi="Google Sans Text;sans-serif" w:cs="Arial"/>
+          <w:sz w:val="20"/>
+          <w:szCs w:val="20"/>
+          <w:lang w:val="pl-PL"/>
+        </w:rPr>
+      </w:pPr>
+      <w:r>
+        <w:rPr>
+          <w:rFonts w:cs="Arial" w:ascii="Google Sans Text;sans-serif" w:hAnsi="Google Sans Text;sans-serif"/>
+          <w:sz w:val="20"/>
+          <w:szCs w:val="20"/>
+          <w:lang w:val="pl-PL"/>
+        </w:rPr>
+        <w:t>wybierz rodzica 2 (selekcja turniejowa)</w:t>
+      </w:r>
+    </w:p>
+    <w:p>
+      <w:pPr>
+        <w:pStyle w:val="Cytatblokowy"/>
+        <w:spacing w:lineRule="auto" w:line="274" w:before="0" w:after="283"/>
+        <w:ind w:hanging="0" w:left="1134" w:right="1134"/>
+        <w:rPr>
+          <w:rFonts w:ascii="Google Sans Text;sans-serif" w:hAnsi="Google Sans Text;sans-serif" w:cs="Arial"/>
+          <w:sz w:val="20"/>
+          <w:szCs w:val="20"/>
+          <w:lang w:val="pl-PL"/>
+        </w:rPr>
+      </w:pPr>
+      <w:r>
+        <w:rPr>
+          <w:rFonts w:cs="Arial" w:ascii="Google Sans Text;sans-serif" w:hAnsi="Google Sans Text;sans-serif"/>
+          <w:sz w:val="20"/>
+          <w:szCs w:val="20"/>
+          <w:lang w:val="pl-PL"/>
+        </w:rPr>
+        <w:t>krzyżuj rodziców (metoda OX)</w:t>
+      </w:r>
+    </w:p>
+    <w:p>
+      <w:pPr>
+        <w:pStyle w:val="Cytatblokowy"/>
+        <w:spacing w:lineRule="auto" w:line="274" w:before="0" w:after="283"/>
+        <w:ind w:hanging="0" w:left="1134" w:right="1134"/>
+        <w:rPr>
+          <w:rFonts w:ascii="Google Sans Text;sans-serif" w:hAnsi="Google Sans Text;sans-serif" w:cs="Arial"/>
+          <w:sz w:val="20"/>
+          <w:szCs w:val="20"/>
+          <w:lang w:val="pl-PL"/>
+        </w:rPr>
+      </w:pPr>
+      <w:r>
+        <w:rPr>
+          <w:rFonts w:cs="Arial" w:ascii="Google Sans Text;sans-serif" w:hAnsi="Google Sans Text;sans-serif"/>
+          <w:sz w:val="20"/>
+          <w:szCs w:val="20"/>
+          <w:lang w:val="pl-PL"/>
+        </w:rPr>
+        <w:t>utwórz dziecko</w:t>
+      </w:r>
+    </w:p>
+    <w:p>
+      <w:pPr>
+        <w:pStyle w:val="Cytatblokowy"/>
+        <w:spacing w:lineRule="auto" w:line="274" w:before="0" w:after="283"/>
+        <w:ind w:hanging="0" w:left="1134" w:right="1134"/>
+        <w:rPr>
+          <w:rFonts w:ascii="Google Sans Text;sans-serif" w:hAnsi="Google Sans Text;sans-serif" w:cs="Arial"/>
+          <w:sz w:val="20"/>
+          <w:szCs w:val="20"/>
+          <w:lang w:val="pl-PL"/>
+        </w:rPr>
+      </w:pPr>
+      <w:r>
+        <w:rPr>
+          <w:rFonts w:cs="Arial" w:ascii="Google Sans Text;sans-serif" w:hAnsi="Google Sans Text;sans-serif"/>
+          <w:b/>
+          <w:sz w:val="20"/>
+          <w:szCs w:val="20"/>
+          <w:lang w:val="pl-PL"/>
+        </w:rPr>
+        <w:t>if</w:t>
+      </w:r>
+      <w:r>
+        <w:rPr>
+          <w:rFonts w:cs="Arial" w:ascii="Google Sans Text;sans-serif" w:hAnsi="Google Sans Text;sans-serif"/>
+          <w:sz w:val="20"/>
+          <w:szCs w:val="20"/>
+          <w:lang w:val="pl-PL"/>
+        </w:rPr>
+        <w:t xml:space="preserve"> wylosowano szansę mutacji:</w:t>
+      </w:r>
+    </w:p>
+    <w:p>
+      <w:pPr>
+        <w:pStyle w:val="Cytatblokowy"/>
+        <w:widowControl/>
+        <w:bidi w:val="0"/>
+        <w:spacing w:lineRule="auto" w:line="274" w:before="0" w:after="283"/>
+        <w:ind w:hanging="0" w:left="1701" w:right="1701"/>
+        <w:jc w:val="left"/>
+        <w:rPr>
+          <w:rFonts w:ascii="Google Sans Text;sans-serif" w:hAnsi="Google Sans Text;sans-serif" w:cs="Arial"/>
+          <w:color w:val="auto"/>
+          <w:sz w:val="20"/>
+          <w:szCs w:val="20"/>
+          <w:lang w:val="pl-PL"/>
+        </w:rPr>
+      </w:pPr>
+      <w:r>
+        <w:rPr>
+          <w:rFonts w:cs="Arial" w:ascii="Google Sans Text;sans-serif" w:hAnsi="Google Sans Text;sans-serif"/>
+          <w:color w:val="auto"/>
+          <w:sz w:val="20"/>
+          <w:szCs w:val="20"/>
+          <w:lang w:val="pl-PL"/>
+        </w:rPr>
+        <w:t>zmutuj dziecko (zamiana genów swap)</w:t>
+      </w:r>
+    </w:p>
+    <w:p>
+      <w:pPr>
+        <w:pStyle w:val="Cytatblokowy"/>
+        <w:spacing w:lineRule="auto" w:line="274" w:before="0" w:after="283"/>
+        <w:ind w:hanging="0" w:left="1134" w:right="1134"/>
+        <w:rPr>
+          <w:rFonts w:ascii="Google Sans Text;sans-serif" w:hAnsi="Google Sans Text;sans-serif" w:cs="Arial"/>
+          <w:sz w:val="20"/>
+          <w:szCs w:val="20"/>
+          <w:lang w:val="pl-PL"/>
+        </w:rPr>
+      </w:pPr>
+      <w:r>
+        <w:rPr>
+          <w:rFonts w:cs="Arial" w:ascii="Google Sans Text;sans-serif" w:hAnsi="Google Sans Text;sans-serif"/>
+          <w:sz w:val="20"/>
+          <w:szCs w:val="20"/>
+          <w:lang w:val="pl-PL"/>
+        </w:rPr>
+        <w:t>dodaj dziecko do nowej populacji</w:t>
+      </w:r>
+    </w:p>
+    <w:p>
+      <w:pPr>
+        <w:pStyle w:val="Cytatblokowy"/>
+        <w:spacing w:lineRule="auto" w:line="274" w:before="0" w:after="283"/>
+        <w:ind w:hanging="0" w:left="567" w:right="567"/>
+        <w:rPr>
+          <w:rFonts w:ascii="Google Sans Text;sans-serif" w:hAnsi="Google Sans Text;sans-serif" w:cs="Arial"/>
+          <w:sz w:val="20"/>
+          <w:szCs w:val="20"/>
+          <w:lang w:val="pl-PL"/>
+        </w:rPr>
+      </w:pPr>
+      <w:r>
+        <w:rPr>
+          <w:rFonts w:cs="Arial" w:ascii="Google Sans Text;sans-serif" w:hAnsi="Google Sans Text;sans-serif"/>
+          <w:sz w:val="20"/>
+          <w:szCs w:val="20"/>
+          <w:lang w:val="pl-PL"/>
+        </w:rPr>
+        <w:t>zastąp starą populację nową populacją</w:t>
+      </w:r>
+    </w:p>
+    <w:p>
+      <w:pPr>
+        <w:pStyle w:val="BodyText"/>
+        <w:spacing w:lineRule="auto" w:line="274" w:before="0" w:after="120"/>
+        <w:ind w:hanging="0" w:left="0" w:right="0"/>
+        <w:rPr>
+          <w:rFonts w:ascii="Google Sans Text;sans-serif" w:hAnsi="Google Sans Text;sans-serif" w:cs="Arial"/>
+          <w:sz w:val="20"/>
+          <w:szCs w:val="20"/>
+          <w:lang w:val="pl-PL"/>
+        </w:rPr>
+      </w:pPr>
+      <w:r>
+        <w:rPr>
+          <w:rFonts w:cs="Arial" w:ascii="Google Sans Text;sans-serif" w:hAnsi="Google Sans Text;sans-serif"/>
+          <w:sz w:val="20"/>
+          <w:szCs w:val="20"/>
+          <w:lang w:val="pl-PL"/>
+        </w:rPr>
+        <w:t>wyświetl najlepszy_wynik</w:t>
       </w:r>
     </w:p>
     <w:p>
@@ -703,213 +1145,6 @@
           <w:szCs w:val="20"/>
           <w:lang w:val="pl-PL"/>
         </w:rPr>
-        <w:t>-algorytm zachłanny</w:t>
-      </w:r>
-    </w:p>
-    <w:p>
-      <w:pPr>
-        <w:pStyle w:val="Normal"/>
-        <w:ind w:hanging="357" w:left="714" w:right="0"/>
-        <w:rPr>
-          <w:rFonts w:ascii="Arial" w:hAnsi="Arial" w:cs="Arial"/>
-          <w:b w:val="false"/>
-          <w:bCs w:val="false"/>
-          <w:sz w:val="20"/>
-          <w:szCs w:val="20"/>
-          <w:lang w:val="pl-PL"/>
-        </w:rPr>
-      </w:pPr>
-      <w:r>
-        <w:rPr>
-          <w:rFonts w:cs="Arial" w:ascii="Arial" w:hAnsi="Arial"/>
-          <w:b w:val="false"/>
-          <w:bCs w:val="false"/>
-          <w:sz w:val="20"/>
-          <w:szCs w:val="20"/>
-          <w:lang w:val="pl-PL"/>
-        </w:rPr>
-        <w:t>główna pętla programu:</w:t>
-      </w:r>
-    </w:p>
-    <w:p>
-      <w:pPr>
-        <w:pStyle w:val="Normal"/>
-        <w:ind w:hanging="357" w:left="714" w:right="0"/>
-        <w:rPr>
-          <w:rFonts w:ascii="Arial" w:hAnsi="Arial" w:cs="Arial"/>
-          <w:b w:val="false"/>
-          <w:bCs w:val="false"/>
-          <w:sz w:val="20"/>
-          <w:szCs w:val="20"/>
-          <w:lang w:val="pl-PL"/>
-        </w:rPr>
-      </w:pPr>
-      <w:r>
-        <w:rPr>
-          <w:rFonts w:cs="Arial" w:ascii="Arial" w:hAnsi="Arial"/>
-          <w:b w:val="false"/>
-          <w:bCs w:val="false"/>
-          <w:sz w:val="20"/>
-          <w:szCs w:val="20"/>
-          <w:lang w:val="pl-PL"/>
-        </w:rPr>
-        <w:tab/>
-        <w:t>-ocena czasów osobników</w:t>
-      </w:r>
-    </w:p>
-    <w:p>
-      <w:pPr>
-        <w:pStyle w:val="Normal"/>
-        <w:ind w:hanging="357" w:left="714" w:right="0"/>
-        <w:rPr>
-          <w:rFonts w:ascii="Arial" w:hAnsi="Arial" w:cs="Arial"/>
-          <w:b w:val="false"/>
-          <w:bCs w:val="false"/>
-          <w:sz w:val="20"/>
-          <w:szCs w:val="20"/>
-          <w:lang w:val="pl-PL"/>
-        </w:rPr>
-      </w:pPr>
-      <w:r>
-        <w:rPr>
-          <w:rFonts w:cs="Arial" w:ascii="Arial" w:hAnsi="Arial"/>
-          <w:b w:val="false"/>
-          <w:bCs w:val="false"/>
-          <w:sz w:val="20"/>
-          <w:szCs w:val="20"/>
-          <w:lang w:val="pl-PL"/>
-        </w:rPr>
-        <w:tab/>
-        <w:t>-przepisanie najlepszego osobnika do nowego pokolenia</w:t>
-      </w:r>
-    </w:p>
-    <w:p>
-      <w:pPr>
-        <w:pStyle w:val="Normal"/>
-        <w:ind w:hanging="357" w:left="714" w:right="0"/>
-        <w:rPr>
-          <w:rFonts w:ascii="Arial" w:hAnsi="Arial" w:cs="Arial"/>
-          <w:b w:val="false"/>
-          <w:bCs w:val="false"/>
-          <w:sz w:val="20"/>
-          <w:szCs w:val="20"/>
-          <w:lang w:val="pl-PL"/>
-        </w:rPr>
-      </w:pPr>
-      <w:r>
-        <w:rPr>
-          <w:rFonts w:cs="Arial" w:ascii="Arial" w:hAnsi="Arial"/>
-          <w:b w:val="false"/>
-          <w:bCs w:val="false"/>
-          <w:sz w:val="20"/>
-          <w:szCs w:val="20"/>
-          <w:lang w:val="pl-PL"/>
-        </w:rPr>
-        <w:tab/>
-        <w:t>-krzyżowanie osobników</w:t>
-      </w:r>
-    </w:p>
-    <w:p>
-      <w:pPr>
-        <w:pStyle w:val="Normal"/>
-        <w:ind w:hanging="357" w:left="714" w:right="0"/>
-        <w:rPr>
-          <w:rFonts w:ascii="Arial" w:hAnsi="Arial" w:cs="Arial"/>
-          <w:b w:val="false"/>
-          <w:bCs w:val="false"/>
-          <w:sz w:val="20"/>
-          <w:szCs w:val="20"/>
-          <w:lang w:val="pl-PL"/>
-        </w:rPr>
-      </w:pPr>
-      <w:r>
-        <w:rPr>
-          <w:rFonts w:cs="Arial" w:ascii="Arial" w:hAnsi="Arial"/>
-          <w:b w:val="false"/>
-          <w:bCs w:val="false"/>
-          <w:sz w:val="20"/>
-          <w:szCs w:val="20"/>
-          <w:lang w:val="pl-PL"/>
-        </w:rPr>
-        <w:tab/>
-        <w:t>-mutacje</w:t>
-      </w:r>
-    </w:p>
-    <w:p>
-      <w:pPr>
-        <w:pStyle w:val="Normal"/>
-        <w:ind w:hanging="357" w:left="714" w:right="0"/>
-        <w:rPr>
-          <w:rFonts w:ascii="Arial" w:hAnsi="Arial" w:cs="Arial"/>
-          <w:b w:val="false"/>
-          <w:bCs w:val="false"/>
-          <w:sz w:val="20"/>
-          <w:szCs w:val="20"/>
-          <w:lang w:val="pl-PL"/>
-        </w:rPr>
-      </w:pPr>
-      <w:r>
-        <w:rPr>
-          <w:rFonts w:cs="Arial" w:ascii="Arial" w:hAnsi="Arial"/>
-          <w:b w:val="false"/>
-          <w:bCs w:val="false"/>
-          <w:sz w:val="20"/>
-          <w:szCs w:val="20"/>
-          <w:lang w:val="pl-PL"/>
-        </w:rPr>
-        <w:tab/>
-        <w:t>-algorytm zachłanny</w:t>
-      </w:r>
-    </w:p>
-    <w:p>
-      <w:pPr>
-        <w:pStyle w:val="Normal"/>
-        <w:ind w:hanging="357" w:left="714" w:right="0"/>
-        <w:rPr>
-          <w:rFonts w:ascii="Arial" w:hAnsi="Arial" w:cs="Arial"/>
-          <w:b w:val="false"/>
-          <w:bCs w:val="false"/>
-          <w:sz w:val="20"/>
-          <w:szCs w:val="20"/>
-          <w:lang w:val="pl-PL"/>
-        </w:rPr>
-      </w:pPr>
-      <w:r>
-        <w:rPr>
-          <w:rFonts w:cs="Arial" w:ascii="Arial" w:hAnsi="Arial"/>
-          <w:b w:val="false"/>
-          <w:bCs w:val="false"/>
-          <w:sz w:val="20"/>
-          <w:szCs w:val="20"/>
-          <w:lang w:val="pl-PL"/>
-        </w:rPr>
-        <w:tab/>
-        <w:t>-podmiana osobników na te z nowego pokolenia</w:t>
-      </w:r>
-    </w:p>
-    <w:p>
-      <w:pPr>
-        <w:pStyle w:val="Normal"/>
-        <w:ind w:hanging="357" w:left="714" w:right="0"/>
-        <w:rPr>
-          <w:rFonts w:ascii="Arial" w:hAnsi="Arial" w:cs="Arial"/>
-          <w:b w:val="false"/>
-          <w:bCs w:val="false"/>
-          <w:sz w:val="20"/>
-          <w:szCs w:val="20"/>
-          <w:lang w:val="pl-PL"/>
-        </w:rPr>
-      </w:pPr>
-      <w:r>
-        <w:rPr>
-          <w:rFonts w:cs="Arial" w:ascii="Arial" w:hAnsi="Arial"/>
-          <w:b w:val="false"/>
-          <w:bCs w:val="false"/>
-          <w:sz w:val="20"/>
-          <w:szCs w:val="20"/>
-          <w:lang w:val="pl-PL"/>
-        </w:rPr>
-        <w:t>-uzyskanie wyniku;</w:t>
       </w:r>
     </w:p>
     <w:p>
@@ -941,7 +1176,7 @@
             <wp:extent cx="5259705" cy="3002280"/>
             <wp:effectExtent l="0" t="0" r="0" b="0"/>
             <wp:wrapSquare wrapText="largest"/>
-            <wp:docPr id="4" name="Obraz3"/>
+            <wp:docPr id="3" name="Obraz3"/>
             <wp:cNvGraphicFramePr>
               <a:graphicFrameLocks xmlns:a="http://schemas.openxmlformats.org/drawingml/2006/main" noChangeAspect="1"/>
             </wp:cNvGraphicFramePr>
@@ -949,13 +1184,13 @@
               <a:graphicData uri="http://schemas.openxmlformats.org/drawingml/2006/picture">
                 <pic:pic xmlns:pic="http://schemas.openxmlformats.org/drawingml/2006/picture">
                   <pic:nvPicPr>
-                    <pic:cNvPr id="4" name="Obraz3"/>
+                    <pic:cNvPr id="3" name="Obraz3"/>
                     <pic:cNvPicPr>
                       <a:picLocks noChangeAspect="1" noChangeArrowheads="1"/>
                     </pic:cNvPicPr>
                   </pic:nvPicPr>
                   <pic:blipFill>
-                    <a:blip r:embed="rId5"/>
+                    <a:blip r:embed="rId4"/>
                     <a:srcRect l="0" t="0" r="0" b="2444"/>
                     <a:stretch>
                       <a:fillRect/>
@@ -1291,6 +1526,32 @@
         <w:ind w:hanging="0" w:left="0" w:right="0"/>
         <w:rPr>
           <w:rFonts w:ascii="Arial" w:hAnsi="Arial" w:cs="Arial"/>
+          <w:b w:val="false"/>
+          <w:bCs w:val="false"/>
+          <w:sz w:val="20"/>
+          <w:szCs w:val="20"/>
+          <w:lang w:val="pl-PL"/>
+        </w:rPr>
+      </w:pPr>
+      <w:r>
+        <w:rPr>
+          <w:rFonts w:cs="Arial" w:ascii="Arial" w:hAnsi="Arial"/>
+          <w:b w:val="false"/>
+          <w:bCs w:val="false"/>
+          <w:sz w:val="20"/>
+          <w:szCs w:val="20"/>
+          <w:lang w:val="pl-PL"/>
+        </w:rPr>
+        <w:t>Losujemy 2 zadania i zamieniamy je pozycją, powtarzamy kilka razy.</w:t>
+      </w:r>
+    </w:p>
+    <w:p>
+      <w:pPr>
+        <w:pStyle w:val="Normal"/>
+        <w:spacing w:before="164" w:after="0"/>
+        <w:ind w:hanging="0" w:left="0" w:right="0"/>
+        <w:rPr>
+          <w:rFonts w:ascii="Arial" w:hAnsi="Arial" w:cs="Arial"/>
           <w:sz w:val="20"/>
           <w:szCs w:val="20"/>
           <w:lang w:val="pl-PL"/>
@@ -1304,7 +1565,7 @@
           <w:lang w:val="pl-PL"/>
         </w:rPr>
         <w:drawing>
-          <wp:anchor distT="0" distB="0" distL="0" distR="0" simplePos="0" relativeHeight="7" behindDoc="0" locked="0" layoutInCell="0" allowOverlap="1">
+          <wp:anchor distT="0" distB="0" distL="0" distR="0" simplePos="0" relativeHeight="6" behindDoc="0" locked="0" layoutInCell="0" allowOverlap="1">
             <wp:simplePos x="0" y="0"/>
             <wp:positionH relativeFrom="column">
               <wp:posOffset>10160</wp:posOffset>
@@ -1315,7 +1576,7 @@
             <wp:extent cx="4134485" cy="1914525"/>
             <wp:effectExtent l="0" t="0" r="0" b="0"/>
             <wp:wrapSquare wrapText="largest"/>
-            <wp:docPr id="5" name="Obraz4"/>
+            <wp:docPr id="4" name="Obraz4"/>
             <wp:cNvGraphicFramePr>
               <a:graphicFrameLocks xmlns:a="http://schemas.openxmlformats.org/drawingml/2006/main" noChangeAspect="1"/>
             </wp:cNvGraphicFramePr>
@@ -1323,13 +1584,13 @@
               <a:graphicData uri="http://schemas.openxmlformats.org/drawingml/2006/picture">
                 <pic:pic xmlns:pic="http://schemas.openxmlformats.org/drawingml/2006/picture">
                   <pic:nvPicPr>
-                    <pic:cNvPr id="5" name="Obraz4"/>
+                    <pic:cNvPr id="4" name="Obraz4"/>
                     <pic:cNvPicPr>
                       <a:picLocks noChangeAspect="1" noChangeArrowheads="1"/>
                     </pic:cNvPicPr>
                   </pic:nvPicPr>
                   <pic:blipFill>
-                    <a:blip r:embed="rId6"/>
+                    <a:blip r:embed="rId5"/>
                     <a:stretch>
                       <a:fillRect/>
                     </a:stretch>
@@ -1578,12 +1839,47 @@
       <w:r>
         <w:rPr>
           <w:rFonts w:cs="Arial" w:ascii="Arial" w:hAnsi="Arial"/>
+          <w:b w:val="false"/>
+          <w:bCs w:val="false"/>
+          <w:sz w:val="20"/>
+          <w:szCs w:val="20"/>
+          <w:lang w:val="pl-PL"/>
+        </w:rPr>
+        <w:t>L</w:t>
+      </w:r>
+      <w:r>
+        <w:rPr>
+          <w:rFonts w:cs="Arial" w:ascii="Arial" w:hAnsi="Arial"/>
+          <w:b w:val="false"/>
+          <w:bCs w:val="false"/>
+          <w:sz w:val="20"/>
+          <w:szCs w:val="20"/>
+          <w:lang w:val="pl-PL"/>
+        </w:rPr>
+        <w:t>osujemy 2 miejsca przecięcia rodzica_1, zadania między tymi przecięciami przepisujemy bez zmian do dziecka i uzupełniamy je pozostałymi zadaniami w kolejności w jakiej występują w rodzicu_2.</w:t>
+      </w:r>
+    </w:p>
+    <w:p>
+      <w:pPr>
+        <w:pStyle w:val="Normal"/>
+        <w:spacing w:before="164" w:after="0"/>
+        <w:ind w:hanging="0" w:left="0" w:right="0"/>
+        <w:rPr>
+          <w:rFonts w:ascii="Arial" w:hAnsi="Arial" w:cs="Arial"/>
+          <w:sz w:val="20"/>
+          <w:szCs w:val="20"/>
+          <w:lang w:val="pl-PL"/>
+        </w:rPr>
+      </w:pPr>
+      <w:r>
+        <w:rPr>
+          <w:rFonts w:cs="Arial" w:ascii="Arial" w:hAnsi="Arial"/>
           <w:sz w:val="20"/>
           <w:szCs w:val="20"/>
           <w:lang w:val="pl-PL"/>
         </w:rPr>
         <w:drawing>
-          <wp:anchor distT="0" distB="0" distL="0" distR="0" simplePos="0" relativeHeight="6" behindDoc="0" locked="0" layoutInCell="0" allowOverlap="1">
+          <wp:anchor distT="0" distB="0" distL="0" distR="0" simplePos="0" relativeHeight="5" behindDoc="0" locked="0" layoutInCell="0" allowOverlap="1">
             <wp:simplePos x="0" y="0"/>
             <wp:positionH relativeFrom="column">
               <wp:align>center</wp:align>
@@ -1594,7 +1890,7 @@
             <wp:extent cx="4086860" cy="2095500"/>
             <wp:effectExtent l="0" t="0" r="0" b="0"/>
             <wp:wrapSquare wrapText="largest"/>
-            <wp:docPr id="6" name="Obraz6"/>
+            <wp:docPr id="5" name="Obraz6"/>
             <wp:cNvGraphicFramePr>
               <a:graphicFrameLocks xmlns:a="http://schemas.openxmlformats.org/drawingml/2006/main" noChangeAspect="1"/>
             </wp:cNvGraphicFramePr>
@@ -1602,13 +1898,13 @@
               <a:graphicData uri="http://schemas.openxmlformats.org/drawingml/2006/picture">
                 <pic:pic xmlns:pic="http://schemas.openxmlformats.org/drawingml/2006/picture">
                   <pic:nvPicPr>
-                    <pic:cNvPr id="6" name="Obraz6"/>
+                    <pic:cNvPr id="5" name="Obraz6"/>
                     <pic:cNvPicPr>
                       <a:picLocks noChangeAspect="1" noChangeArrowheads="1"/>
                     </pic:cNvPicPr>
                   </pic:nvPicPr>
                   <pic:blipFill>
-                    <a:blip r:embed="rId7"/>
+                    <a:blip r:embed="rId6"/>
                     <a:stretch>
                       <a:fillRect/>
                     </a:stretch>
@@ -1843,7 +2139,16 @@
           <w:szCs w:val="20"/>
           <w:lang w:val="pl-PL"/>
         </w:rPr>
-        <w:t>Mutacja osobnika na przykładzie osobnika O3</w:t>
+        <w:t xml:space="preserve">Mutacja osobnika na przykładzie osobnika O3, </w:t>
+      </w:r>
+      <w:r>
+        <w:rPr>
+          <w:rFonts w:cs="Arial" w:ascii="Arial" w:hAnsi="Arial"/>
+          <w:sz w:val="20"/>
+          <w:szCs w:val="20"/>
+          <w:lang w:val="pl-PL"/>
+        </w:rPr>
+        <w:t>losujemy dwa zadania i zamieniamy je miejscami.</w:t>
       </w:r>
     </w:p>
     <w:p>
@@ -1867,7 +2172,7 @@
           <w:lang w:val="pl-PL"/>
         </w:rPr>
         <w:drawing>
-          <wp:anchor distT="0" distB="0" distL="0" distR="0" simplePos="0" relativeHeight="8" behindDoc="0" locked="0" layoutInCell="0" allowOverlap="1">
+          <wp:anchor distT="0" distB="0" distL="0" distR="0" simplePos="0" relativeHeight="7" behindDoc="0" locked="0" layoutInCell="0" allowOverlap="1">
             <wp:simplePos x="0" y="0"/>
             <wp:positionH relativeFrom="column">
               <wp:align>center</wp:align>
@@ -1878,7 +2183,7 @@
             <wp:extent cx="4076700" cy="1114425"/>
             <wp:effectExtent l="0" t="0" r="0" b="0"/>
             <wp:wrapSquare wrapText="largest"/>
-            <wp:docPr id="7" name="Obraz5"/>
+            <wp:docPr id="6" name="Obraz5"/>
             <wp:cNvGraphicFramePr>
               <a:graphicFrameLocks xmlns:a="http://schemas.openxmlformats.org/drawingml/2006/main" noChangeAspect="1"/>
             </wp:cNvGraphicFramePr>
@@ -1886,13 +2191,13 @@
               <a:graphicData uri="http://schemas.openxmlformats.org/drawingml/2006/picture">
                 <pic:pic xmlns:pic="http://schemas.openxmlformats.org/drawingml/2006/picture">
                   <pic:nvPicPr>
-                    <pic:cNvPr id="7" name="Obraz5"/>
+                    <pic:cNvPr id="6" name="Obraz5"/>
                     <pic:cNvPicPr>
                       <a:picLocks noChangeAspect="1" noChangeArrowheads="1"/>
                     </pic:cNvPicPr>
                   </pic:nvPicPr>
                   <pic:blipFill>
-                    <a:blip r:embed="rId8"/>
+                    <a:blip r:embed="rId7"/>
                     <a:stretch>
                       <a:fillRect/>
                     </a:stretch>
@@ -2087,14 +2392,12 @@
       <w:r>
         <w:rPr>
           <w:rFonts w:cs="Arial" w:ascii="Arial" w:hAnsi="Arial"/>
-          <w:b/>
-          <w:bCs/>
           <w:sz w:val="20"/>
           <w:szCs w:val="20"/>
           <w:lang w:val="pl-PL"/>
         </w:rPr>
         <w:drawing>
-          <wp:anchor distT="0" distB="0" distL="0" distR="0" simplePos="0" relativeHeight="9" behindDoc="0" locked="0" layoutInCell="0" allowOverlap="1">
+          <wp:anchor distT="0" distB="0" distL="0" distR="0" simplePos="0" relativeHeight="8" behindDoc="0" locked="0" layoutInCell="0" allowOverlap="1">
             <wp:simplePos x="0" y="0"/>
             <wp:positionH relativeFrom="column">
               <wp:align>center</wp:align>
@@ -2105,7 +2408,7 @@
             <wp:extent cx="5262880" cy="1285240"/>
             <wp:effectExtent l="0" t="0" r="0" b="0"/>
             <wp:wrapSquare wrapText="largest"/>
-            <wp:docPr id="8" name="Obraz7"/>
+            <wp:docPr id="7" name="Obraz7"/>
             <wp:cNvGraphicFramePr>
               <a:graphicFrameLocks xmlns:a="http://schemas.openxmlformats.org/drawingml/2006/main" noChangeAspect="1"/>
             </wp:cNvGraphicFramePr>
@@ -2113,13 +2416,13 @@
               <a:graphicData uri="http://schemas.openxmlformats.org/drawingml/2006/picture">
                 <pic:pic xmlns:pic="http://schemas.openxmlformats.org/drawingml/2006/picture">
                   <pic:nvPicPr>
-                    <pic:cNvPr id="8" name="Obraz7"/>
+                    <pic:cNvPr id="7" name="Obraz7"/>
                     <pic:cNvPicPr>
                       <a:picLocks noChangeAspect="1" noChangeArrowheads="1"/>
                     </pic:cNvPicPr>
                   </pic:nvPicPr>
                   <pic:blipFill>
-                    <a:blip r:embed="rId9"/>
+                    <a:blip r:embed="rId8"/>
                     <a:stretch>
                       <a:fillRect/>
                     </a:stretch>
@@ -2162,7 +2465,18 @@
           <w:szCs w:val="20"/>
           <w:lang w:val="pl-PL"/>
         </w:rPr>
-        <w:t>Tmax = 18</w:t>
+        <w:t>C</w:t>
+      </w:r>
+      <w:r>
+        <w:rPr>
+          <w:rFonts w:cs="Arial" w:ascii="Arial" w:hAnsi="Arial"/>
+          <w:b/>
+          <w:bCs/>
+          <w:sz w:val="20"/>
+          <w:szCs w:val="20"/>
+          <w:lang w:val="pl-PL"/>
+        </w:rPr>
+        <w:t>max = 18</w:t>
       </w:r>
     </w:p>
     <w:p>
@@ -2178,7 +2492,12 @@
         </w:rPr>
       </w:pPr>
       <w:r>
-        <w:rPr/>
+        <w:rPr>
+          <w:rFonts w:cs="Arial" w:ascii="Arial" w:hAnsi="Arial"/>
+          <w:sz w:val="20"/>
+          <w:szCs w:val="20"/>
+          <w:lang w:val="pl-PL"/>
+        </w:rPr>
       </w:r>
     </w:p>
     <w:p>
@@ -2251,12 +2570,53 @@
         </w:rPr>
       </w:pPr>
       <w:r>
-        <w:rPr>
-          <w:lang w:val="pl-PL"/>
-        </w:rPr>
-        <w:t>(wykres pokaże czy Algorytm jest lepszy i o ile od A. zach.</w:t>
-        <w:br/>
-        <w:t>Instancje wygenerowane losowe, 15 punktów pomiarowych)</w:t>
+        <w:rPr/>
+        <w:drawing>
+          <wp:anchor distT="0" distB="0" distL="0" distR="0" simplePos="0" relativeHeight="9" behindDoc="0" locked="0" layoutInCell="0" allowOverlap="1">
+            <wp:simplePos x="0" y="0"/>
+            <wp:positionH relativeFrom="column">
+              <wp:align>center</wp:align>
+            </wp:positionH>
+            <wp:positionV relativeFrom="paragraph">
+              <wp:posOffset>635</wp:posOffset>
+            </wp:positionV>
+            <wp:extent cx="5259705" cy="3251835"/>
+            <wp:effectExtent l="0" t="0" r="0" b="0"/>
+            <wp:wrapSquare wrapText="largest"/>
+            <wp:docPr id="8" name="Obraz8"/>
+            <wp:cNvGraphicFramePr>
+              <a:graphicFrameLocks xmlns:a="http://schemas.openxmlformats.org/drawingml/2006/main" noChangeAspect="1"/>
+            </wp:cNvGraphicFramePr>
+            <a:graphic xmlns:a="http://schemas.openxmlformats.org/drawingml/2006/main">
+              <a:graphicData uri="http://schemas.openxmlformats.org/drawingml/2006/picture">
+                <pic:pic xmlns:pic="http://schemas.openxmlformats.org/drawingml/2006/picture">
+                  <pic:nvPicPr>
+                    <pic:cNvPr id="8" name="Obraz8"/>
+                    <pic:cNvPicPr>
+                      <a:picLocks noChangeAspect="1" noChangeArrowheads="1"/>
+                    </pic:cNvPicPr>
+                  </pic:nvPicPr>
+                  <pic:blipFill>
+                    <a:blip r:embed="rId9"/>
+                    <a:stretch>
+                      <a:fillRect/>
+                    </a:stretch>
+                  </pic:blipFill>
+                  <pic:spPr bwMode="auto">
+                    <a:xfrm>
+                      <a:off x="0" y="0"/>
+                      <a:ext cx="5259705" cy="3251835"/>
+                    </a:xfrm>
+                    <a:prstGeom prst="rect">
+                      <a:avLst/>
+                    </a:prstGeom>
+                    <a:noFill/>
+                  </pic:spPr>
+                </pic:pic>
+              </a:graphicData>
+            </a:graphic>
+          </wp:anchor>
+        </w:drawing>
       </w:r>
     </w:p>
     <w:p>
@@ -2293,9 +2653,404 @@
         <w:rPr>
           <w:lang w:val="pl-PL"/>
         </w:rPr>
-        <w:t>(wykres pokaże jak dobry jest Algorytm,</w:t>
-        <w:br/>
-        <w:t>minimum 10 instancji, wykres słupkowy)</w:t>
+      </w:r>
+    </w:p>
+    <w:p>
+      <w:pPr>
+        <w:pStyle w:val="Normal"/>
+        <w:spacing w:before="120" w:after="0"/>
+        <w:ind w:hanging="357" w:left="714" w:right="0"/>
+        <w:jc w:val="center"/>
+        <w:rPr>
+          <w:lang w:val="pl-PL"/>
+        </w:rPr>
+      </w:pPr>
+      <w:r>
+        <w:rPr>
+          <w:lang w:val="pl-PL"/>
+        </w:rPr>
+        <w:drawing>
+          <wp:anchor distT="0" distB="0" distL="0" distR="0" simplePos="0" relativeHeight="10" behindDoc="0" locked="0" layoutInCell="1" allowOverlap="1">
+            <wp:simplePos x="0" y="0"/>
+            <wp:positionH relativeFrom="column">
+              <wp:posOffset>-334010</wp:posOffset>
+            </wp:positionH>
+            <wp:positionV relativeFrom="paragraph">
+              <wp:posOffset>33655</wp:posOffset>
+            </wp:positionV>
+            <wp:extent cx="5259705" cy="3257550"/>
+            <wp:effectExtent l="0" t="0" r="0" b="0"/>
+            <wp:wrapNone/>
+            <wp:docPr id="9" name="Obraz9"/>
+            <wp:cNvGraphicFramePr>
+              <a:graphicFrameLocks xmlns:a="http://schemas.openxmlformats.org/drawingml/2006/main" noChangeAspect="1"/>
+            </wp:cNvGraphicFramePr>
+            <a:graphic xmlns:a="http://schemas.openxmlformats.org/drawingml/2006/main">
+              <a:graphicData uri="http://schemas.openxmlformats.org/drawingml/2006/picture">
+                <pic:pic xmlns:pic="http://schemas.openxmlformats.org/drawingml/2006/picture">
+                  <pic:nvPicPr>
+                    <pic:cNvPr id="9" name="Obraz9"/>
+                    <pic:cNvPicPr>
+                      <a:picLocks noChangeAspect="1" noChangeArrowheads="1"/>
+                    </pic:cNvPicPr>
+                  </pic:nvPicPr>
+                  <pic:blipFill>
+                    <a:blip r:embed="rId10"/>
+                    <a:stretch>
+                      <a:fillRect/>
+                    </a:stretch>
+                  </pic:blipFill>
+                  <pic:spPr bwMode="auto">
+                    <a:xfrm>
+                      <a:off x="0" y="0"/>
+                      <a:ext cx="5259705" cy="3257550"/>
+                    </a:xfrm>
+                    <a:prstGeom prst="rect">
+                      <a:avLst/>
+                    </a:prstGeom>
+                    <a:noFill/>
+                  </pic:spPr>
+                </pic:pic>
+              </a:graphicData>
+            </a:graphic>
+          </wp:anchor>
+        </w:drawing>
+      </w:r>
+    </w:p>
+    <w:p>
+      <w:pPr>
+        <w:pStyle w:val="Normal"/>
+        <w:spacing w:before="120" w:after="0"/>
+        <w:ind w:hanging="357" w:left="714" w:right="0"/>
+        <w:jc w:val="center"/>
+        <w:rPr>
+          <w:lang w:val="pl-PL"/>
+        </w:rPr>
+      </w:pPr>
+      <w:r>
+        <w:rPr>
+          <w:lang w:val="pl-PL"/>
+        </w:rPr>
+      </w:r>
+    </w:p>
+    <w:p>
+      <w:pPr>
+        <w:pStyle w:val="Normal"/>
+        <w:spacing w:before="120" w:after="0"/>
+        <w:ind w:hanging="357" w:left="714" w:right="0"/>
+        <w:jc w:val="center"/>
+        <w:rPr>
+          <w:lang w:val="pl-PL"/>
+        </w:rPr>
+      </w:pPr>
+      <w:r>
+        <w:rPr>
+          <w:lang w:val="pl-PL"/>
+        </w:rPr>
+      </w:r>
+    </w:p>
+    <w:p>
+      <w:pPr>
+        <w:pStyle w:val="Normal"/>
+        <w:spacing w:before="120" w:after="0"/>
+        <w:ind w:hanging="357" w:left="714" w:right="0"/>
+        <w:jc w:val="center"/>
+        <w:rPr>
+          <w:lang w:val="pl-PL"/>
+        </w:rPr>
+      </w:pPr>
+      <w:r>
+        <w:rPr>
+          <w:lang w:val="pl-PL"/>
+        </w:rPr>
+      </w:r>
+    </w:p>
+    <w:p>
+      <w:pPr>
+        <w:pStyle w:val="Normal"/>
+        <w:spacing w:before="120" w:after="0"/>
+        <w:ind w:hanging="357" w:left="714" w:right="0"/>
+        <w:jc w:val="center"/>
+        <w:rPr>
+          <w:lang w:val="pl-PL"/>
+        </w:rPr>
+      </w:pPr>
+      <w:r>
+        <w:rPr>
+          <w:lang w:val="pl-PL"/>
+        </w:rPr>
+      </w:r>
+    </w:p>
+    <w:p>
+      <w:pPr>
+        <w:pStyle w:val="Normal"/>
+        <w:spacing w:before="120" w:after="0"/>
+        <w:ind w:hanging="357" w:left="714" w:right="0"/>
+        <w:jc w:val="center"/>
+        <w:rPr>
+          <w:lang w:val="pl-PL"/>
+        </w:rPr>
+      </w:pPr>
+      <w:r>
+        <w:rPr>
+          <w:lang w:val="pl-PL"/>
+        </w:rPr>
+      </w:r>
+    </w:p>
+    <w:p>
+      <w:pPr>
+        <w:pStyle w:val="Normal"/>
+        <w:spacing w:before="120" w:after="0"/>
+        <w:ind w:hanging="357" w:left="714" w:right="0"/>
+        <w:jc w:val="center"/>
+        <w:rPr>
+          <w:lang w:val="pl-PL"/>
+        </w:rPr>
+      </w:pPr>
+      <w:r>
+        <w:rPr>
+          <w:lang w:val="pl-PL"/>
+        </w:rPr>
+      </w:r>
+    </w:p>
+    <w:p>
+      <w:pPr>
+        <w:pStyle w:val="Normal"/>
+        <w:spacing w:before="120" w:after="0"/>
+        <w:ind w:hanging="357" w:left="714" w:right="0"/>
+        <w:jc w:val="center"/>
+        <w:rPr>
+          <w:lang w:val="pl-PL"/>
+        </w:rPr>
+      </w:pPr>
+      <w:r>
+        <w:rPr>
+          <w:lang w:val="pl-PL"/>
+        </w:rPr>
+      </w:r>
+    </w:p>
+    <w:p>
+      <w:pPr>
+        <w:pStyle w:val="Normal"/>
+        <w:spacing w:before="120" w:after="0"/>
+        <w:ind w:hanging="357" w:left="714" w:right="0"/>
+        <w:jc w:val="center"/>
+        <w:rPr>
+          <w:lang w:val="pl-PL"/>
+        </w:rPr>
+      </w:pPr>
+      <w:r>
+        <w:rPr>
+          <w:lang w:val="pl-PL"/>
+        </w:rPr>
+      </w:r>
+    </w:p>
+    <w:p>
+      <w:pPr>
+        <w:pStyle w:val="Normal"/>
+        <w:spacing w:before="120" w:after="0"/>
+        <w:ind w:hanging="357" w:left="714" w:right="0"/>
+        <w:jc w:val="center"/>
+        <w:rPr>
+          <w:lang w:val="pl-PL"/>
+        </w:rPr>
+      </w:pPr>
+      <w:r>
+        <w:rPr>
+          <w:lang w:val="pl-PL"/>
+        </w:rPr>
+      </w:r>
+    </w:p>
+    <w:p>
+      <w:pPr>
+        <w:pStyle w:val="Normal"/>
+        <w:spacing w:before="120" w:after="0"/>
+        <w:ind w:hanging="357" w:left="714" w:right="0"/>
+        <w:jc w:val="center"/>
+        <w:rPr>
+          <w:lang w:val="pl-PL"/>
+        </w:rPr>
+      </w:pPr>
+      <w:r>
+        <w:rPr>
+          <w:lang w:val="pl-PL"/>
+        </w:rPr>
+      </w:r>
+    </w:p>
+    <w:p>
+      <w:pPr>
+        <w:pStyle w:val="Normal"/>
+        <w:spacing w:before="120" w:after="0"/>
+        <w:ind w:hanging="357" w:left="714" w:right="0"/>
+        <w:jc w:val="center"/>
+        <w:rPr>
+          <w:lang w:val="pl-PL"/>
+        </w:rPr>
+      </w:pPr>
+      <w:r>
+        <w:rPr>
+          <w:lang w:val="pl-PL"/>
+        </w:rPr>
+      </w:r>
+    </w:p>
+    <w:p>
+      <w:pPr>
+        <w:pStyle w:val="Normal"/>
+        <w:spacing w:before="120" w:after="0"/>
+        <w:ind w:hanging="357" w:left="714" w:right="0"/>
+        <w:jc w:val="center"/>
+        <w:rPr>
+          <w:lang w:val="pl-PL"/>
+        </w:rPr>
+      </w:pPr>
+      <w:r>
+        <w:rPr>
+          <w:lang w:val="pl-PL"/>
+        </w:rPr>
+      </w:r>
+    </w:p>
+    <w:p>
+      <w:pPr>
+        <w:pStyle w:val="Normal"/>
+        <w:spacing w:before="120" w:after="0"/>
+        <w:ind w:hanging="357" w:left="714" w:right="0"/>
+        <w:jc w:val="center"/>
+        <w:rPr>
+          <w:lang w:val="pl-PL"/>
+        </w:rPr>
+      </w:pPr>
+      <w:r>
+        <w:rPr>
+          <w:lang w:val="pl-PL"/>
+        </w:rPr>
+      </w:r>
+    </w:p>
+    <w:p>
+      <w:pPr>
+        <w:pStyle w:val="Normal"/>
+        <w:spacing w:before="120" w:after="0"/>
+        <w:ind w:hanging="357" w:left="714" w:right="0"/>
+        <w:jc w:val="center"/>
+        <w:rPr>
+          <w:lang w:val="pl-PL"/>
+        </w:rPr>
+      </w:pPr>
+      <w:r>
+        <w:rPr>
+          <w:lang w:val="pl-PL"/>
+        </w:rPr>
+      </w:r>
+    </w:p>
+    <w:p>
+      <w:pPr>
+        <w:pStyle w:val="Normal"/>
+        <w:spacing w:before="120" w:after="0"/>
+        <w:ind w:hanging="357" w:left="714" w:right="0"/>
+        <w:jc w:val="center"/>
+        <w:rPr>
+          <w:lang w:val="pl-PL"/>
+        </w:rPr>
+      </w:pPr>
+      <w:r>
+        <w:rPr>
+          <w:lang w:val="pl-PL"/>
+        </w:rPr>
+      </w:r>
+    </w:p>
+    <w:p>
+      <w:pPr>
+        <w:pStyle w:val="Normal"/>
+        <w:spacing w:before="120" w:after="0"/>
+        <w:ind w:hanging="357" w:left="714" w:right="0"/>
+        <w:jc w:val="center"/>
+        <w:rPr>
+          <w:lang w:val="pl-PL"/>
+        </w:rPr>
+      </w:pPr>
+      <w:r>
+        <w:rPr>
+          <w:lang w:val="pl-PL"/>
+        </w:rPr>
+      </w:r>
+    </w:p>
+    <w:p>
+      <w:pPr>
+        <w:pStyle w:val="Normal"/>
+        <w:spacing w:before="120" w:after="0"/>
+        <w:ind w:hanging="357" w:left="714" w:right="0"/>
+        <w:jc w:val="center"/>
+        <w:rPr>
+          <w:lang w:val="pl-PL"/>
+        </w:rPr>
+      </w:pPr>
+      <w:r>
+        <w:rPr>
+          <w:lang w:val="pl-PL"/>
+        </w:rPr>
+      </w:r>
+    </w:p>
+    <w:p>
+      <w:pPr>
+        <w:pStyle w:val="Normal"/>
+        <w:spacing w:before="120" w:after="0"/>
+        <w:ind w:hanging="357" w:left="714" w:right="0"/>
+        <w:jc w:val="center"/>
+        <w:rPr>
+          <w:lang w:val="pl-PL"/>
+        </w:rPr>
+      </w:pPr>
+      <w:r>
+        <w:rPr>
+          <w:lang w:val="pl-PL"/>
+        </w:rPr>
+      </w:r>
+    </w:p>
+    <w:p>
+      <w:pPr>
+        <w:pStyle w:val="Normal"/>
+        <w:spacing w:before="120" w:after="0"/>
+        <w:ind w:hanging="357" w:left="714" w:right="0"/>
+        <w:jc w:val="center"/>
+        <w:rPr>
+          <w:lang w:val="pl-PL"/>
+        </w:rPr>
+      </w:pPr>
+      <w:r>
+        <w:rPr>
+          <w:lang w:val="pl-PL"/>
+        </w:rPr>
+      </w:r>
+    </w:p>
+    <w:p>
+      <w:pPr>
+        <w:pStyle w:val="Normal"/>
+        <w:spacing w:before="120" w:after="0"/>
+        <w:ind w:hanging="357" w:left="714" w:right="0"/>
+        <w:jc w:val="center"/>
+        <w:rPr>
+          <w:lang w:val="pl-PL"/>
+        </w:rPr>
+      </w:pPr>
+      <w:r>
+        <w:rPr>
+          <w:lang w:val="pl-PL"/>
+        </w:rPr>
+      </w:r>
+    </w:p>
+    <w:p>
+      <w:pPr>
+        <w:pStyle w:val="Normal"/>
+        <w:spacing w:before="120" w:after="0"/>
+        <w:ind w:hanging="357" w:left="714" w:right="0"/>
+        <w:jc w:val="center"/>
+        <w:rPr>
+          <w:lang w:val="pl-PL"/>
+        </w:rPr>
+      </w:pPr>
+      <w:r>
+        <w:rPr>
+          <w:lang w:val="pl-PL"/>
+        </w:rPr>
       </w:r>
     </w:p>
     <w:p>
@@ -2348,7 +3103,7 @@
         <w:rPr/>
         <w:t xml:space="preserve"> instancje rankingowe są w katalogu  </w:t>
       </w:r>
-      <w:hyperlink r:id="rId10">
+      <w:hyperlink r:id="rId11">
         <w:r>
           <w:rPr>
             <w:rStyle w:val="Hyperlink"/>
@@ -2410,12 +3165,12 @@
           </w:tcPr>
           <w:p>
             <w:pPr>
-              <w:pStyle w:val="Nagwektabeliuser"/>
+              <w:pStyle w:val="Nagwektabeli"/>
               <w:rPr/>
             </w:pPr>
             <w:r>
               <w:rPr/>
-              <w:t>Instancja 1</w:t>
+              <w:t>m25</w:t>
             </w:r>
           </w:p>
         </w:tc>
@@ -2431,12 +3186,12 @@
           </w:tcPr>
           <w:p>
             <w:pPr>
-              <w:pStyle w:val="Nagwektabeliuser"/>
+              <w:pStyle w:val="Nagwektabeli"/>
               <w:rPr/>
             </w:pPr>
             <w:r>
               <w:rPr/>
-              <w:t>Wynik 1</w:t>
+              <w:t>3524</w:t>
             </w:r>
           </w:p>
         </w:tc>
@@ -2453,12 +3208,12 @@
           </w:tcPr>
           <w:p>
             <w:pPr>
-              <w:pStyle w:val="Nagwektabeliuser"/>
+              <w:pStyle w:val="Nagwektabeli"/>
               <w:rPr/>
             </w:pPr>
             <w:r>
               <w:rPr/>
-              <w:t>Instancja 2</w:t>
+              <w:t>m50</w:t>
             </w:r>
           </w:p>
         </w:tc>
@@ -2473,12 +3228,56 @@
           </w:tcPr>
           <w:p>
             <w:pPr>
-              <w:pStyle w:val="Nagwektabeliuser"/>
+              <w:pStyle w:val="Nagwektabeli"/>
               <w:rPr/>
             </w:pPr>
             <w:r>
               <w:rPr/>
-              <w:t>Wynik 2</w:t>
+              <w:t>166</w:t>
+            </w:r>
+          </w:p>
+        </w:tc>
+      </w:tr>
+      <w:tr>
+        <w:trPr>
+          <w:trHeight w:val="72" w:hRule="atLeast"/>
+        </w:trPr>
+        <w:tc>
+          <w:tcPr>
+            <w:tcW w:w="4321" w:type="dxa"/>
+            <w:tcBorders>
+              <w:left w:val="single" w:sz="2" w:space="0" w:color="000000"/>
+              <w:bottom w:val="single" w:sz="2" w:space="0" w:color="000000"/>
+            </w:tcBorders>
+          </w:tcPr>
+          <w:p>
+            <w:pPr>
+              <w:pStyle w:val="Nagwektabeli"/>
+              <w:rPr/>
+            </w:pPr>
+            <w:r>
+              <w:rPr/>
+              <w:t>m10n_200</w:t>
+            </w:r>
+          </w:p>
+        </w:tc>
+        <w:tc>
+          <w:tcPr>
+            <w:tcW w:w="4323" w:type="dxa"/>
+            <w:tcBorders>
+              <w:left w:val="single" w:sz="2" w:space="0" w:color="000000"/>
+              <w:bottom w:val="single" w:sz="2" w:space="0" w:color="000000"/>
+              <w:right w:val="single" w:sz="2" w:space="0" w:color="000000"/>
+            </w:tcBorders>
+          </w:tcPr>
+          <w:p>
+            <w:pPr>
+              <w:pStyle w:val="Nagwektabeli"/>
+              <w:rPr/>
+            </w:pPr>
+            <w:r>
+              <w:rPr/>
+              <w:t>11024</w:t>
             </w:r>
           </w:p>
         </w:tc>
@@ -2495,12 +3294,12 @@
           </w:tcPr>
           <w:p>
             <w:pPr>
-              <w:pStyle w:val="Nagwektabeliuser"/>
+              <w:pStyle w:val="Nagwektabeli"/>
               <w:rPr/>
             </w:pPr>
             <w:r>
               <w:rPr/>
-              <w:t>Instancja 3</w:t>
+              <w:t>m50n_200</w:t>
             </w:r>
           </w:p>
         </w:tc>
@@ -2515,12 +3314,12 @@
           </w:tcPr>
           <w:p>
             <w:pPr>
-              <w:pStyle w:val="Nagwektabeliuser"/>
+              <w:pStyle w:val="Nagwektabeli"/>
               <w:rPr/>
             </w:pPr>
             <w:r>
               <w:rPr/>
-              <w:t>Wynik 3</w:t>
+              <w:t>1036</w:t>
             </w:r>
           </w:p>
         </w:tc>
@@ -2537,12 +3336,12 @@
           </w:tcPr>
           <w:p>
             <w:pPr>
-              <w:pStyle w:val="Nagwektabeliuser"/>
+              <w:pStyle w:val="Nagwektabeli"/>
               <w:rPr/>
             </w:pPr>
             <w:r>
               <w:rPr/>
-              <w:t>Instancja 4</w:t>
+              <w:t>m50n_1000</w:t>
             </w:r>
           </w:p>
         </w:tc>
@@ -2557,54 +3356,12 @@
           </w:tcPr>
           <w:p>
             <w:pPr>
-              <w:pStyle w:val="Nagwektabeliuser"/>
+              <w:pStyle w:val="Nagwektabeli"/>
               <w:rPr/>
             </w:pPr>
             <w:r>
               <w:rPr/>
-              <w:t>Wynik 4</w:t>
-            </w:r>
-          </w:p>
-        </w:tc>
-      </w:tr>
-      <w:tr>
-        <w:trPr/>
-        <w:tc>
-          <w:tcPr>
-            <w:tcW w:w="4321" w:type="dxa"/>
-            <w:tcBorders>
-              <w:left w:val="single" w:sz="2" w:space="0" w:color="000000"/>
-              <w:bottom w:val="single" w:sz="2" w:space="0" w:color="000000"/>
-            </w:tcBorders>
-          </w:tcPr>
-          <w:p>
-            <w:pPr>
-              <w:pStyle w:val="Nagwektabeliuser"/>
-              <w:rPr/>
-            </w:pPr>
-            <w:r>
-              <w:rPr/>
-              <w:t>Instancja 5</w:t>
-            </w:r>
-          </w:p>
-        </w:tc>
-        <w:tc>
-          <w:tcPr>
-            <w:tcW w:w="4323" w:type="dxa"/>
-            <w:tcBorders>
-              <w:left w:val="single" w:sz="2" w:space="0" w:color="000000"/>
-              <w:bottom w:val="single" w:sz="2" w:space="0" w:color="000000"/>
-              <w:right w:val="single" w:sz="2" w:space="0" w:color="000000"/>
-            </w:tcBorders>
-          </w:tcPr>
-          <w:p>
-            <w:pPr>
-              <w:pStyle w:val="Nagwektabeliuser"/>
-              <w:rPr/>
-            </w:pPr>
-            <w:r>
-              <w:rPr/>
-              <w:t>Wynik 5</w:t>
+              <w:t>9912</w:t>
             </w:r>
           </w:p>
         </w:tc>
@@ -2637,7 +3394,7 @@
         <w:spacing w:before="120" w:after="0"/>
         <w:rPr/>
       </w:pPr>
-      <w:hyperlink r:id="rId11">
+      <w:hyperlink r:id="rId12">
         <w:r>
           <w:rPr>
             <w:rStyle w:val="Hyperlink"/>
@@ -2652,7 +3409,7 @@
         <w:spacing w:before="120" w:after="0"/>
         <w:rPr/>
       </w:pPr>
-      <w:hyperlink r:id="rId12">
+      <w:hyperlink r:id="rId13">
         <w:r>
           <w:rPr>
             <w:rStyle w:val="Hyperlink"/>
@@ -2667,7 +3424,7 @@
         <w:spacing w:before="120" w:after="0"/>
         <w:rPr/>
       </w:pPr>
-      <w:hyperlink r:id="rId13">
+      <w:hyperlink r:id="rId14">
         <w:r>
           <w:rPr>
             <w:rStyle w:val="Hyperlink"/>
@@ -2682,7 +3439,7 @@
         <w:spacing w:before="120" w:after="0"/>
         <w:rPr/>
       </w:pPr>
-      <w:hyperlink r:id="rId14">
+      <w:hyperlink r:id="rId15">
         <w:r>
           <w:rPr>
             <w:rStyle w:val="Hyperlink"/>
@@ -2697,7 +3454,7 @@
         <w:spacing w:before="120" w:after="0"/>
         <w:rPr/>
       </w:pPr>
-      <w:hyperlink r:id="rId15">
+      <w:hyperlink r:id="rId16">
         <w:r>
           <w:rPr>
             <w:rStyle w:val="Hyperlink"/>
@@ -2712,7 +3469,7 @@
         <w:spacing w:before="120" w:after="0"/>
         <w:rPr/>
       </w:pPr>
-      <w:hyperlink r:id="rId16">
+      <w:hyperlink r:id="rId17">
         <w:r>
           <w:rPr>
             <w:rStyle w:val="Hyperlink"/>
@@ -2732,9 +3489,9 @@
       </w:r>
     </w:p>
     <w:sectPr>
-      <w:headerReference w:type="even" r:id="rId17"/>
-      <w:headerReference w:type="default" r:id="rId18"/>
-      <w:headerReference w:type="first" r:id="rId19"/>
+      <w:headerReference w:type="even" r:id="rId18"/>
+      <w:headerReference w:type="default" r:id="rId19"/>
+      <w:headerReference w:type="first" r:id="rId20"/>
       <w:type w:val="nextPage"/>
       <w:pgSz w:w="12240" w:h="15840"/>
       <w:pgMar w:left="1800" w:right="1800" w:gutter="0" w:header="1440" w:top="1999" w:footer="0" w:bottom="1440"/>
@@ -2823,6 +3580,7 @@
         </w:tabs>
         <w:ind w:left="1080" w:hanging="360"/>
       </w:pPr>
+      <w:rPr/>
     </w:lvl>
     <w:lvl w:ilvl="2">
       <w:start w:val="1"/>
@@ -2835,6 +3593,7 @@
         </w:tabs>
         <w:ind w:left="1440" w:hanging="360"/>
       </w:pPr>
+      <w:rPr/>
     </w:lvl>
     <w:lvl w:ilvl="3">
       <w:start w:val="1"/>
@@ -2847,6 +3606,7 @@
         </w:tabs>
         <w:ind w:left="1800" w:hanging="360"/>
       </w:pPr>
+      <w:rPr/>
     </w:lvl>
     <w:lvl w:ilvl="4">
       <w:start w:val="1"/>
@@ -2859,6 +3619,7 @@
         </w:tabs>
         <w:ind w:left="2160" w:hanging="360"/>
       </w:pPr>
+      <w:rPr/>
     </w:lvl>
     <w:lvl w:ilvl="5">
       <w:start w:val="1"/>
@@ -2871,6 +3632,7 @@
         </w:tabs>
         <w:ind w:left="2520" w:hanging="360"/>
       </w:pPr>
+      <w:rPr/>
     </w:lvl>
     <w:lvl w:ilvl="6">
       <w:start w:val="1"/>
@@ -2883,6 +3645,7 @@
         </w:tabs>
         <w:ind w:left="2880" w:hanging="360"/>
       </w:pPr>
+      <w:rPr/>
     </w:lvl>
     <w:lvl w:ilvl="7">
       <w:start w:val="1"/>
@@ -2895,6 +3658,7 @@
         </w:tabs>
         <w:ind w:left="3240" w:hanging="360"/>
       </w:pPr>
+      <w:rPr/>
     </w:lvl>
     <w:lvl w:ilvl="8">
       <w:start w:val="1"/>
@@ -2907,6 +3671,7 @@
         </w:tabs>
         <w:ind w:left="3600" w:hanging="360"/>
       </w:pPr>
+      <w:rPr/>
     </w:lvl>
   </w:abstractNum>
   <w:abstractNum w:abstractNumId="2">
@@ -2939,6 +3704,7 @@
         </w:tabs>
         <w:ind w:left="1080" w:hanging="360"/>
       </w:pPr>
+      <w:rPr/>
     </w:lvl>
     <w:lvl w:ilvl="2">
       <w:start w:val="1"/>
@@ -2951,6 +3717,7 @@
         </w:tabs>
         <w:ind w:left="1440" w:hanging="360"/>
       </w:pPr>
+      <w:rPr/>
     </w:lvl>
     <w:lvl w:ilvl="3">
       <w:start w:val="1"/>
@@ -2963,6 +3730,7 @@
         </w:tabs>
         <w:ind w:left="1800" w:hanging="360"/>
       </w:pPr>
+      <w:rPr/>
     </w:lvl>
     <w:lvl w:ilvl="4">
       <w:start w:val="1"/>
@@ -2975,6 +3743,7 @@
         </w:tabs>
         <w:ind w:left="2160" w:hanging="360"/>
       </w:pPr>
+      <w:rPr/>
     </w:lvl>
     <w:lvl w:ilvl="5">
       <w:start w:val="1"/>
@@ -2987,6 +3756,7 @@
         </w:tabs>
         <w:ind w:left="2520" w:hanging="360"/>
       </w:pPr>
+      <w:rPr/>
     </w:lvl>
     <w:lvl w:ilvl="6">
       <w:start w:val="1"/>
@@ -2999,6 +3769,7 @@
         </w:tabs>
         <w:ind w:left="2880" w:hanging="360"/>
       </w:pPr>
+      <w:rPr/>
     </w:lvl>
     <w:lvl w:ilvl="7">
       <w:start w:val="1"/>
@@ -3011,6 +3782,7 @@
         </w:tabs>
         <w:ind w:left="3240" w:hanging="360"/>
       </w:pPr>
+      <w:rPr/>
     </w:lvl>
     <w:lvl w:ilvl="8">
       <w:start w:val="1"/>
@@ -3023,6 +3795,7 @@
         </w:tabs>
         <w:ind w:left="3600" w:hanging="360"/>
       </w:pPr>
+      <w:rPr/>
     </w:lvl>
   </w:abstractNum>
   <w:abstractNum w:abstractNumId="3">
@@ -3592,8 +4365,8 @@
     <w:qFormat/>
     <w:rPr/>
   </w:style>
-  <w:style w:type="character" w:styleId="Znakinumeracjiuser">
-    <w:name w:val="Znaki numeracji (user)"/>
+  <w:style w:type="character" w:styleId="Znakinumeracji">
+    <w:name w:val="Znaki numeracji"/>
     <w:qFormat/>
     <w:rPr/>
   </w:style>
@@ -3623,7 +4396,7 @@
       <w:spacing w:before="240" w:after="120"/>
     </w:pPr>
     <w:rPr>
-      <w:rFonts w:ascii="Liberation Sans" w:hAnsi="Liberation Sans" w:eastAsia="Microsoft YaHei" w:cs="Arial"/>
+      <w:rFonts w:ascii="Liberation Sans;Arial" w:hAnsi="Liberation Sans;Arial" w:eastAsia="Microsoft YaHei" w:cs="Arial"/>
       <w:sz w:val="28"/>
       <w:szCs w:val="28"/>
     </w:rPr>
@@ -3668,7 +4441,7 @@
       <w:suppressLineNumbers/>
     </w:pPr>
     <w:rPr>
-      <w:rFonts w:cs="Arial"/>
+      <w:rFonts w:cs="Lucida Sans"/>
     </w:rPr>
   </w:style>
   <w:style w:type="paragraph" w:styleId="Nagwekuser">
@@ -3681,7 +4454,7 @@
       <w:spacing w:before="240" w:after="120"/>
     </w:pPr>
     <w:rPr>
-      <w:rFonts w:ascii="Liberation Sans;Arial" w:hAnsi="Liberation Sans;Arial" w:eastAsia="Microsoft YaHei" w:cs="Arial"/>
+      <w:rFonts w:ascii="Liberation Sans" w:hAnsi="Liberation Sans" w:eastAsia="Microsoft YaHei" w:cs="Arial"/>
       <w:sz w:val="28"/>
       <w:szCs w:val="28"/>
     </w:rPr>
@@ -3694,7 +4467,7 @@
       <w:suppressLineNumbers/>
     </w:pPr>
     <w:rPr>
-      <w:rFonts w:cs="Lucida Sans"/>
+      <w:rFonts w:cs="Arial"/>
     </w:rPr>
   </w:style>
   <w:style w:type="paragraph" w:styleId="caption1">
@@ -3744,8 +4517,8 @@
       <w:szCs w:val="24"/>
     </w:rPr>
   </w:style>
-  <w:style w:type="paragraph" w:styleId="Tekstwstpniesformatowanyuser">
-    <w:name w:val="Tekst wstępnie sformatowany (user)"/>
+  <w:style w:type="paragraph" w:styleId="Tekstwstpniesformatowany">
+    <w:name w:val="Tekst wstępnie sformatowany"/>
     <w:basedOn w:val="Normal"/>
     <w:qFormat/>
     <w:pPr>
@@ -3757,8 +4530,8 @@
       <w:szCs w:val="20"/>
     </w:rPr>
   </w:style>
-  <w:style w:type="paragraph" w:styleId="Zawartotabeliuser">
-    <w:name w:val="Zawartość tabeli (user)"/>
+  <w:style w:type="paragraph" w:styleId="Zawartotabeli">
+    <w:name w:val="Zawartość tabeli"/>
     <w:basedOn w:val="Normal"/>
     <w:qFormat/>
     <w:pPr>
@@ -3766,9 +4539,9 @@
     </w:pPr>
     <w:rPr/>
   </w:style>
-  <w:style w:type="paragraph" w:styleId="Nagwektabeliuser">
-    <w:name w:val="Nagłówek tabeli (user)"/>
-    <w:basedOn w:val="Zawartotabeliuser"/>
+  <w:style w:type="paragraph" w:styleId="Nagwektabeli">
+    <w:name w:val="Nagłówek tabeli"/>
+    <w:basedOn w:val="Zawartotabeli"/>
     <w:qFormat/>
     <w:pPr>
       <w:suppressLineNumbers/>
@@ -3779,8 +4552,8 @@
       <w:bCs/>
     </w:rPr>
   </w:style>
-  <w:style w:type="paragraph" w:styleId="Gwkaistopkauser">
-    <w:name w:val="Główka i stopka (user)"/>
+  <w:style w:type="paragraph" w:styleId="Gwkaistopka">
+    <w:name w:val="Główka i stopka"/>
     <w:basedOn w:val="Normal"/>
     <w:qFormat/>
     <w:pPr>
@@ -3793,8 +4566,8 @@
     </w:pPr>
     <w:rPr/>
   </w:style>
-  <w:style w:type="paragraph" w:styleId="Gwkaistopka">
-    <w:name w:val="Główka i stopka"/>
+  <w:style w:type="paragraph" w:styleId="Gwkaistopkauser">
+    <w:name w:val="Główka i stopka (user)"/>
     <w:basedOn w:val="Normal"/>
     <w:qFormat/>
     <w:pPr/>
@@ -3815,9 +4588,19 @@
   </w:style>
   <w:style w:type="paragraph" w:styleId="Footer">
     <w:name w:val="footer"/>
-    <w:basedOn w:val="Gwkaistopkauser"/>
+    <w:basedOn w:val="Gwkaistopka"/>
     <w:pPr>
       <w:suppressLineNumbers/>
+    </w:pPr>
+    <w:rPr/>
+  </w:style>
+  <w:style w:type="paragraph" w:styleId="Cytatblokowy">
+    <w:name w:val="Cytat blokowy"/>
+    <w:basedOn w:val="Normal"/>
+    <w:qFormat/>
+    <w:pPr>
+      <w:spacing w:before="0" w:after="283"/>
+      <w:ind w:hanging="0" w:left="567" w:right="567"/>
     </w:pPr>
     <w:rPr/>
   </w:style>
